--- a/paper/main_scopus — копия.docx
+++ b/paper/main_scopus — копия.docx
@@ -18,6 +18,8 @@
       <w:r>
         <w:rPr>
           <w:color w:val="000000" w:themeColor="text1"/>
+          <w:noProof/>
+          <w:lang w:val="en-US" w:eastAsia="en-US"/>
         </w:rPr>
         <w:t>A Comparative Study of Machine Learning, Deep Learning, and Foundation Models for Short-Term Electricity Load Forecasting</w:t>
       </w:r>
@@ -41,6 +43,7 @@
       <w:r>
         <w:rPr>
           <w:noProof/>
+          <w:lang w:val="en-US" w:eastAsia="en-US"/>
         </w:rPr>
         <w:t>Abstract — Short-term electricity load forecasting is a key task for smart-grid operation, industrial energy management, and predictive planning. This paper presents a reproducible comparative study of classical, machine-learning, deep-learning, and foundation-model approaches for hourly load forecasting. The benchmark includes SeasonalNaive, SARIMA, XGBoost, DLinear, PatchTST, iTransformer, Chronos-Bolt-Small, and TimesFM 2.5. The primary dataset is ECL with aggregate electricity load as the target; ETTh1/HUFL is used as a secondary industrial benchmark. Experiments cover 24-, 96-, and 168-hour horizons with a 336-hour context window. Results show that XGBoost and zero-shot foundation models form the leading group on ECL, while DLinear and Chronos-Bolt dominate different horizons on ETTh1/HUFL. The study also evaluates latency and statistical significance, showing that foundation models are practical cold-start tools but do not universally replace strong supervised and classical baselines.</w:t>
       </w:r>
@@ -52,6 +55,7 @@
       <w:r>
         <w:rPr>
           <w:noProof/>
+          <w:lang w:val="en-US" w:eastAsia="en-US"/>
         </w:rPr>
         <w:t>Keywords — short-term load forecasting, smart grid, time series, SARIMA, XGBoost, deep learning, foundation models, Chronos, TimesFM</w:t>
       </w:r>
@@ -61,6 +65,10 @@
         <w:pStyle w:val="1"/>
       </w:pPr>
       <w:r>
+        <w:rPr>
+          <w:noProof/>
+          <w:lang w:val="en-US" w:eastAsia="en-US"/>
+        </w:rPr>
         <w:t>Introduction</w:t>
       </w:r>
     </w:p>
@@ -71,8 +79,9 @@
       <w:r>
         <w:rPr>
           <w:noProof/>
+          <w:lang w:val="en-US" w:eastAsia="en-US"/>
         </w:rPr>
-        <w:t>Short-term electricity load forecasting (STLF) supports dispatch planning, balancing, tariff-aware operation, maintenance planning, and anomaly-aware industrial energy management. Forecasting errors directly affect operational cost, reserve scheduling, and the reliability of downstream decision-support systems.</w:t>
+        <w:t>Short-term electricity load forecasting (STLF) supports dispatch planning, balancing, tariff-aware operation, maintenance planning, and anomaly-aware industrial energy management. Forecasting errors directly affect operational cost, reserve scheduling, and the reliability of downstream decision-support systems. This role is consistent with the broader load-forecasting literature, where accurate point and probabilistic forecasts are treated as core inputs for smart-grid planning and operation [1].</w:t>
       </w:r>
     </w:p>
     <w:p>
@@ -82,8 +91,9 @@
       <w:r>
         <w:rPr>
           <w:noProof/>
+          <w:lang w:val="en-US" w:eastAsia="en-US"/>
         </w:rPr>
-        <w:t>Modern energy systems generate large volumes of hourly and sub-hourly measurements. This makes it possible to train data-driven forecasting models, but it also creates a methodological problem: increasingly complex neural and foundation models must be compared against strong, transparent, and inexpensive baselines.</w:t>
+        <w:t>Modern energy systems generate large volumes of hourly and sub-hourly measurements. This makes it possible to train data-driven forecasting models, but it also creates a methodological problem: increasingly complex neural and foundation models must be compared against strong, transparent, and inexpensive baselines. Earlier residential and building-load studies showed that recurrent and deep neural models can improve forecasting accuracy under suitable data conditions [2]–[4], but they do not remove the need for classical statistical controls.</w:t>
       </w:r>
     </w:p>
     <w:p>
@@ -93,8 +103,9 @@
       <w:r>
         <w:rPr>
           <w:noProof/>
+          <w:lang w:val="en-US" w:eastAsia="en-US"/>
         </w:rPr>
-        <w:t>This paper presents a reproducible benchmark that compares classical statistical models, machine-learning methods, deep-learning architectures, and time-series foundation models under the same chronological evaluation protocol.</w:t>
+        <w:t>This paper presents a reproducible benchmark that compares classical statistical models, machine-learning methods, deep-learning architectures, and time-series foundation models under the same chronological evaluation protocol. The comparison is deliberately pragmatic: the goal is not to declare a universally best model, but to identify where classical SARIMA, feature-based boosting, compact neural models, and zero-shot foundation models are operationally useful.</w:t>
       </w:r>
     </w:p>
     <w:p>
@@ -102,6 +113,10 @@
         <w:pStyle w:val="1"/>
       </w:pPr>
       <w:r>
+        <w:rPr>
+          <w:noProof/>
+          <w:lang w:val="en-US" w:eastAsia="en-US"/>
+        </w:rPr>
         <w:t>Related Work</w:t>
       </w:r>
     </w:p>
@@ -112,8 +127,9 @@
       <w:r>
         <w:rPr>
           <w:noProof/>
+          <w:lang w:val="en-US" w:eastAsia="en-US"/>
         </w:rPr>
-        <w:t>Classical ARIMA-family models remain widely used in industrial forecasting because they are interpretable, computationally inexpensive, and well understood. Seasonal naive models form a necessary reference for load forecasting studies with strong daily or weekly seasonality.</w:t>
+        <w:t>Classical ARIMA-family models remain widely used in industrial forecasting because they are interpretable, computationally inexpensive, and well understood. Their use follows the Box-Jenkins forecasting tradition [5], while modern automatic order-selection procedures and forecasting textbooks provide practical guidance for seasonal model identification and validation [6], [7]. Seasonal naive models are even simpler, but they form a necessary reference for load forecasting studies with strong daily or weekly seasonality.</w:t>
       </w:r>
     </w:p>
     <w:p>
@@ -123,32 +139,32 @@
       <w:r>
         <w:rPr>
           <w:noProof/>
+          <w:lang w:val="en-US" w:eastAsia="en-US"/>
         </w:rPr>
-        <w:t xml:space="preserve">Gradient-boosted decision trees are a strong machine-learning baseline for energy forecasting. Deep-learning models, including linear neural baselines and transformer-based </w:t>
+        <w:t>Gradient-boosted decision trees are a strong machine-learning baseline for energy forecasting. XGBoost is particularly attractive because it combines nonlinear feature interactions, regularization, and fast training on tabular lag features [9]. Deep-learning models, including LSTM networks [10], attention-based architectures [11], and long-horizon transformer variants such as Informer, Autoformer, and FEDformer [12]–[14], are attractive for long-horizon forecasting but often require careful tuning and sufficient data.</w:t>
       </w:r>
+    </w:p>
+    <w:p>
+      <w:pPr>
+        <w:pStyle w:val="a3"/>
+      </w:pPr>
       <w:r>
         <w:rPr>
           <w:noProof/>
+          <w:lang w:val="en-US" w:eastAsia="en-US"/>
         </w:rPr>
-        <w:t>architectures, are attractive for long-horizon forecasting but often require careful tuning and sufficient data.</w:t>
+        <w:t>Recent time-series foundation models introduce forecasting without task-specific training. TimesFM, Chronos, MOMENT, Moirai, and Lag-Llama represent a shift from dataset-specific supervised fitting towards pretrained sequence models for generic time-series prediction [20]–[24]. This is useful for cold-start settings, but public benchmark contamination must be acknowledged because ECL and ETT are widely used datasets and may have influenced model development.</w:t>
       </w:r>
     </w:p>
     <w:p>
       <w:pPr>
-        <w:pStyle w:val="a3"/>
+        <w:pStyle w:val="1"/>
       </w:pPr>
       <w:r>
         <w:rPr>
           <w:noProof/>
+          <w:lang w:val="en-US" w:eastAsia="en-US"/>
         </w:rPr>
-        <w:t>Recent time-series foundation models, including Chronos and TimesFM, introduce forecasting without task-specific training. This is useful for cold-start settings, but public benchmark contamination must be acknowledged.</w:t>
-      </w:r>
-    </w:p>
-    <w:p>
-      <w:pPr>
-        <w:pStyle w:val="1"/>
-      </w:pPr>
-      <w:r>
         <w:t>Materials and Methods</w:t>
       </w:r>
     </w:p>
@@ -157,7 +173,11 @@
         <w:pStyle w:val="a3"/>
       </w:pPr>
       <w:r>
-        <w:t>The benchmark is formulated as a univariate rolling-origin forecasting task. Given a context window of L=336 hourly observations, each model produces a multi-step point forecast for the next H values, where H ∈ {24, 96, 168}. All trained models minimize the mean squared error between the prediction and the observed target on the training split, and all metrics are reported on the held-out test split in the original target scale after inverse standardization.</w:t>
+        <w:rPr>
+          <w:noProof/>
+          <w:lang w:val="en-US" w:eastAsia="en-US"/>
+        </w:rPr>
+        <w:t>The benchmark is formulated as a univariate rolling-origin forecasting task. Given a context window of L=336 hourly observations, each model produces a multi-step point forecast for the next H values, where H ∈ {24, 96, 168}. Rolling-origin evaluation is used because it matches the operational setting in which a forecaster repeatedly receives a historical context and predicts a fixed future horizon. All trained models are evaluated on a held-out chronological test split in the original target scale after inverse standardization.</w:t>
       </w:r>
     </w:p>
     <w:p>
@@ -412,7 +432,11 @@
         <w:pStyle w:val="a3"/>
       </w:pPr>
       <w:r>
-        <w:t>The primary dataset is ECL (Electricity Consuming Load), aggregated across 321 clients at hourly resolution; the target is the aggregate load. The secondary dataset is ETTh1, where HUFL is used as the load target; the OT variable is oil temperature and is intentionally not interpreted as electricity load. ECL is split chronologically into 70% training, 10% validation, and 20% test. ETTh1 follows the standard 12 / 4 / 4 month chronological split. Standardization is fit only on the training split to avoid leakage, and predictions are inverse-transformed before metric computation.</w:t>
+        <w:rPr>
+          <w:noProof/>
+          <w:lang w:val="en-US" w:eastAsia="en-US"/>
+        </w:rPr>
+        <w:t>The primary dataset is ECL (Electricity Consuming Load), aggregated across 321 clients at hourly resolution; the target is aggregate electricity load. The secondary dataset is ETTh1, where HUFL is used as the load-related target variable. The OT variable in ETTh1 is oil temperature and is therefore not interpreted as electricity load. Both datasets are common public benchmarks for long- and short-term time-series forecasting [25], which supports reproducibility but also requires a cautious interpretation of zero-shot foundation-model results.</w:t>
       </w:r>
     </w:p>
     <w:p>
@@ -420,39 +444,11 @@
         <w:pStyle w:val="a3"/>
       </w:pPr>
       <w:r>
-        <w:t xml:space="preserve">Two classical baselines are included. </w:t>
-      </w:r>
-      <w:proofErr w:type="spellStart"/>
-      <w:r>
-        <w:t>SeasonalNaive</w:t>
-      </w:r>
-      <w:proofErr w:type="spellEnd"/>
-      <w:r>
-        <w:t xml:space="preserve"> repeats the most recent daily seasonal pattern. SARIMA performs an </w:t>
-      </w:r>
-      <w:proofErr w:type="spellStart"/>
-      <w:r>
-        <w:t>AICc</w:t>
-      </w:r>
-      <w:proofErr w:type="spellEnd"/>
-      <w:r>
-        <w:t>-based grid search on the training split over (p, d, q) ∈ {(1,1,1), (2,1,1), (1,1,2), (2,1,2)} with seasonal orders (P, D, Q)₂₄ ∈ {(1,1,1), (2,1,1), (1,1,2)}; the lowest-</w:t>
-      </w:r>
-      <w:proofErr w:type="spellStart"/>
-      <w:r>
-        <w:t>AICc</w:t>
-      </w:r>
-      <w:proofErr w:type="spellEnd"/>
-      <w:r>
-        <w:t xml:space="preserve"> configuration is then reused on every test window via state filtering on the new context, yielding a fast and well-defined classical reference rather than an expensive per-origin </w:t>
-      </w:r>
-      <w:proofErr w:type="spellStart"/>
-      <w:r>
-        <w:t>AutoARIMA</w:t>
-      </w:r>
-      <w:proofErr w:type="spellEnd"/>
-      <w:r>
-        <w:t xml:space="preserve"> search.</w:t>
+        <w:rPr>
+          <w:noProof/>
+          <w:lang w:val="en-US" w:eastAsia="en-US"/>
+        </w:rPr>
+        <w:t>Two classical baselines are included. SeasonalNaive repeats the most recent daily seasonal pattern and provides a deliberately simple seasonality reference. SARIMA performs an AICc-based grid search on the training split over candidate non-seasonal and seasonal orders; the selected configuration is then reused on every test window via state filtering on the new context. This follows established ARIMA forecasting methodology [5]–[7] and uses the statistical forecasting tooling reported in [27], with Python econometric infrastructure consistent with [28].</w:t>
       </w:r>
     </w:p>
     <w:p>
@@ -1189,45 +1185,12 @@
       <w:pPr>
         <w:pStyle w:val="a3"/>
       </w:pPr>
-      <w:proofErr w:type="spellStart"/>
       <w:r>
-        <w:t>XGBoost</w:t>
-      </w:r>
-      <w:proofErr w:type="spellEnd"/>
-      <w:r>
-        <w:t xml:space="preserve"> is trained as a direct multi-output regressor with one estimator per forecast step. Features comprise lag-1, lag-24, lag-168 values of the target; rolling means over 24 and 168 hours; and cyclic calendar encodings for hour-of-day, day-of-week, and month. </w:t>
-      </w:r>
-      <w:proofErr w:type="spellStart"/>
-      <w:r>
-        <w:t>DLinear</w:t>
-      </w:r>
-      <w:proofErr w:type="spellEnd"/>
-      <w:r>
-        <w:t xml:space="preserve">, </w:t>
-      </w:r>
-      <w:proofErr w:type="spellStart"/>
-      <w:r>
-        <w:t>PatchTST</w:t>
-      </w:r>
-      <w:proofErr w:type="spellEnd"/>
-      <w:r>
-        <w:t xml:space="preserve">, and </w:t>
-      </w:r>
-      <w:proofErr w:type="spellStart"/>
-      <w:r>
-        <w:t>iTransformer</w:t>
-      </w:r>
-      <w:proofErr w:type="spellEnd"/>
-      <w:r>
-        <w:t xml:space="preserve"> are trained through </w:t>
-      </w:r>
-      <w:proofErr w:type="spellStart"/>
-      <w:r>
-        <w:t>NeuralForecast</w:t>
-      </w:r>
-      <w:proofErr w:type="spellEnd"/>
-      <w:r>
-        <w:t xml:space="preserve"> in the same target-only setting, with a short validation-only learning-rate sweep over {1e-3, 5e-4} and early stopping by validation MAE. Although the train, validation, and test segments are concatenated to construct rolling windows, each window is predicted using only past observations, so no future information leaks into training.</w:t>
+        <w:rPr>
+          <w:noProof/>
+          <w:lang w:val="en-US" w:eastAsia="en-US"/>
+        </w:rPr>
+        <w:t>XGBoost is trained as a direct multi-output regressor with one estimator per forecast step. Features comprise lag-1, lag-24, and lag-168 values of the target; rolling means over 24 and 168 hours; and cyclic calendar encodings for hour-of-day, day-of-week, and month. This design follows the common tabular forecasting strategy of exposing seasonal structure through engineered lag features while letting gradient boosting model nonlinear interactions [9]. DLinear, PatchTST, and iTransformer are trained through NeuralForecast [26], which provides a consistent interface for the neural architectures evaluated in [15]–[18].</w:t>
       </w:r>
     </w:p>
     <w:p>
@@ -1235,16 +1198,11 @@
         <w:pStyle w:val="a3"/>
       </w:pPr>
       <w:r>
-        <w:lastRenderedPageBreak/>
-        <w:t xml:space="preserve">Two time-series foundation models are evaluated in zero-shot mode without task-specific training: Chronos-Bolt-Small (47.7 M parameters) and </w:t>
-      </w:r>
-      <w:proofErr w:type="spellStart"/>
-      <w:r>
-        <w:t>TimesFM</w:t>
-      </w:r>
-      <w:proofErr w:type="spellEnd"/>
-      <w:r>
-        <w:t xml:space="preserve"> 2.5 (≈200 M parameters). Both are conditioned on the same L=336 context as the trained models to keep the comparison fair. We deliberately do not claim guaranteed dataset-unseen generalization: ECL and ETT are public benchmarks and may overlap with pretraining corpora used during foundation-model development.</w:t>
+        <w:rPr>
+          <w:noProof/>
+          <w:lang w:val="en-US" w:eastAsia="en-US"/>
+        </w:rPr>
+        <w:t>Two time-series foundation models are evaluated in zero-shot mode without task-specific training: Chronos-Bolt-Small and TimesFM 2.5. Both are conditioned on the same L=336 context as the trained models to keep the comparison protocol aligned. TimesFM and Chronos are representative of the recent decoder-only and tokenized foundation model direction [20], [21], while MOMENT, Moirai, and Lag-Llama show that this research line is rapidly expanding beyond a single model family [22]–[24].</w:t>
       </w:r>
     </w:p>
     <w:p>
@@ -1252,23 +1210,11 @@
         <w:pStyle w:val="a3"/>
       </w:pPr>
       <w:r>
-        <w:t>Accuracy is measured with mean absolute error (MAE), root mean squared error (RMSE), symmetric mean absolute percentage error (</w:t>
-      </w:r>
-      <w:proofErr w:type="spellStart"/>
-      <w:r>
-        <w:t>sMAPE</w:t>
-      </w:r>
-      <w:proofErr w:type="spellEnd"/>
-      <w:r>
-        <w:t>), and weighted mean absolute percentage error (</w:t>
-      </w:r>
-      <w:proofErr w:type="spellStart"/>
-      <w:r>
-        <w:t>wMAPE</w:t>
-      </w:r>
-      <w:proofErr w:type="spellEnd"/>
-      <w:r>
-        <w:t>). MSE is omitted from the tables because it is redundant with RMSE. Efficiency is reported as training time, single-window inference latency at batch size 1 (averaged over a warm-up plus 20 repeats), trainable parameter count, and peak GPU memory.</w:t>
+        <w:rPr>
+          <w:noProof/>
+          <w:lang w:val="en-US" w:eastAsia="en-US"/>
+        </w:rPr>
+        <w:t>Accuracy is measured with mean absolute error (MAE), root mean squared error (RMSE), symmetric mean absolute percentage error (sMAPE), and weighted mean absolute percentage error (wMAPE). These metrics are reported together because scale-dependent absolute errors are useful for operational interpretation, while percentage-style measures help compare behavior across targets with different magnitudes [6]. Efficiency is reported as training time, single-window inference latency at batch size 1, trainable parameter count, and peak GPU memory.</w:t>
       </w:r>
     </w:p>
     <w:p>
@@ -2303,58 +2249,11 @@
         <w:ind w:firstLine="0"/>
       </w:pPr>
       <w:r>
-        <w:tab/>
-      </w:r>
-      <w:r>
-        <w:t>Stochastically initialized models (</w:t>
-      </w:r>
-      <w:proofErr w:type="spellStart"/>
-      <w:r>
-        <w:t>XGBoost</w:t>
-      </w:r>
-      <w:proofErr w:type="spellEnd"/>
-      <w:r>
-        <w:t xml:space="preserve">, </w:t>
-      </w:r>
-      <w:proofErr w:type="spellStart"/>
-      <w:r>
-        <w:t>DLinear</w:t>
-      </w:r>
-      <w:proofErr w:type="spellEnd"/>
-      <w:r>
-        <w:t xml:space="preserve">, </w:t>
-      </w:r>
-      <w:proofErr w:type="spellStart"/>
-      <w:r>
-        <w:t>PatchTST</w:t>
-      </w:r>
-      <w:proofErr w:type="spellEnd"/>
-      <w:r>
-        <w:t xml:space="preserve">, </w:t>
-      </w:r>
-      <w:proofErr w:type="spellStart"/>
-      <w:r>
-        <w:t>iTransformer</w:t>
-      </w:r>
-      <w:proofErr w:type="spellEnd"/>
-      <w:r>
-        <w:t>) are evaluated across five seeds {42, 43, 44, 45, 46} and reported as mean ± standard deviation. Deterministic models (</w:t>
-      </w:r>
-      <w:proofErr w:type="spellStart"/>
-      <w:r>
-        <w:t>SeasonalNaive</w:t>
-      </w:r>
-      <w:proofErr w:type="spellEnd"/>
-      <w:r>
-        <w:t xml:space="preserve">, SARIMA, Chronos-Bolt, </w:t>
-      </w:r>
-      <w:proofErr w:type="spellStart"/>
-      <w:r>
-        <w:t>TimesFM</w:t>
-      </w:r>
-      <w:proofErr w:type="spellEnd"/>
-      <w:r>
-        <w:t>) are evaluated once and have a standard deviation of zero by construction. Statistical comparisons use the Diebold-Mariano test on per-window absolute errors, with the squared-error loss differential, between the top two models by MAE for each (dataset, horizon) pair at seed 42.</w:t>
+        <w:rPr>
+          <w:noProof/>
+          <w:lang w:val="en-US" w:eastAsia="en-US"/>
+        </w:rPr>
+        <w:t>Stochastically initialized models (XGBoost, DLinear, PatchTST, and iTransformer) are evaluated across five seeds {42, 43, 44, 45, 46} and reported as mean ± standard deviation. Deterministic models (SeasonalNaive, SARIMA, Chronos-Bolt, and TimesFM) are evaluated once and have a standard deviation of zero by construction. Statistical comparisons use the Diebold-Mariano test on per-window absolute errors, which is the standard test for comparing predictive accuracy between competing forecasts [8].</w:t>
       </w:r>
     </w:p>
     <w:p>
@@ -2362,6 +2261,10 @@
         <w:pStyle w:val="1"/>
       </w:pPr>
       <w:r>
+        <w:rPr>
+          <w:noProof/>
+          <w:lang w:val="en-US" w:eastAsia="en-US"/>
+        </w:rPr>
         <w:t>Results</w:t>
       </w:r>
     </w:p>
@@ -2372,6 +2275,7 @@
       <w:r>
         <w:rPr>
           <w:noProof/>
+          <w:lang w:val="en-US" w:eastAsia="en-US"/>
         </w:rPr>
         <w:t>Figure 1 summarizes the execution pipeline. The pipeline covers data validation, chronological splitting, leakage-safe preprocessing, model execution, metric calculation, statistical tests, and paper-ready artifact generation.</w:t>
       </w:r>
@@ -2384,10 +2288,11 @@
       <w:r>
         <w:rPr>
           <w:noProof/>
+          <w:lang w:val="en-US" w:eastAsia="en-US"/>
         </w:rPr>
         <w:drawing>
           <wp:inline distT="0" distB="0" distL="0" distR="0" wp14:anchorId="602EB0AD" wp14:editId="7A3CC991">
-            <wp:extent cx="2813349" cy="3331597"/>
+            <wp:extent cx="2999232" cy="2841377"/>
             <wp:effectExtent l="0" t="0" r="6350" b="2540"/>
             <wp:docPr id="113" name="fig1_methodology.png"/>
             <wp:cNvGraphicFramePr>
@@ -2409,7 +2314,7 @@
                   <pic:spPr>
                     <a:xfrm>
                       <a:off x="0" y="0"/>
-                      <a:ext cx="2817648" cy="3336688"/>
+                      <a:ext cx="2999232" cy="2841377"/>
                     </a:xfrm>
                     <a:prstGeom prst="rect">
                       <a:avLst/>
@@ -2427,6 +2332,10 @@
         <w:pStyle w:val="figurecaption"/>
       </w:pPr>
       <w:r>
+        <w:rPr>
+          <w:noProof/>
+          <w:lang w:val="en-US" w:eastAsia="en-US"/>
+        </w:rPr>
         <w:t>Experimental pipeline used for the benchmark.</w:t>
       </w:r>
     </w:p>
@@ -2437,8 +2346,9 @@
       <w:r>
         <w:rPr>
           <w:noProof/>
+          <w:lang w:val="en-US" w:eastAsia="en-US"/>
         </w:rPr>
-        <w:t>On ECL, the top group consists of TimesFM, Chronos-Bolt, and XGBoost. Their differences are small across all horizons. TimesFM is marginally best at H=24, while XGBoost is marginally best at H=96 and H=168. SARIMA remains close to this leading group.</w:t>
+        <w:t>On ECL, the top group consists of TimesFM, Chronos-Bolt, and XGBoost. Their differences are small across all horizons. TimesFM is marginally best at H=24, while XGBoost is marginally best at H=96 and H=168. This confirms that feature-based boosting remains a difficult baseline to beat on aggregate load data when informative lag and calendar features are available [9]. SARIMA remains close to the leading group, which is important because it achieves competitive accuracy without deep representation learning.</w:t>
       </w:r>
     </w:p>
     <w:p>
@@ -2449,6 +2359,7 @@
       <w:r>
         <w:rPr>
           <w:noProof/>
+          <w:lang w:val="en-US" w:eastAsia="en-US"/>
         </w:rPr>
         <w:drawing>
           <wp:inline distT="0" distB="0" distL="0" distR="0" wp14:anchorId="090DAF06" wp14:editId="6D0029A8">
@@ -2492,6 +2403,10 @@
         <w:pStyle w:val="figurecaption"/>
       </w:pPr>
       <w:r>
+        <w:rPr>
+          <w:noProof/>
+          <w:lang w:val="en-US" w:eastAsia="en-US"/>
+        </w:rPr>
         <w:t>Sample 168-hour ECL forecast window.</w:t>
       </w:r>
     </w:p>
@@ -2527,6 +2442,7 @@
             <w:r>
               <w:rPr>
                 <w:noProof/>
+                <w:lang w:val="en-US" w:eastAsia="en-US"/>
               </w:rPr>
               <w:t>Dataset/H</w:t>
             </w:r>
@@ -2544,6 +2460,7 @@
             <w:r>
               <w:rPr>
                 <w:noProof/>
+                <w:lang w:val="en-US" w:eastAsia="en-US"/>
               </w:rPr>
               <w:t>Best model</w:t>
             </w:r>
@@ -2561,6 +2478,7 @@
             <w:r>
               <w:rPr>
                 <w:noProof/>
+                <w:lang w:val="en-US" w:eastAsia="en-US"/>
               </w:rPr>
               <w:t>Close competitors</w:t>
             </w:r>
@@ -2578,6 +2496,7 @@
             <w:r>
               <w:rPr>
                 <w:noProof/>
+                <w:lang w:val="en-US" w:eastAsia="en-US"/>
               </w:rPr>
               <w:t>Interpretation</w:t>
             </w:r>
@@ -2594,6 +2513,10 @@
               <w:pStyle w:val="tablecopy"/>
             </w:pPr>
             <w:r>
+              <w:rPr>
+                <w:noProof/>
+                <w:lang w:val="en-US" w:eastAsia="en-US"/>
+              </w:rPr>
               <w:t>ECL/H24</w:t>
             </w:r>
           </w:p>
@@ -2607,6 +2530,10 @@
               <w:pStyle w:val="tablecopy"/>
             </w:pPr>
             <w:r>
+              <w:rPr>
+                <w:noProof/>
+                <w:lang w:val="en-US" w:eastAsia="en-US"/>
+              </w:rPr>
               <w:t>TimesFM</w:t>
             </w:r>
           </w:p>
@@ -2620,6 +2547,10 @@
               <w:pStyle w:val="tablecopy"/>
             </w:pPr>
             <w:r>
+              <w:rPr>
+                <w:noProof/>
+                <w:lang w:val="en-US" w:eastAsia="en-US"/>
+              </w:rPr>
               <w:t>Chronos-Bolt, XGBoost</w:t>
             </w:r>
           </w:p>
@@ -2633,6 +2564,10 @@
               <w:pStyle w:val="tablecopy"/>
             </w:pPr>
             <w:r>
+              <w:rPr>
+                <w:noProof/>
+                <w:lang w:val="en-US" w:eastAsia="en-US"/>
+              </w:rPr>
               <w:t>Near tie</w:t>
             </w:r>
           </w:p>
@@ -2648,6 +2583,10 @@
               <w:pStyle w:val="tablecopy"/>
             </w:pPr>
             <w:r>
+              <w:rPr>
+                <w:noProof/>
+                <w:lang w:val="en-US" w:eastAsia="en-US"/>
+              </w:rPr>
               <w:t>ECL/H96</w:t>
             </w:r>
           </w:p>
@@ -2661,6 +2600,10 @@
               <w:pStyle w:val="tablecopy"/>
             </w:pPr>
             <w:r>
+              <w:rPr>
+                <w:noProof/>
+                <w:lang w:val="en-US" w:eastAsia="en-US"/>
+              </w:rPr>
               <w:t>XGBoost</w:t>
             </w:r>
           </w:p>
@@ -2674,6 +2617,10 @@
               <w:pStyle w:val="tablecopy"/>
             </w:pPr>
             <w:r>
+              <w:rPr>
+                <w:noProof/>
+                <w:lang w:val="en-US" w:eastAsia="en-US"/>
+              </w:rPr>
               <w:t>Chronos-Bolt, TimesFM</w:t>
             </w:r>
           </w:p>
@@ -2687,6 +2634,10 @@
               <w:pStyle w:val="tablecopy"/>
             </w:pPr>
             <w:r>
+              <w:rPr>
+                <w:noProof/>
+                <w:lang w:val="en-US" w:eastAsia="en-US"/>
+              </w:rPr>
               <w:t>Tree model leads</w:t>
             </w:r>
           </w:p>
@@ -2702,6 +2653,10 @@
               <w:pStyle w:val="tablecopy"/>
             </w:pPr>
             <w:r>
+              <w:rPr>
+                <w:noProof/>
+                <w:lang w:val="en-US" w:eastAsia="en-US"/>
+              </w:rPr>
               <w:t>ECL/H168</w:t>
             </w:r>
           </w:p>
@@ -2715,6 +2670,10 @@
               <w:pStyle w:val="tablecopy"/>
             </w:pPr>
             <w:r>
+              <w:rPr>
+                <w:noProof/>
+                <w:lang w:val="en-US" w:eastAsia="en-US"/>
+              </w:rPr>
               <w:t>XGBoost</w:t>
             </w:r>
           </w:p>
@@ -2728,6 +2687,10 @@
               <w:pStyle w:val="tablecopy"/>
             </w:pPr>
             <w:r>
+              <w:rPr>
+                <w:noProof/>
+                <w:lang w:val="en-US" w:eastAsia="en-US"/>
+              </w:rPr>
               <w:t>Chronos-Bolt, TimesFM</w:t>
             </w:r>
           </w:p>
@@ -2741,6 +2704,10 @@
               <w:pStyle w:val="tablecopy"/>
             </w:pPr>
             <w:r>
+              <w:rPr>
+                <w:noProof/>
+                <w:lang w:val="en-US" w:eastAsia="en-US"/>
+              </w:rPr>
               <w:t>Tree model robust</w:t>
             </w:r>
           </w:p>
@@ -2756,6 +2723,10 @@
               <w:pStyle w:val="tablecopy"/>
             </w:pPr>
             <w:r>
+              <w:rPr>
+                <w:noProof/>
+                <w:lang w:val="en-US" w:eastAsia="en-US"/>
+              </w:rPr>
               <w:t>ETTh1/H24</w:t>
             </w:r>
           </w:p>
@@ -2769,6 +2740,10 @@
               <w:pStyle w:val="tablecopy"/>
             </w:pPr>
             <w:r>
+              <w:rPr>
+                <w:noProof/>
+                <w:lang w:val="en-US" w:eastAsia="en-US"/>
+              </w:rPr>
               <w:t>Chronos-Bolt</w:t>
             </w:r>
           </w:p>
@@ -2782,6 +2757,10 @@
               <w:pStyle w:val="tablecopy"/>
             </w:pPr>
             <w:r>
+              <w:rPr>
+                <w:noProof/>
+                <w:lang w:val="en-US" w:eastAsia="en-US"/>
+              </w:rPr>
               <w:t>PatchTST, DLinear</w:t>
             </w:r>
           </w:p>
@@ -2795,6 +2774,10 @@
               <w:pStyle w:val="tablecopy"/>
             </w:pPr>
             <w:r>
+              <w:rPr>
+                <w:noProof/>
+                <w:lang w:val="en-US" w:eastAsia="en-US"/>
+              </w:rPr>
               <w:t>Foundation model strongest</w:t>
             </w:r>
           </w:p>
@@ -2810,6 +2793,10 @@
               <w:pStyle w:val="tablecopy"/>
             </w:pPr>
             <w:r>
+              <w:rPr>
+                <w:noProof/>
+                <w:lang w:val="en-US" w:eastAsia="en-US"/>
+              </w:rPr>
               <w:t>ETTh1/H96</w:t>
             </w:r>
           </w:p>
@@ -2823,6 +2810,10 @@
               <w:pStyle w:val="tablecopy"/>
             </w:pPr>
             <w:r>
+              <w:rPr>
+                <w:noProof/>
+                <w:lang w:val="en-US" w:eastAsia="en-US"/>
+              </w:rPr>
               <w:t>DLinear</w:t>
             </w:r>
           </w:p>
@@ -2836,6 +2827,10 @@
               <w:pStyle w:val="tablecopy"/>
             </w:pPr>
             <w:r>
+              <w:rPr>
+                <w:noProof/>
+                <w:lang w:val="en-US" w:eastAsia="en-US"/>
+              </w:rPr>
               <w:t>Chronos-Bolt, PatchTST</w:t>
             </w:r>
           </w:p>
@@ -2849,6 +2844,10 @@
               <w:pStyle w:val="tablecopy"/>
             </w:pPr>
             <w:r>
+              <w:rPr>
+                <w:noProof/>
+                <w:lang w:val="en-US" w:eastAsia="en-US"/>
+              </w:rPr>
               <w:t>Linear neural model wins</w:t>
             </w:r>
           </w:p>
@@ -2864,6 +2863,10 @@
               <w:pStyle w:val="tablecopy"/>
             </w:pPr>
             <w:r>
+              <w:rPr>
+                <w:noProof/>
+                <w:lang w:val="en-US" w:eastAsia="en-US"/>
+              </w:rPr>
               <w:t>ETTh1/H168</w:t>
             </w:r>
           </w:p>
@@ -2877,6 +2880,10 @@
               <w:pStyle w:val="tablecopy"/>
             </w:pPr>
             <w:r>
+              <w:rPr>
+                <w:noProof/>
+                <w:lang w:val="en-US" w:eastAsia="en-US"/>
+              </w:rPr>
               <w:t>DLinear</w:t>
             </w:r>
           </w:p>
@@ -2890,6 +2897,10 @@
               <w:pStyle w:val="tablecopy"/>
             </w:pPr>
             <w:r>
+              <w:rPr>
+                <w:noProof/>
+                <w:lang w:val="en-US" w:eastAsia="en-US"/>
+              </w:rPr>
               <w:t>Chronos-Bolt, TimesFM</w:t>
             </w:r>
           </w:p>
@@ -2903,6 +2914,10 @@
               <w:pStyle w:val="tablecopy"/>
             </w:pPr>
             <w:r>
+              <w:rPr>
+                <w:noProof/>
+                <w:lang w:val="en-US" w:eastAsia="en-US"/>
+              </w:rPr>
               <w:t>DLinear strongest</w:t>
             </w:r>
           </w:p>
@@ -2914,6 +2929,10 @@
         <w:pStyle w:val="figurecaption"/>
       </w:pPr>
       <w:r>
+        <w:rPr>
+          <w:noProof/>
+          <w:lang w:val="en-US" w:eastAsia="en-US"/>
+        </w:rPr>
         <w:t>Summary of the main accuracy results.</w:t>
       </w:r>
     </w:p>
@@ -2924,9 +2943,9 @@
       <w:r>
         <w:rPr>
           <w:noProof/>
+          <w:lang w:val="en-US" w:eastAsia="en-US"/>
         </w:rPr>
-        <w:lastRenderedPageBreak/>
-        <w:t>On ETTh1/HUFL, the ranking changes. Chronos-Bolt is best at H=24, while DLinear is best at H=96 and H=168. This result supports the view that simple linear neural models remain highly competitive on some industrial time-series benchmarks.</w:t>
+        <w:t>On ETTh1/HUFL, the ranking changes. Chronos-Bolt is best at H=24, while DLinear is best at H=96 and H=168. This result supports the view that simple linear neural baselines can remain highly competitive against more complex transformer architectures in time-series forecasting [15]. It also demonstrates why load-forecasting claims should be reported by dataset and horizon rather than as a single global leaderboard.</w:t>
       </w:r>
     </w:p>
     <w:p>
@@ -2937,6 +2956,7 @@
       <w:r>
         <w:rPr>
           <w:noProof/>
+          <w:lang w:val="en-US" w:eastAsia="en-US"/>
         </w:rPr>
         <w:drawing>
           <wp:inline distT="0" distB="0" distL="0" distR="0" wp14:anchorId="3A4AFFE0" wp14:editId="6A47194D">
@@ -2980,6 +3000,10 @@
         <w:pStyle w:val="figurecaption"/>
       </w:pPr>
       <w:r>
+        <w:rPr>
+          <w:noProof/>
+          <w:lang w:val="en-US" w:eastAsia="en-US"/>
+        </w:rPr>
         <w:t>Relative MAE by dataset and horizon.</w:t>
       </w:r>
     </w:p>
@@ -2991,6 +3015,7 @@
       <w:r>
         <w:rPr>
           <w:noProof/>
+          <w:lang w:val="en-US" w:eastAsia="en-US"/>
         </w:rPr>
         <w:drawing>
           <wp:inline distT="0" distB="0" distL="0" distR="0" wp14:anchorId="44A29283" wp14:editId="2BDB88E1">
@@ -3034,6 +3059,10 @@
         <w:pStyle w:val="figurecaption"/>
       </w:pPr>
       <w:r>
+        <w:rPr>
+          <w:noProof/>
+          <w:lang w:val="en-US" w:eastAsia="en-US"/>
+        </w:rPr>
         <w:t>MAE across forecast horizons on ECL.</w:t>
       </w:r>
     </w:p>
@@ -3045,6 +3074,7 @@
       <w:r>
         <w:rPr>
           <w:noProof/>
+          <w:lang w:val="en-US" w:eastAsia="en-US"/>
         </w:rPr>
         <w:drawing>
           <wp:inline distT="0" distB="0" distL="0" distR="0" wp14:anchorId="201ED8B0" wp14:editId="5A6B8D36">
@@ -3088,6 +3118,10 @@
         <w:pStyle w:val="figurecaption"/>
       </w:pPr>
       <w:r>
+        <w:rPr>
+          <w:noProof/>
+          <w:lang w:val="en-US" w:eastAsia="en-US"/>
+        </w:rPr>
         <w:t>MAE across forecast horizons on ETTh1/HUFL.</w:t>
       </w:r>
     </w:p>
@@ -3098,8 +3132,9 @@
       <w:r>
         <w:rPr>
           <w:noProof/>
+          <w:lang w:val="en-US" w:eastAsia="en-US"/>
         </w:rPr>
-        <w:t>The Diebold-Mariano tests reject equal predictive accuracy for the top model pairs in all evaluated dataset-horizon combinations. However, on ECL the absolute differences among the top three methods are operationally small.</w:t>
+        <w:t>The Diebold-Mariano tests reject equal predictive accuracy for the top model pairs in all evaluated dataset-horizon combinations [8]. However, statistical significance and operational significance are not identical. On ECL, the absolute differences among the top three methods are small, so inference latency, training cost, and deployment complexity become important additional selection criteria.</w:t>
       </w:r>
     </w:p>
     <w:p>
@@ -3110,6 +3145,7 @@
       <w:r>
         <w:rPr>
           <w:noProof/>
+          <w:lang w:val="en-US" w:eastAsia="en-US"/>
         </w:rPr>
         <w:drawing>
           <wp:inline distT="0" distB="0" distL="0" distR="0" wp14:anchorId="6B153013" wp14:editId="26E2327A">
@@ -3153,6 +3189,10 @@
         <w:pStyle w:val="figurecaption"/>
       </w:pPr>
       <w:r>
+        <w:rPr>
+          <w:noProof/>
+          <w:lang w:val="en-US" w:eastAsia="en-US"/>
+        </w:rPr>
         <w:t>Accuracy-latency view at H=96.</w:t>
       </w:r>
     </w:p>
@@ -3188,6 +3228,7 @@
             <w:r>
               <w:rPr>
                 <w:noProof/>
+                <w:lang w:val="en-US" w:eastAsia="en-US"/>
               </w:rPr>
               <w:t>Family</w:t>
             </w:r>
@@ -3205,6 +3246,7 @@
             <w:r>
               <w:rPr>
                 <w:noProof/>
+                <w:lang w:val="en-US" w:eastAsia="en-US"/>
               </w:rPr>
               <w:t>Training cost</w:t>
             </w:r>
@@ -3222,6 +3264,7 @@
             <w:r>
               <w:rPr>
                 <w:noProof/>
+                <w:lang w:val="en-US" w:eastAsia="en-US"/>
               </w:rPr>
               <w:t>Inference profile</w:t>
             </w:r>
@@ -3239,6 +3282,7 @@
             <w:r>
               <w:rPr>
                 <w:noProof/>
+                <w:lang w:val="en-US" w:eastAsia="en-US"/>
               </w:rPr>
               <w:t>Practical role</w:t>
             </w:r>
@@ -3255,6 +3299,10 @@
               <w:pStyle w:val="tablecopy"/>
             </w:pPr>
             <w:r>
+              <w:rPr>
+                <w:noProof/>
+                <w:lang w:val="en-US" w:eastAsia="en-US"/>
+              </w:rPr>
               <w:t>SeasonalNaive/SARIMA</w:t>
             </w:r>
           </w:p>
@@ -3268,6 +3316,10 @@
               <w:pStyle w:val="tablecopy"/>
             </w:pPr>
             <w:r>
+              <w:rPr>
+                <w:noProof/>
+                <w:lang w:val="en-US" w:eastAsia="en-US"/>
+              </w:rPr>
               <w:t>Low to moderate</w:t>
             </w:r>
           </w:p>
@@ -3281,6 +3333,10 @@
               <w:pStyle w:val="tablecopy"/>
             </w:pPr>
             <w:r>
+              <w:rPr>
+                <w:noProof/>
+                <w:lang w:val="en-US" w:eastAsia="en-US"/>
+              </w:rPr>
               <w:t>Very low latency</w:t>
             </w:r>
           </w:p>
@@ -3294,6 +3350,10 @@
               <w:pStyle w:val="tablecopy"/>
             </w:pPr>
             <w:r>
+              <w:rPr>
+                <w:noProof/>
+                <w:lang w:val="en-US" w:eastAsia="en-US"/>
+              </w:rPr>
               <w:t>Reference and fallback</w:t>
             </w:r>
           </w:p>
@@ -3309,6 +3369,10 @@
               <w:pStyle w:val="tablecopy"/>
             </w:pPr>
             <w:r>
+              <w:rPr>
+                <w:noProof/>
+                <w:lang w:val="en-US" w:eastAsia="en-US"/>
+              </w:rPr>
               <w:t>XGBoost</w:t>
             </w:r>
           </w:p>
@@ -3322,6 +3386,10 @@
               <w:pStyle w:val="tablecopy"/>
             </w:pPr>
             <w:r>
+              <w:rPr>
+                <w:noProof/>
+                <w:lang w:val="en-US" w:eastAsia="en-US"/>
+              </w:rPr>
               <w:t>Low</w:t>
             </w:r>
           </w:p>
@@ -3335,6 +3403,10 @@
               <w:pStyle w:val="tablecopy"/>
             </w:pPr>
             <w:r>
+              <w:rPr>
+                <w:noProof/>
+                <w:lang w:val="en-US" w:eastAsia="en-US"/>
+              </w:rPr>
               <w:t>Low latency</w:t>
             </w:r>
           </w:p>
@@ -3348,6 +3420,10 @@
               <w:pStyle w:val="tablecopy"/>
             </w:pPr>
             <w:r>
+              <w:rPr>
+                <w:noProof/>
+                <w:lang w:val="en-US" w:eastAsia="en-US"/>
+              </w:rPr>
               <w:t>Strong supervised baseline</w:t>
             </w:r>
           </w:p>
@@ -3363,6 +3439,10 @@
               <w:pStyle w:val="tablecopy"/>
             </w:pPr>
             <w:r>
+              <w:rPr>
+                <w:noProof/>
+                <w:lang w:val="en-US" w:eastAsia="en-US"/>
+              </w:rPr>
               <w:t>DLinear/PatchTST/iTransformer</w:t>
             </w:r>
           </w:p>
@@ -3376,6 +3456,10 @@
               <w:pStyle w:val="tablecopy"/>
             </w:pPr>
             <w:r>
+              <w:rPr>
+                <w:noProof/>
+                <w:lang w:val="en-US" w:eastAsia="en-US"/>
+              </w:rPr>
               <w:t>Moderate</w:t>
             </w:r>
           </w:p>
@@ -3389,6 +3473,10 @@
               <w:pStyle w:val="tablecopy"/>
             </w:pPr>
             <w:r>
+              <w:rPr>
+                <w:noProof/>
+                <w:lang w:val="en-US" w:eastAsia="en-US"/>
+              </w:rPr>
               <w:t>GPU-friendly</w:t>
             </w:r>
           </w:p>
@@ -3402,6 +3490,10 @@
               <w:pStyle w:val="tablecopy"/>
             </w:pPr>
             <w:r>
+              <w:rPr>
+                <w:noProof/>
+                <w:lang w:val="en-US" w:eastAsia="en-US"/>
+              </w:rPr>
               <w:t>Neural references</w:t>
             </w:r>
           </w:p>
@@ -3417,6 +3509,10 @@
               <w:pStyle w:val="tablecopy"/>
             </w:pPr>
             <w:r>
+              <w:rPr>
+                <w:noProof/>
+                <w:lang w:val="en-US" w:eastAsia="en-US"/>
+              </w:rPr>
               <w:t>Chronos/TimesFM</w:t>
             </w:r>
           </w:p>
@@ -3430,6 +3526,10 @@
               <w:pStyle w:val="tablecopy"/>
             </w:pPr>
             <w:r>
+              <w:rPr>
+                <w:noProof/>
+                <w:lang w:val="en-US" w:eastAsia="en-US"/>
+              </w:rPr>
               <w:t>No task-specific training</w:t>
             </w:r>
           </w:p>
@@ -3443,6 +3543,10 @@
               <w:pStyle w:val="tablecopy"/>
             </w:pPr>
             <w:r>
+              <w:rPr>
+                <w:noProof/>
+                <w:lang w:val="en-US" w:eastAsia="en-US"/>
+              </w:rPr>
               <w:t>Model-dependent latency</w:t>
             </w:r>
           </w:p>
@@ -3456,6 +3560,10 @@
               <w:pStyle w:val="tablecopy"/>
             </w:pPr>
             <w:r>
+              <w:rPr>
+                <w:noProof/>
+                <w:lang w:val="en-US" w:eastAsia="en-US"/>
+              </w:rPr>
               <w:t>Cold-start forecasting</w:t>
             </w:r>
           </w:p>
@@ -3467,6 +3575,10 @@
         <w:pStyle w:val="figurecaption"/>
       </w:pPr>
       <w:r>
+        <w:rPr>
+          <w:noProof/>
+          <w:lang w:val="en-US" w:eastAsia="en-US"/>
+        </w:rPr>
         <w:t>Operational interpretation of model families.</w:t>
       </w:r>
     </w:p>
@@ -3476,6 +3588,10 @@
         <w:jc w:val="center"/>
       </w:pPr>
       <w:r>
+        <w:rPr>
+          <w:noProof/>
+          <w:lang w:val="en-US" w:eastAsia="en-US"/>
+        </w:rPr>
         <w:t>ECL — accuracy across horizons (mean ± std over seeds where applicable).</w:t>
       </w:r>
     </w:p>
@@ -3514,6 +3630,10 @@
               <w:pStyle w:val="tablecolhead"/>
             </w:pPr>
             <w:r>
+              <w:rPr>
+                <w:noProof/>
+                <w:lang w:val="en-US" w:eastAsia="en-US"/>
+              </w:rPr>
               <w:t>Model</w:t>
             </w:r>
           </w:p>
@@ -3527,6 +3647,10 @@
               <w:pStyle w:val="tablecolhead"/>
             </w:pPr>
             <w:r>
+              <w:rPr>
+                <w:noProof/>
+                <w:lang w:val="en-US" w:eastAsia="en-US"/>
+              </w:rPr>
               <w:t>H</w:t>
             </w:r>
           </w:p>
@@ -3540,6 +3664,10 @@
               <w:pStyle w:val="tablecolhead"/>
             </w:pPr>
             <w:r>
+              <w:rPr>
+                <w:noProof/>
+                <w:lang w:val="en-US" w:eastAsia="en-US"/>
+              </w:rPr>
               <w:t>MAE</w:t>
             </w:r>
           </w:p>
@@ -3553,6 +3681,10 @@
               <w:pStyle w:val="tablecolhead"/>
             </w:pPr>
             <w:r>
+              <w:rPr>
+                <w:noProof/>
+                <w:lang w:val="en-US" w:eastAsia="en-US"/>
+              </w:rPr>
               <w:t>RMSE</w:t>
             </w:r>
           </w:p>
@@ -3567,10 +3699,18 @@
             </w:pPr>
             <w:proofErr w:type="spellStart"/>
             <w:r>
+              <w:rPr>
+                <w:noProof/>
+                <w:lang w:val="en-US" w:eastAsia="en-US"/>
+              </w:rPr>
               <w:t>sMAPE</w:t>
             </w:r>
             <w:proofErr w:type="spellEnd"/>
             <w:r>
+              <w:rPr>
+                <w:noProof/>
+                <w:lang w:val="en-US" w:eastAsia="en-US"/>
+              </w:rPr>
               <w:t xml:space="preserve"> (%)</w:t>
             </w:r>
           </w:p>
@@ -3585,10 +3725,18 @@
             </w:pPr>
             <w:proofErr w:type="spellStart"/>
             <w:r>
+              <w:rPr>
+                <w:noProof/>
+                <w:lang w:val="en-US" w:eastAsia="en-US"/>
+              </w:rPr>
               <w:t>wMAPE</w:t>
             </w:r>
             <w:proofErr w:type="spellEnd"/>
             <w:r>
+              <w:rPr>
+                <w:noProof/>
+                <w:lang w:val="en-US" w:eastAsia="en-US"/>
+              </w:rPr>
               <w:t xml:space="preserve"> (%)</w:t>
             </w:r>
           </w:p>
@@ -3607,6 +3755,10 @@
               <w:pStyle w:val="tablecopy"/>
             </w:pPr>
             <w:r>
+              <w:rPr>
+                <w:noProof/>
+                <w:lang w:val="en-US" w:eastAsia="en-US"/>
+              </w:rPr>
               <w:t>TimesFM</w:t>
             </w:r>
           </w:p>
@@ -3620,6 +3772,10 @@
               <w:pStyle w:val="tablecopy"/>
             </w:pPr>
             <w:r>
+              <w:rPr>
+                <w:noProof/>
+                <w:lang w:val="en-US" w:eastAsia="en-US"/>
+              </w:rPr>
               <w:t>24</w:t>
             </w:r>
           </w:p>
@@ -3633,6 +3789,10 @@
               <w:pStyle w:val="tablecopy"/>
             </w:pPr>
             <w:r>
+              <w:rPr>
+                <w:noProof/>
+                <w:lang w:val="en-US" w:eastAsia="en-US"/>
+              </w:rPr>
               <w:t>259345.28</w:t>
             </w:r>
           </w:p>
@@ -3646,6 +3806,10 @@
               <w:pStyle w:val="tablecopy"/>
             </w:pPr>
             <w:r>
+              <w:rPr>
+                <w:noProof/>
+                <w:lang w:val="en-US" w:eastAsia="en-US"/>
+              </w:rPr>
               <w:t>307450.43</w:t>
             </w:r>
           </w:p>
@@ -3659,6 +3823,10 @@
               <w:pStyle w:val="tablecopy"/>
             </w:pPr>
             <w:r>
+              <w:rPr>
+                <w:noProof/>
+                <w:lang w:val="en-US" w:eastAsia="en-US"/>
+              </w:rPr>
               <w:t>31.27</w:t>
             </w:r>
           </w:p>
@@ -3672,6 +3840,10 @@
               <w:pStyle w:val="tablecopy"/>
             </w:pPr>
             <w:r>
+              <w:rPr>
+                <w:noProof/>
+                <w:lang w:val="en-US" w:eastAsia="en-US"/>
+              </w:rPr>
               <w:t>29.60</w:t>
             </w:r>
           </w:p>
@@ -3690,6 +3862,10 @@
               <w:pStyle w:val="tablecopy"/>
             </w:pPr>
             <w:r>
+              <w:rPr>
+                <w:noProof/>
+                <w:lang w:val="en-US" w:eastAsia="en-US"/>
+              </w:rPr>
               <w:t>Chronos-Bolt</w:t>
             </w:r>
           </w:p>
@@ -3703,6 +3879,10 @@
               <w:pStyle w:val="tablecopy"/>
             </w:pPr>
             <w:r>
+              <w:rPr>
+                <w:noProof/>
+                <w:lang w:val="en-US" w:eastAsia="en-US"/>
+              </w:rPr>
               <w:t>24</w:t>
             </w:r>
           </w:p>
@@ -3716,6 +3896,10 @@
               <w:pStyle w:val="tablecopy"/>
             </w:pPr>
             <w:r>
+              <w:rPr>
+                <w:noProof/>
+                <w:lang w:val="en-US" w:eastAsia="en-US"/>
+              </w:rPr>
               <w:t>259546.11</w:t>
             </w:r>
           </w:p>
@@ -3729,6 +3913,10 @@
               <w:pStyle w:val="tablecopy"/>
             </w:pPr>
             <w:r>
+              <w:rPr>
+                <w:noProof/>
+                <w:lang w:val="en-US" w:eastAsia="en-US"/>
+              </w:rPr>
               <w:t>311466.37</w:t>
             </w:r>
           </w:p>
@@ -3742,6 +3930,10 @@
               <w:pStyle w:val="tablecopy"/>
             </w:pPr>
             <w:r>
+              <w:rPr>
+                <w:noProof/>
+                <w:lang w:val="en-US" w:eastAsia="en-US"/>
+              </w:rPr>
               <w:t>31.32</w:t>
             </w:r>
           </w:p>
@@ -3755,6 +3947,10 @@
               <w:pStyle w:val="tablecopy"/>
             </w:pPr>
             <w:r>
+              <w:rPr>
+                <w:noProof/>
+                <w:lang w:val="en-US" w:eastAsia="en-US"/>
+              </w:rPr>
               <w:t>29.63</w:t>
             </w:r>
           </w:p>
@@ -3773,6 +3969,10 @@
               <w:pStyle w:val="tablecopy"/>
             </w:pPr>
             <w:r>
+              <w:rPr>
+                <w:noProof/>
+                <w:lang w:val="en-US" w:eastAsia="en-US"/>
+              </w:rPr>
               <w:t>XGBoost</w:t>
             </w:r>
           </w:p>
@@ -3786,6 +3986,10 @@
               <w:pStyle w:val="tablecopy"/>
             </w:pPr>
             <w:r>
+              <w:rPr>
+                <w:noProof/>
+                <w:lang w:val="en-US" w:eastAsia="en-US"/>
+              </w:rPr>
               <w:t>24</w:t>
             </w:r>
           </w:p>
@@ -3799,6 +4003,10 @@
               <w:pStyle w:val="tablecopy"/>
             </w:pPr>
             <w:r>
+              <w:rPr>
+                <w:noProof/>
+                <w:lang w:val="en-US" w:eastAsia="en-US"/>
+              </w:rPr>
               <w:t>259549.38 ± 12.18</w:t>
             </w:r>
           </w:p>
@@ -3812,6 +4020,10 @@
               <w:pStyle w:val="tablecopy"/>
             </w:pPr>
             <w:r>
+              <w:rPr>
+                <w:noProof/>
+                <w:lang w:val="en-US" w:eastAsia="en-US"/>
+              </w:rPr>
               <w:t>306563.19 ± 16.57</w:t>
             </w:r>
           </w:p>
@@ -3825,6 +4037,10 @@
               <w:pStyle w:val="tablecopy"/>
             </w:pPr>
             <w:r>
+              <w:rPr>
+                <w:noProof/>
+                <w:lang w:val="en-US" w:eastAsia="en-US"/>
+              </w:rPr>
               <w:t>31.33 ± 0.00</w:t>
             </w:r>
           </w:p>
@@ -3838,6 +4054,10 @@
               <w:pStyle w:val="tablecopy"/>
             </w:pPr>
             <w:r>
+              <w:rPr>
+                <w:noProof/>
+                <w:lang w:val="en-US" w:eastAsia="en-US"/>
+              </w:rPr>
               <w:t>29.63 ± 0.00</w:t>
             </w:r>
           </w:p>
@@ -3856,6 +4076,10 @@
               <w:pStyle w:val="tablecopy"/>
             </w:pPr>
             <w:r>
+              <w:rPr>
+                <w:noProof/>
+                <w:lang w:val="en-US" w:eastAsia="en-US"/>
+              </w:rPr>
               <w:t>SARIMA</w:t>
             </w:r>
           </w:p>
@@ -3869,6 +4093,10 @@
               <w:pStyle w:val="tablecopy"/>
             </w:pPr>
             <w:r>
+              <w:rPr>
+                <w:noProof/>
+                <w:lang w:val="en-US" w:eastAsia="en-US"/>
+              </w:rPr>
               <w:t>24</w:t>
             </w:r>
           </w:p>
@@ -3882,6 +4110,10 @@
               <w:pStyle w:val="tablecopy"/>
             </w:pPr>
             <w:r>
+              <w:rPr>
+                <w:noProof/>
+                <w:lang w:val="en-US" w:eastAsia="en-US"/>
+              </w:rPr>
               <w:t>263913.91</w:t>
             </w:r>
           </w:p>
@@ -3895,6 +4127,10 @@
               <w:pStyle w:val="tablecopy"/>
             </w:pPr>
             <w:r>
+              <w:rPr>
+                <w:noProof/>
+                <w:lang w:val="en-US" w:eastAsia="en-US"/>
+              </w:rPr>
               <w:t>316245.26</w:t>
             </w:r>
           </w:p>
@@ -3908,6 +4144,10 @@
               <w:pStyle w:val="tablecopy"/>
             </w:pPr>
             <w:r>
+              <w:rPr>
+                <w:noProof/>
+                <w:lang w:val="en-US" w:eastAsia="en-US"/>
+              </w:rPr>
               <w:t>31.73</w:t>
             </w:r>
           </w:p>
@@ -3921,6 +4161,10 @@
               <w:pStyle w:val="tablecopy"/>
             </w:pPr>
             <w:r>
+              <w:rPr>
+                <w:noProof/>
+                <w:lang w:val="en-US" w:eastAsia="en-US"/>
+              </w:rPr>
               <w:t>30.12</w:t>
             </w:r>
           </w:p>
@@ -3939,6 +4183,10 @@
               <w:pStyle w:val="tablecopy"/>
             </w:pPr>
             <w:r>
+              <w:rPr>
+                <w:noProof/>
+                <w:lang w:val="en-US" w:eastAsia="en-US"/>
+              </w:rPr>
               <w:t>DLinear</w:t>
             </w:r>
           </w:p>
@@ -3952,6 +4200,10 @@
               <w:pStyle w:val="tablecopy"/>
             </w:pPr>
             <w:r>
+              <w:rPr>
+                <w:noProof/>
+                <w:lang w:val="en-US" w:eastAsia="en-US"/>
+              </w:rPr>
               <w:t>24</w:t>
             </w:r>
           </w:p>
@@ -3965,6 +4217,10 @@
               <w:pStyle w:val="tablecopy"/>
             </w:pPr>
             <w:r>
+              <w:rPr>
+                <w:noProof/>
+                <w:lang w:val="en-US" w:eastAsia="en-US"/>
+              </w:rPr>
               <w:t>278309.93 ± 70.17</w:t>
             </w:r>
           </w:p>
@@ -3978,6 +4234,10 @@
               <w:pStyle w:val="tablecopy"/>
             </w:pPr>
             <w:r>
+              <w:rPr>
+                <w:noProof/>
+                <w:lang w:val="en-US" w:eastAsia="en-US"/>
+              </w:rPr>
               <w:t>327075.05 ± 108.63</w:t>
             </w:r>
           </w:p>
@@ -3991,6 +4251,10 @@
               <w:pStyle w:val="tablecopy"/>
             </w:pPr>
             <w:r>
+              <w:rPr>
+                <w:noProof/>
+                <w:lang w:val="en-US" w:eastAsia="en-US"/>
+              </w:rPr>
               <w:t>34.58 ± 0.01</w:t>
             </w:r>
           </w:p>
@@ -4004,6 +4268,10 @@
               <w:pStyle w:val="tablecopy"/>
             </w:pPr>
             <w:r>
+              <w:rPr>
+                <w:noProof/>
+                <w:lang w:val="en-US" w:eastAsia="en-US"/>
+              </w:rPr>
               <w:t>32.94 ± 0.01</w:t>
             </w:r>
           </w:p>
@@ -4022,6 +4290,10 @@
               <w:pStyle w:val="tablecopy"/>
             </w:pPr>
             <w:r>
+              <w:rPr>
+                <w:noProof/>
+                <w:lang w:val="en-US" w:eastAsia="en-US"/>
+              </w:rPr>
               <w:t>PatchTST</w:t>
             </w:r>
           </w:p>
@@ -4035,6 +4307,10 @@
               <w:pStyle w:val="tablecopy"/>
             </w:pPr>
             <w:r>
+              <w:rPr>
+                <w:noProof/>
+                <w:lang w:val="en-US" w:eastAsia="en-US"/>
+              </w:rPr>
               <w:t>24</w:t>
             </w:r>
           </w:p>
@@ -4048,6 +4324,10 @@
               <w:pStyle w:val="tablecopy"/>
             </w:pPr>
             <w:r>
+              <w:rPr>
+                <w:noProof/>
+                <w:lang w:val="en-US" w:eastAsia="en-US"/>
+              </w:rPr>
               <w:t>279295.35 ± 245.58</w:t>
             </w:r>
           </w:p>
@@ -4061,6 +4341,10 @@
               <w:pStyle w:val="tablecopy"/>
             </w:pPr>
             <w:r>
+              <w:rPr>
+                <w:noProof/>
+                <w:lang w:val="en-US" w:eastAsia="en-US"/>
+              </w:rPr>
               <w:t>328419.63 ± 556.43</w:t>
             </w:r>
           </w:p>
@@ -4074,6 +4358,10 @@
               <w:pStyle w:val="tablecopy"/>
             </w:pPr>
             <w:r>
+              <w:rPr>
+                <w:noProof/>
+                <w:lang w:val="en-US" w:eastAsia="en-US"/>
+              </w:rPr>
               <w:t>34.68 ± 0.03</w:t>
             </w:r>
           </w:p>
@@ -4087,6 +4375,10 @@
               <w:pStyle w:val="tablecopy"/>
             </w:pPr>
             <w:r>
+              <w:rPr>
+                <w:noProof/>
+                <w:lang w:val="en-US" w:eastAsia="en-US"/>
+              </w:rPr>
               <w:t>33.05 ± 0.03</w:t>
             </w:r>
           </w:p>
@@ -4105,6 +4397,10 @@
               <w:pStyle w:val="tablecopy"/>
             </w:pPr>
             <w:r>
+              <w:rPr>
+                <w:noProof/>
+                <w:lang w:val="en-US" w:eastAsia="en-US"/>
+              </w:rPr>
               <w:t>iTransformer</w:t>
             </w:r>
           </w:p>
@@ -4118,6 +4414,10 @@
               <w:pStyle w:val="tablecopy"/>
             </w:pPr>
             <w:r>
+              <w:rPr>
+                <w:noProof/>
+                <w:lang w:val="en-US" w:eastAsia="en-US"/>
+              </w:rPr>
               <w:t>24</w:t>
             </w:r>
           </w:p>
@@ -4131,6 +4431,10 @@
               <w:pStyle w:val="tablecopy"/>
             </w:pPr>
             <w:r>
+              <w:rPr>
+                <w:noProof/>
+                <w:lang w:val="en-US" w:eastAsia="en-US"/>
+              </w:rPr>
               <w:t>283321.32 ± 249.36</w:t>
             </w:r>
           </w:p>
@@ -4144,6 +4448,10 @@
               <w:pStyle w:val="tablecopy"/>
             </w:pPr>
             <w:r>
+              <w:rPr>
+                <w:noProof/>
+                <w:lang w:val="en-US" w:eastAsia="en-US"/>
+              </w:rPr>
               <w:t>335735.87 ± 571.58</w:t>
             </w:r>
           </w:p>
@@ -4157,6 +4465,10 @@
               <w:pStyle w:val="tablecopy"/>
             </w:pPr>
             <w:r>
+              <w:rPr>
+                <w:noProof/>
+                <w:lang w:val="en-US" w:eastAsia="en-US"/>
+              </w:rPr>
               <w:t>35.11 ± 0.03</w:t>
             </w:r>
           </w:p>
@@ -4170,6 +4482,10 @@
               <w:pStyle w:val="tablecopy"/>
             </w:pPr>
             <w:r>
+              <w:rPr>
+                <w:noProof/>
+                <w:lang w:val="en-US" w:eastAsia="en-US"/>
+              </w:rPr>
               <w:t>33.53 ± 0.03</w:t>
             </w:r>
           </w:p>
@@ -4188,6 +4504,10 @@
               <w:pStyle w:val="tablecopy"/>
             </w:pPr>
             <w:r>
+              <w:rPr>
+                <w:noProof/>
+                <w:lang w:val="en-US" w:eastAsia="en-US"/>
+              </w:rPr>
               <w:t>SeasonalNaive</w:t>
             </w:r>
           </w:p>
@@ -4201,6 +4521,10 @@
               <w:pStyle w:val="tablecopy"/>
             </w:pPr>
             <w:r>
+              <w:rPr>
+                <w:noProof/>
+                <w:lang w:val="en-US" w:eastAsia="en-US"/>
+              </w:rPr>
               <w:t>24</w:t>
             </w:r>
           </w:p>
@@ -4214,6 +4538,10 @@
               <w:pStyle w:val="tablecopy"/>
             </w:pPr>
             <w:r>
+              <w:rPr>
+                <w:noProof/>
+                <w:lang w:val="en-US" w:eastAsia="en-US"/>
+              </w:rPr>
               <w:t>338935.90</w:t>
             </w:r>
           </w:p>
@@ -4227,6 +4555,10 @@
               <w:pStyle w:val="tablecopy"/>
             </w:pPr>
             <w:r>
+              <w:rPr>
+                <w:noProof/>
+                <w:lang w:val="en-US" w:eastAsia="en-US"/>
+              </w:rPr>
               <w:t>428088.82</w:t>
             </w:r>
           </w:p>
@@ -4240,6 +4572,10 @@
               <w:pStyle w:val="tablecopy"/>
             </w:pPr>
             <w:r>
+              <w:rPr>
+                <w:noProof/>
+                <w:lang w:val="en-US" w:eastAsia="en-US"/>
+              </w:rPr>
               <w:t>39.98</w:t>
             </w:r>
           </w:p>
@@ -4253,6 +4589,10 @@
               <w:pStyle w:val="tablecopy"/>
             </w:pPr>
             <w:r>
+              <w:rPr>
+                <w:noProof/>
+                <w:lang w:val="en-US" w:eastAsia="en-US"/>
+              </w:rPr>
               <w:t>38.69</w:t>
             </w:r>
           </w:p>
@@ -4271,6 +4611,10 @@
               <w:pStyle w:val="tablecopy"/>
             </w:pPr>
             <w:r>
+              <w:rPr>
+                <w:noProof/>
+                <w:lang w:val="en-US" w:eastAsia="en-US"/>
+              </w:rPr>
               <w:t>XGBoost</w:t>
             </w:r>
           </w:p>
@@ -4284,6 +4628,10 @@
               <w:pStyle w:val="tablecopy"/>
             </w:pPr>
             <w:r>
+              <w:rPr>
+                <w:noProof/>
+                <w:lang w:val="en-US" w:eastAsia="en-US"/>
+              </w:rPr>
               <w:t>96</w:t>
             </w:r>
           </w:p>
@@ -4297,6 +4645,10 @@
               <w:pStyle w:val="tablecopy"/>
             </w:pPr>
             <w:r>
+              <w:rPr>
+                <w:noProof/>
+                <w:lang w:val="en-US" w:eastAsia="en-US"/>
+              </w:rPr>
               <w:t>261792.58 ± 8.37</w:t>
             </w:r>
           </w:p>
@@ -4310,6 +4662,10 @@
               <w:pStyle w:val="tablecopy"/>
             </w:pPr>
             <w:r>
+              <w:rPr>
+                <w:noProof/>
+                <w:lang w:val="en-US" w:eastAsia="en-US"/>
+              </w:rPr>
               <w:t>308906.88 ± 22.41</w:t>
             </w:r>
           </w:p>
@@ -4323,6 +4679,10 @@
               <w:pStyle w:val="tablecopy"/>
             </w:pPr>
             <w:r>
+              <w:rPr>
+                <w:noProof/>
+                <w:lang w:val="en-US" w:eastAsia="en-US"/>
+              </w:rPr>
               <w:t>31.63 ± 0.00</w:t>
             </w:r>
           </w:p>
@@ -4336,6 +4696,10 @@
               <w:pStyle w:val="tablecopy"/>
             </w:pPr>
             <w:r>
+              <w:rPr>
+                <w:noProof/>
+                <w:lang w:val="en-US" w:eastAsia="en-US"/>
+              </w:rPr>
               <w:t>29.94 ± 0.00</w:t>
             </w:r>
           </w:p>
@@ -4354,6 +4718,10 @@
               <w:pStyle w:val="tablecopy"/>
             </w:pPr>
             <w:r>
+              <w:rPr>
+                <w:noProof/>
+                <w:lang w:val="en-US" w:eastAsia="en-US"/>
+              </w:rPr>
               <w:t>Chronos-Bolt</w:t>
             </w:r>
           </w:p>
@@ -4367,6 +4735,10 @@
               <w:pStyle w:val="tablecopy"/>
             </w:pPr>
             <w:r>
+              <w:rPr>
+                <w:noProof/>
+                <w:lang w:val="en-US" w:eastAsia="en-US"/>
+              </w:rPr>
               <w:t>96</w:t>
             </w:r>
           </w:p>
@@ -4380,6 +4752,10 @@
               <w:pStyle w:val="tablecopy"/>
             </w:pPr>
             <w:r>
+              <w:rPr>
+                <w:noProof/>
+                <w:lang w:val="en-US" w:eastAsia="en-US"/>
+              </w:rPr>
               <w:t>262601.94</w:t>
             </w:r>
           </w:p>
@@ -4393,6 +4769,10 @@
               <w:pStyle w:val="tablecopy"/>
             </w:pPr>
             <w:r>
+              <w:rPr>
+                <w:noProof/>
+                <w:lang w:val="en-US" w:eastAsia="en-US"/>
+              </w:rPr>
               <w:t>314012.89</w:t>
             </w:r>
           </w:p>
@@ -4406,6 +4786,10 @@
               <w:pStyle w:val="tablecopy"/>
             </w:pPr>
             <w:r>
+              <w:rPr>
+                <w:noProof/>
+                <w:lang w:val="en-US" w:eastAsia="en-US"/>
+              </w:rPr>
               <w:t>31.68</w:t>
             </w:r>
           </w:p>
@@ -4419,6 +4803,10 @@
               <w:pStyle w:val="tablecopy"/>
             </w:pPr>
             <w:r>
+              <w:rPr>
+                <w:noProof/>
+                <w:lang w:val="en-US" w:eastAsia="en-US"/>
+              </w:rPr>
               <w:t>30.03</w:t>
             </w:r>
           </w:p>
@@ -4437,6 +4825,10 @@
               <w:pStyle w:val="tablecopy"/>
             </w:pPr>
             <w:r>
+              <w:rPr>
+                <w:noProof/>
+                <w:lang w:val="en-US" w:eastAsia="en-US"/>
+              </w:rPr>
               <w:t>TimesFM</w:t>
             </w:r>
           </w:p>
@@ -4450,6 +4842,10 @@
               <w:pStyle w:val="tablecopy"/>
             </w:pPr>
             <w:r>
+              <w:rPr>
+                <w:noProof/>
+                <w:lang w:val="en-US" w:eastAsia="en-US"/>
+              </w:rPr>
               <w:t>96</w:t>
             </w:r>
           </w:p>
@@ -4463,6 +4859,10 @@
               <w:pStyle w:val="tablecopy"/>
             </w:pPr>
             <w:r>
+              <w:rPr>
+                <w:noProof/>
+                <w:lang w:val="en-US" w:eastAsia="en-US"/>
+              </w:rPr>
               <w:t>262766.32</w:t>
             </w:r>
           </w:p>
@@ -4476,6 +4876,10 @@
               <w:pStyle w:val="tablecopy"/>
             </w:pPr>
             <w:r>
+              <w:rPr>
+                <w:noProof/>
+                <w:lang w:val="en-US" w:eastAsia="en-US"/>
+              </w:rPr>
               <w:t>311382.39</w:t>
             </w:r>
           </w:p>
@@ -4489,6 +4893,10 @@
               <w:pStyle w:val="tablecopy"/>
             </w:pPr>
             <w:r>
+              <w:rPr>
+                <w:noProof/>
+                <w:lang w:val="en-US" w:eastAsia="en-US"/>
+              </w:rPr>
               <w:t>31.65</w:t>
             </w:r>
           </w:p>
@@ -4502,6 +4910,10 @@
               <w:pStyle w:val="tablecopy"/>
             </w:pPr>
             <w:r>
+              <w:rPr>
+                <w:noProof/>
+                <w:lang w:val="en-US" w:eastAsia="en-US"/>
+              </w:rPr>
               <w:t>30.05</w:t>
             </w:r>
           </w:p>
@@ -4520,6 +4932,10 @@
               <w:pStyle w:val="tablecopy"/>
             </w:pPr>
             <w:r>
+              <w:rPr>
+                <w:noProof/>
+                <w:lang w:val="en-US" w:eastAsia="en-US"/>
+              </w:rPr>
               <w:t>SARIMA</w:t>
             </w:r>
           </w:p>
@@ -4533,6 +4949,10 @@
               <w:pStyle w:val="tablecopy"/>
             </w:pPr>
             <w:r>
+              <w:rPr>
+                <w:noProof/>
+                <w:lang w:val="en-US" w:eastAsia="en-US"/>
+              </w:rPr>
               <w:t>96</w:t>
             </w:r>
           </w:p>
@@ -4546,6 +4966,10 @@
               <w:pStyle w:val="tablecopy"/>
             </w:pPr>
             <w:r>
+              <w:rPr>
+                <w:noProof/>
+                <w:lang w:val="en-US" w:eastAsia="en-US"/>
+              </w:rPr>
               <w:t>267033.48</w:t>
             </w:r>
           </w:p>
@@ -4559,6 +4983,10 @@
               <w:pStyle w:val="tablecopy"/>
             </w:pPr>
             <w:r>
+              <w:rPr>
+                <w:noProof/>
+                <w:lang w:val="en-US" w:eastAsia="en-US"/>
+              </w:rPr>
               <w:t>320436.95</w:t>
             </w:r>
           </w:p>
@@ -4572,6 +5000,10 @@
               <w:pStyle w:val="tablecopy"/>
             </w:pPr>
             <w:r>
+              <w:rPr>
+                <w:noProof/>
+                <w:lang w:val="en-US" w:eastAsia="en-US"/>
+              </w:rPr>
               <w:t>32.07</w:t>
             </w:r>
           </w:p>
@@ -4585,6 +5017,10 @@
               <w:pStyle w:val="tablecopy"/>
             </w:pPr>
             <w:r>
+              <w:rPr>
+                <w:noProof/>
+                <w:lang w:val="en-US" w:eastAsia="en-US"/>
+              </w:rPr>
               <w:t>30.54</w:t>
             </w:r>
           </w:p>
@@ -4603,6 +5039,10 @@
               <w:pStyle w:val="tablecopy"/>
             </w:pPr>
             <w:r>
+              <w:rPr>
+                <w:noProof/>
+                <w:lang w:val="en-US" w:eastAsia="en-US"/>
+              </w:rPr>
               <w:t>DLinear</w:t>
             </w:r>
           </w:p>
@@ -4616,6 +5056,10 @@
               <w:pStyle w:val="tablecopy"/>
             </w:pPr>
             <w:r>
+              <w:rPr>
+                <w:noProof/>
+                <w:lang w:val="en-US" w:eastAsia="en-US"/>
+              </w:rPr>
               <w:t>96</w:t>
             </w:r>
           </w:p>
@@ -4629,6 +5073,10 @@
               <w:pStyle w:val="tablecopy"/>
             </w:pPr>
             <w:r>
+              <w:rPr>
+                <w:noProof/>
+                <w:lang w:val="en-US" w:eastAsia="en-US"/>
+              </w:rPr>
               <w:t>279227.54 ± 46.94</w:t>
             </w:r>
           </w:p>
@@ -4642,6 +5090,10 @@
               <w:pStyle w:val="tablecopy"/>
             </w:pPr>
             <w:r>
+              <w:rPr>
+                <w:noProof/>
+                <w:lang w:val="en-US" w:eastAsia="en-US"/>
+              </w:rPr>
               <w:t>327146.57 ± 48.36</w:t>
             </w:r>
           </w:p>
@@ -4655,6 +5107,10 @@
               <w:pStyle w:val="tablecopy"/>
             </w:pPr>
             <w:r>
+              <w:rPr>
+                <w:noProof/>
+                <w:lang w:val="en-US" w:eastAsia="en-US"/>
+              </w:rPr>
               <w:t>34.69 ± 0.01</w:t>
             </w:r>
           </w:p>
@@ -4668,6 +5124,10 @@
               <w:pStyle w:val="tablecopy"/>
             </w:pPr>
             <w:r>
+              <w:rPr>
+                <w:noProof/>
+                <w:lang w:val="en-US" w:eastAsia="en-US"/>
+              </w:rPr>
               <w:t>33.07 ± 0.01</w:t>
             </w:r>
           </w:p>
@@ -4686,6 +5146,10 @@
               <w:pStyle w:val="tablecopy"/>
             </w:pPr>
             <w:r>
+              <w:rPr>
+                <w:noProof/>
+                <w:lang w:val="en-US" w:eastAsia="en-US"/>
+              </w:rPr>
               <w:t>iTransformer</w:t>
             </w:r>
           </w:p>
@@ -4699,6 +5163,10 @@
               <w:pStyle w:val="tablecopy"/>
             </w:pPr>
             <w:r>
+              <w:rPr>
+                <w:noProof/>
+                <w:lang w:val="en-US" w:eastAsia="en-US"/>
+              </w:rPr>
               <w:t>96</w:t>
             </w:r>
           </w:p>
@@ -4712,6 +5180,10 @@
               <w:pStyle w:val="tablecopy"/>
             </w:pPr>
             <w:r>
+              <w:rPr>
+                <w:noProof/>
+                <w:lang w:val="en-US" w:eastAsia="en-US"/>
+              </w:rPr>
               <w:t>279842.21 ± 132.70</w:t>
             </w:r>
           </w:p>
@@ -4725,6 +5197,10 @@
               <w:pStyle w:val="tablecopy"/>
             </w:pPr>
             <w:r>
+              <w:rPr>
+                <w:noProof/>
+                <w:lang w:val="en-US" w:eastAsia="en-US"/>
+              </w:rPr>
               <w:t>327663.71 ± 184.17</w:t>
             </w:r>
           </w:p>
@@ -4738,6 +5214,10 @@
               <w:pStyle w:val="tablecopy"/>
             </w:pPr>
             <w:r>
+              <w:rPr>
+                <w:noProof/>
+                <w:lang w:val="en-US" w:eastAsia="en-US"/>
+              </w:rPr>
               <w:t>34.75 ± 0.01</w:t>
             </w:r>
           </w:p>
@@ -4751,6 +5231,10 @@
               <w:pStyle w:val="tablecopy"/>
             </w:pPr>
             <w:r>
+              <w:rPr>
+                <w:noProof/>
+                <w:lang w:val="en-US" w:eastAsia="en-US"/>
+              </w:rPr>
               <w:t>33.14 ± 0.02</w:t>
             </w:r>
           </w:p>
@@ -4769,6 +5253,10 @@
               <w:pStyle w:val="tablecopy"/>
             </w:pPr>
             <w:r>
+              <w:rPr>
+                <w:noProof/>
+                <w:lang w:val="en-US" w:eastAsia="en-US"/>
+              </w:rPr>
               <w:t>PatchTST</w:t>
             </w:r>
           </w:p>
@@ -4782,6 +5270,10 @@
               <w:pStyle w:val="tablecopy"/>
             </w:pPr>
             <w:r>
+              <w:rPr>
+                <w:noProof/>
+                <w:lang w:val="en-US" w:eastAsia="en-US"/>
+              </w:rPr>
               <w:t>96</w:t>
             </w:r>
           </w:p>
@@ -4795,6 +5287,10 @@
               <w:pStyle w:val="tablecopy"/>
             </w:pPr>
             <w:r>
+              <w:rPr>
+                <w:noProof/>
+                <w:lang w:val="en-US" w:eastAsia="en-US"/>
+              </w:rPr>
               <w:t>280109.77 ± 84.36</w:t>
             </w:r>
           </w:p>
@@ -4808,6 +5304,10 @@
               <w:pStyle w:val="tablecopy"/>
             </w:pPr>
             <w:r>
+              <w:rPr>
+                <w:noProof/>
+                <w:lang w:val="en-US" w:eastAsia="en-US"/>
+              </w:rPr>
               <w:t>328333.77 ± 229.61</w:t>
             </w:r>
           </w:p>
@@ -4821,6 +5321,10 @@
               <w:pStyle w:val="tablecopy"/>
             </w:pPr>
             <w:r>
+              <w:rPr>
+                <w:noProof/>
+                <w:lang w:val="en-US" w:eastAsia="en-US"/>
+              </w:rPr>
               <w:t>34.77 ± 0.02</w:t>
             </w:r>
           </w:p>
@@ -4834,6 +5338,10 @@
               <w:pStyle w:val="tablecopy"/>
             </w:pPr>
             <w:r>
+              <w:rPr>
+                <w:noProof/>
+                <w:lang w:val="en-US" w:eastAsia="en-US"/>
+              </w:rPr>
               <w:t>33.17 ± 0.01</w:t>
             </w:r>
           </w:p>
@@ -4852,6 +5360,10 @@
               <w:pStyle w:val="tablecopy"/>
             </w:pPr>
             <w:r>
+              <w:rPr>
+                <w:noProof/>
+                <w:lang w:val="en-US" w:eastAsia="en-US"/>
+              </w:rPr>
               <w:t>SeasonalNaive</w:t>
             </w:r>
           </w:p>
@@ -4865,6 +5377,10 @@
               <w:pStyle w:val="tablecopy"/>
             </w:pPr>
             <w:r>
+              <w:rPr>
+                <w:noProof/>
+                <w:lang w:val="en-US" w:eastAsia="en-US"/>
+              </w:rPr>
               <w:t>96</w:t>
             </w:r>
           </w:p>
@@ -4878,6 +5394,10 @@
               <w:pStyle w:val="tablecopy"/>
             </w:pPr>
             <w:r>
+              <w:rPr>
+                <w:noProof/>
+                <w:lang w:val="en-US" w:eastAsia="en-US"/>
+              </w:rPr>
               <w:t>340658.82</w:t>
             </w:r>
           </w:p>
@@ -4891,6 +5411,10 @@
               <w:pStyle w:val="tablecopy"/>
             </w:pPr>
             <w:r>
+              <w:rPr>
+                <w:noProof/>
+                <w:lang w:val="en-US" w:eastAsia="en-US"/>
+              </w:rPr>
               <w:t>428618.32</w:t>
             </w:r>
           </w:p>
@@ -4904,6 +5428,10 @@
               <w:pStyle w:val="tablecopy"/>
             </w:pPr>
             <w:r>
+              <w:rPr>
+                <w:noProof/>
+                <w:lang w:val="en-US" w:eastAsia="en-US"/>
+              </w:rPr>
               <w:t>40.13</w:t>
             </w:r>
           </w:p>
@@ -4917,6 +5445,10 @@
               <w:pStyle w:val="tablecopy"/>
             </w:pPr>
             <w:r>
+              <w:rPr>
+                <w:noProof/>
+                <w:lang w:val="en-US" w:eastAsia="en-US"/>
+              </w:rPr>
               <w:t>38.96</w:t>
             </w:r>
           </w:p>
@@ -4935,6 +5467,10 @@
               <w:pStyle w:val="tablecopy"/>
             </w:pPr>
             <w:r>
+              <w:rPr>
+                <w:noProof/>
+                <w:lang w:val="en-US" w:eastAsia="en-US"/>
+              </w:rPr>
               <w:t>XGBoost</w:t>
             </w:r>
           </w:p>
@@ -4948,6 +5484,10 @@
               <w:pStyle w:val="tablecopy"/>
             </w:pPr>
             <w:r>
+              <w:rPr>
+                <w:noProof/>
+                <w:lang w:val="en-US" w:eastAsia="en-US"/>
+              </w:rPr>
               <w:t>168</w:t>
             </w:r>
           </w:p>
@@ -4961,6 +5501,10 @@
               <w:pStyle w:val="tablecopy"/>
             </w:pPr>
             <w:r>
+              <w:rPr>
+                <w:noProof/>
+                <w:lang w:val="en-US" w:eastAsia="en-US"/>
+              </w:rPr>
               <w:t>264220.96 ± 22.15</w:t>
             </w:r>
           </w:p>
@@ -4974,6 +5518,10 @@
               <w:pStyle w:val="tablecopy"/>
             </w:pPr>
             <w:r>
+              <w:rPr>
+                <w:noProof/>
+                <w:lang w:val="en-US" w:eastAsia="en-US"/>
+              </w:rPr>
               <w:t>311145.57 ± 37.64</w:t>
             </w:r>
           </w:p>
@@ -4987,6 +5535,10 @@
               <w:pStyle w:val="tablecopy"/>
             </w:pPr>
             <w:r>
+              <w:rPr>
+                <w:noProof/>
+                <w:lang w:val="en-US" w:eastAsia="en-US"/>
+              </w:rPr>
               <w:t>31.96 ± 0.00</w:t>
             </w:r>
           </w:p>
@@ -5000,6 +5552,10 @@
               <w:pStyle w:val="tablecopy"/>
             </w:pPr>
             <w:r>
+              <w:rPr>
+                <w:noProof/>
+                <w:lang w:val="en-US" w:eastAsia="en-US"/>
+              </w:rPr>
               <w:t>30.30 ± 0.00</w:t>
             </w:r>
           </w:p>
@@ -5018,6 +5574,10 @@
               <w:pStyle w:val="tablecopy"/>
             </w:pPr>
             <w:r>
+              <w:rPr>
+                <w:noProof/>
+                <w:lang w:val="en-US" w:eastAsia="en-US"/>
+              </w:rPr>
               <w:t>Chronos-Bolt</w:t>
             </w:r>
           </w:p>
@@ -5031,6 +5591,10 @@
               <w:pStyle w:val="tablecopy"/>
             </w:pPr>
             <w:r>
+              <w:rPr>
+                <w:noProof/>
+                <w:lang w:val="en-US" w:eastAsia="en-US"/>
+              </w:rPr>
               <w:t>168</w:t>
             </w:r>
           </w:p>
@@ -5044,6 +5608,10 @@
               <w:pStyle w:val="tablecopy"/>
             </w:pPr>
             <w:r>
+              <w:rPr>
+                <w:noProof/>
+                <w:lang w:val="en-US" w:eastAsia="en-US"/>
+              </w:rPr>
               <w:t>264268.27</w:t>
             </w:r>
           </w:p>
@@ -5057,6 +5625,10 @@
               <w:pStyle w:val="tablecopy"/>
             </w:pPr>
             <w:r>
+              <w:rPr>
+                <w:noProof/>
+                <w:lang w:val="en-US" w:eastAsia="en-US"/>
+              </w:rPr>
               <w:t>315996.95</w:t>
             </w:r>
           </w:p>
@@ -5070,6 +5642,10 @@
               <w:pStyle w:val="tablecopy"/>
             </w:pPr>
             <w:r>
+              <w:rPr>
+                <w:noProof/>
+                <w:lang w:val="en-US" w:eastAsia="en-US"/>
+              </w:rPr>
               <w:t>31.91</w:t>
             </w:r>
           </w:p>
@@ -5083,6 +5659,10 @@
               <w:pStyle w:val="tablecopy"/>
             </w:pPr>
             <w:r>
+              <w:rPr>
+                <w:noProof/>
+                <w:lang w:val="en-US" w:eastAsia="en-US"/>
+              </w:rPr>
               <w:t>30.30</w:t>
             </w:r>
           </w:p>
@@ -5101,6 +5681,10 @@
               <w:pStyle w:val="tablecopy"/>
             </w:pPr>
             <w:r>
+              <w:rPr>
+                <w:noProof/>
+                <w:lang w:val="en-US" w:eastAsia="en-US"/>
+              </w:rPr>
               <w:t>TimesFM</w:t>
             </w:r>
           </w:p>
@@ -5114,6 +5698,10 @@
               <w:pStyle w:val="tablecopy"/>
             </w:pPr>
             <w:r>
+              <w:rPr>
+                <w:noProof/>
+                <w:lang w:val="en-US" w:eastAsia="en-US"/>
+              </w:rPr>
               <w:t>168</w:t>
             </w:r>
           </w:p>
@@ -5127,6 +5715,10 @@
               <w:pStyle w:val="tablecopy"/>
             </w:pPr>
             <w:r>
+              <w:rPr>
+                <w:noProof/>
+                <w:lang w:val="en-US" w:eastAsia="en-US"/>
+              </w:rPr>
               <w:t>265044.60</w:t>
             </w:r>
           </w:p>
@@ -5140,6 +5732,10 @@
               <w:pStyle w:val="tablecopy"/>
             </w:pPr>
             <w:r>
+              <w:rPr>
+                <w:noProof/>
+                <w:lang w:val="en-US" w:eastAsia="en-US"/>
+              </w:rPr>
               <w:t>313676.28</w:t>
             </w:r>
           </w:p>
@@ -5153,6 +5749,10 @@
               <w:pStyle w:val="tablecopy"/>
             </w:pPr>
             <w:r>
+              <w:rPr>
+                <w:noProof/>
+                <w:lang w:val="en-US" w:eastAsia="en-US"/>
+              </w:rPr>
               <w:t>31.95</w:t>
             </w:r>
           </w:p>
@@ -5166,6 +5766,10 @@
               <w:pStyle w:val="tablecopy"/>
             </w:pPr>
             <w:r>
+              <w:rPr>
+                <w:noProof/>
+                <w:lang w:val="en-US" w:eastAsia="en-US"/>
+              </w:rPr>
               <w:t>30.39</w:t>
             </w:r>
           </w:p>
@@ -5184,6 +5788,10 @@
               <w:pStyle w:val="tablecopy"/>
             </w:pPr>
             <w:r>
+              <w:rPr>
+                <w:noProof/>
+                <w:lang w:val="en-US" w:eastAsia="en-US"/>
+              </w:rPr>
               <w:t>SARIMA</w:t>
             </w:r>
           </w:p>
@@ -5197,6 +5805,10 @@
               <w:pStyle w:val="tablecopy"/>
             </w:pPr>
             <w:r>
+              <w:rPr>
+                <w:noProof/>
+                <w:lang w:val="en-US" w:eastAsia="en-US"/>
+              </w:rPr>
               <w:t>168</w:t>
             </w:r>
           </w:p>
@@ -5210,6 +5822,10 @@
               <w:pStyle w:val="tablecopy"/>
             </w:pPr>
             <w:r>
+              <w:rPr>
+                <w:noProof/>
+                <w:lang w:val="en-US" w:eastAsia="en-US"/>
+              </w:rPr>
               <w:t>271294.60</w:t>
             </w:r>
           </w:p>
@@ -5223,6 +5839,10 @@
               <w:pStyle w:val="tablecopy"/>
             </w:pPr>
             <w:r>
+              <w:rPr>
+                <w:noProof/>
+                <w:lang w:val="en-US" w:eastAsia="en-US"/>
+              </w:rPr>
               <w:t>325857.78</w:t>
             </w:r>
           </w:p>
@@ -5236,6 +5856,10 @@
               <w:pStyle w:val="tablecopy"/>
             </w:pPr>
             <w:r>
+              <w:rPr>
+                <w:noProof/>
+                <w:lang w:val="en-US" w:eastAsia="en-US"/>
+              </w:rPr>
               <w:t>32.54</w:t>
             </w:r>
           </w:p>
@@ -5249,6 +5873,10 @@
               <w:pStyle w:val="tablecopy"/>
             </w:pPr>
             <w:r>
+              <w:rPr>
+                <w:noProof/>
+                <w:lang w:val="en-US" w:eastAsia="en-US"/>
+              </w:rPr>
               <w:t>31.11</w:t>
             </w:r>
           </w:p>
@@ -5267,6 +5895,10 @@
               <w:pStyle w:val="tablecopy"/>
             </w:pPr>
             <w:r>
+              <w:rPr>
+                <w:noProof/>
+                <w:lang w:val="en-US" w:eastAsia="en-US"/>
+              </w:rPr>
               <w:t>iTransformer</w:t>
             </w:r>
           </w:p>
@@ -5280,6 +5912,10 @@
               <w:pStyle w:val="tablecopy"/>
             </w:pPr>
             <w:r>
+              <w:rPr>
+                <w:noProof/>
+                <w:lang w:val="en-US" w:eastAsia="en-US"/>
+              </w:rPr>
               <w:t>168</w:t>
             </w:r>
           </w:p>
@@ -5293,6 +5929,10 @@
               <w:pStyle w:val="tablecopy"/>
             </w:pPr>
             <w:r>
+              <w:rPr>
+                <w:noProof/>
+                <w:lang w:val="en-US" w:eastAsia="en-US"/>
+              </w:rPr>
               <w:t>279476.02 ± 92.85</w:t>
             </w:r>
           </w:p>
@@ -5306,6 +5946,10 @@
               <w:pStyle w:val="tablecopy"/>
             </w:pPr>
             <w:r>
+              <w:rPr>
+                <w:noProof/>
+                <w:lang w:val="en-US" w:eastAsia="en-US"/>
+              </w:rPr>
               <w:t>326253.85 ± 237.73</w:t>
             </w:r>
           </w:p>
@@ -5319,6 +5963,10 @@
               <w:pStyle w:val="tablecopy"/>
             </w:pPr>
             <w:r>
+              <w:rPr>
+                <w:noProof/>
+                <w:lang w:val="en-US" w:eastAsia="en-US"/>
+              </w:rPr>
               <w:t>34.75 ± 0.01</w:t>
             </w:r>
           </w:p>
@@ -5332,6 +5980,10 @@
               <w:pStyle w:val="tablecopy"/>
             </w:pPr>
             <w:r>
+              <w:rPr>
+                <w:noProof/>
+                <w:lang w:val="en-US" w:eastAsia="en-US"/>
+              </w:rPr>
               <w:t>33.15 ± 0.01</w:t>
             </w:r>
           </w:p>
@@ -5350,6 +6002,10 @@
               <w:pStyle w:val="tablecopy"/>
             </w:pPr>
             <w:r>
+              <w:rPr>
+                <w:noProof/>
+                <w:lang w:val="en-US" w:eastAsia="en-US"/>
+              </w:rPr>
               <w:t>DLinear</w:t>
             </w:r>
           </w:p>
@@ -5363,6 +6019,10 @@
               <w:pStyle w:val="tablecopy"/>
             </w:pPr>
             <w:r>
+              <w:rPr>
+                <w:noProof/>
+                <w:lang w:val="en-US" w:eastAsia="en-US"/>
+              </w:rPr>
               <w:t>168</w:t>
             </w:r>
           </w:p>
@@ -5376,6 +6036,10 @@
               <w:pStyle w:val="tablecopy"/>
             </w:pPr>
             <w:r>
+              <w:rPr>
+                <w:noProof/>
+                <w:lang w:val="en-US" w:eastAsia="en-US"/>
+              </w:rPr>
               <w:t>280272.56 ± 42.27</w:t>
             </w:r>
           </w:p>
@@ -5389,6 +6053,10 @@
               <w:pStyle w:val="tablecopy"/>
             </w:pPr>
             <w:r>
+              <w:rPr>
+                <w:noProof/>
+                <w:lang w:val="en-US" w:eastAsia="en-US"/>
+              </w:rPr>
               <w:t>328134.31 ± 34.74</w:t>
             </w:r>
           </w:p>
@@ -5402,6 +6070,10 @@
               <w:pStyle w:val="tablecopy"/>
             </w:pPr>
             <w:r>
+              <w:rPr>
+                <w:noProof/>
+                <w:lang w:val="en-US" w:eastAsia="en-US"/>
+              </w:rPr>
               <w:t>34.84 ± 0.01</w:t>
             </w:r>
           </w:p>
@@ -5415,6 +6087,10 @@
               <w:pStyle w:val="tablecopy"/>
             </w:pPr>
             <w:r>
+              <w:rPr>
+                <w:noProof/>
+                <w:lang w:val="en-US" w:eastAsia="en-US"/>
+              </w:rPr>
               <w:t>33.25 ± 0.01</w:t>
             </w:r>
           </w:p>
@@ -5433,6 +6109,10 @@
               <w:pStyle w:val="tablecopy"/>
             </w:pPr>
             <w:r>
+              <w:rPr>
+                <w:noProof/>
+                <w:lang w:val="en-US" w:eastAsia="en-US"/>
+              </w:rPr>
               <w:lastRenderedPageBreak/>
               <w:t>PatchTST</w:t>
             </w:r>
@@ -5447,6 +6127,10 @@
               <w:pStyle w:val="tablecopy"/>
             </w:pPr>
             <w:r>
+              <w:rPr>
+                <w:noProof/>
+                <w:lang w:val="en-US" w:eastAsia="en-US"/>
+              </w:rPr>
               <w:t>168</w:t>
             </w:r>
           </w:p>
@@ -5460,6 +6144,10 @@
               <w:pStyle w:val="tablecopy"/>
             </w:pPr>
             <w:r>
+              <w:rPr>
+                <w:noProof/>
+                <w:lang w:val="en-US" w:eastAsia="en-US"/>
+              </w:rPr>
               <w:t>280876.20 ± 97.69</w:t>
             </w:r>
           </w:p>
@@ -5473,6 +6161,10 @@
               <w:pStyle w:val="tablecopy"/>
             </w:pPr>
             <w:r>
+              <w:rPr>
+                <w:noProof/>
+                <w:lang w:val="en-US" w:eastAsia="en-US"/>
+              </w:rPr>
               <w:t>328943.70 ± 235.33</w:t>
             </w:r>
           </w:p>
@@ -5486,6 +6178,10 @@
               <w:pStyle w:val="tablecopy"/>
             </w:pPr>
             <w:r>
+              <w:rPr>
+                <w:noProof/>
+                <w:lang w:val="en-US" w:eastAsia="en-US"/>
+              </w:rPr>
               <w:t>34.88 ± 0.01</w:t>
             </w:r>
           </w:p>
@@ -5499,6 +6195,10 @@
               <w:pStyle w:val="tablecopy"/>
             </w:pPr>
             <w:r>
+              <w:rPr>
+                <w:noProof/>
+                <w:lang w:val="en-US" w:eastAsia="en-US"/>
+              </w:rPr>
               <w:t>33.32 ± 0.01</w:t>
             </w:r>
           </w:p>
@@ -5517,6 +6217,10 @@
               <w:pStyle w:val="tablecopy"/>
             </w:pPr>
             <w:r>
+              <w:rPr>
+                <w:noProof/>
+                <w:lang w:val="en-US" w:eastAsia="en-US"/>
+              </w:rPr>
               <w:t>SeasonalNaive</w:t>
             </w:r>
           </w:p>
@@ -5530,6 +6234,10 @@
               <w:pStyle w:val="tablecopy"/>
             </w:pPr>
             <w:r>
+              <w:rPr>
+                <w:noProof/>
+                <w:lang w:val="en-US" w:eastAsia="en-US"/>
+              </w:rPr>
               <w:t>168</w:t>
             </w:r>
           </w:p>
@@ -5543,6 +6251,10 @@
               <w:pStyle w:val="tablecopy"/>
             </w:pPr>
             <w:r>
+              <w:rPr>
+                <w:noProof/>
+                <w:lang w:val="en-US" w:eastAsia="en-US"/>
+              </w:rPr>
               <w:t>343510.17</w:t>
             </w:r>
           </w:p>
@@ -5556,6 +6268,10 @@
               <w:pStyle w:val="tablecopy"/>
             </w:pPr>
             <w:r>
+              <w:rPr>
+                <w:noProof/>
+                <w:lang w:val="en-US" w:eastAsia="en-US"/>
+              </w:rPr>
               <w:t>431537.72</w:t>
             </w:r>
           </w:p>
@@ -5569,6 +6285,10 @@
               <w:pStyle w:val="tablecopy"/>
             </w:pPr>
             <w:r>
+              <w:rPr>
+                <w:noProof/>
+                <w:lang w:val="en-US" w:eastAsia="en-US"/>
+              </w:rPr>
               <w:t>40.48</w:t>
             </w:r>
           </w:p>
@@ -5582,6 +6302,10 @@
               <w:pStyle w:val="tablecopy"/>
             </w:pPr>
             <w:r>
+              <w:rPr>
+                <w:noProof/>
+                <w:lang w:val="en-US" w:eastAsia="en-US"/>
+              </w:rPr>
               <w:t>39.39</w:t>
             </w:r>
           </w:p>
@@ -5594,6 +6318,10 @@
         <w:jc w:val="center"/>
       </w:pPr>
       <w:r>
+        <w:rPr>
+          <w:noProof/>
+          <w:lang w:val="en-US" w:eastAsia="en-US"/>
+        </w:rPr>
         <w:t>ETTh1/HUFL — accuracy across horizons (mean ± std over seeds where applicable).</w:t>
       </w:r>
     </w:p>
@@ -5632,6 +6360,10 @@
               <w:pStyle w:val="tablecolhead"/>
             </w:pPr>
             <w:r>
+              <w:rPr>
+                <w:noProof/>
+                <w:lang w:val="en-US" w:eastAsia="en-US"/>
+              </w:rPr>
               <w:t>Model</w:t>
             </w:r>
           </w:p>
@@ -5645,6 +6377,10 @@
               <w:pStyle w:val="tablecolhead"/>
             </w:pPr>
             <w:r>
+              <w:rPr>
+                <w:noProof/>
+                <w:lang w:val="en-US" w:eastAsia="en-US"/>
+              </w:rPr>
               <w:t>H</w:t>
             </w:r>
           </w:p>
@@ -5658,6 +6394,10 @@
               <w:pStyle w:val="tablecolhead"/>
             </w:pPr>
             <w:r>
+              <w:rPr>
+                <w:noProof/>
+                <w:lang w:val="en-US" w:eastAsia="en-US"/>
+              </w:rPr>
               <w:t>MAE</w:t>
             </w:r>
           </w:p>
@@ -5671,6 +6411,10 @@
               <w:pStyle w:val="tablecolhead"/>
             </w:pPr>
             <w:r>
+              <w:rPr>
+                <w:noProof/>
+                <w:lang w:val="en-US" w:eastAsia="en-US"/>
+              </w:rPr>
               <w:t>RMSE</w:t>
             </w:r>
           </w:p>
@@ -5685,10 +6429,18 @@
             </w:pPr>
             <w:proofErr w:type="spellStart"/>
             <w:r>
+              <w:rPr>
+                <w:noProof/>
+                <w:lang w:val="en-US" w:eastAsia="en-US"/>
+              </w:rPr>
               <w:t>sMAPE</w:t>
             </w:r>
             <w:proofErr w:type="spellEnd"/>
             <w:r>
+              <w:rPr>
+                <w:noProof/>
+                <w:lang w:val="en-US" w:eastAsia="en-US"/>
+              </w:rPr>
               <w:t xml:space="preserve"> (%)</w:t>
             </w:r>
           </w:p>
@@ -5703,10 +6455,18 @@
             </w:pPr>
             <w:proofErr w:type="spellStart"/>
             <w:r>
+              <w:rPr>
+                <w:noProof/>
+                <w:lang w:val="en-US" w:eastAsia="en-US"/>
+              </w:rPr>
               <w:t>wMAPE</w:t>
             </w:r>
             <w:proofErr w:type="spellEnd"/>
             <w:r>
+              <w:rPr>
+                <w:noProof/>
+                <w:lang w:val="en-US" w:eastAsia="en-US"/>
+              </w:rPr>
               <w:t xml:space="preserve"> (%)</w:t>
             </w:r>
           </w:p>
@@ -5725,6 +6485,10 @@
               <w:pStyle w:val="tablecopy"/>
             </w:pPr>
             <w:r>
+              <w:rPr>
+                <w:noProof/>
+                <w:lang w:val="en-US" w:eastAsia="en-US"/>
+              </w:rPr>
               <w:t>Chronos-Bolt</w:t>
             </w:r>
           </w:p>
@@ -5738,6 +6502,10 @@
               <w:pStyle w:val="tablecopy"/>
             </w:pPr>
             <w:r>
+              <w:rPr>
+                <w:noProof/>
+                <w:lang w:val="en-US" w:eastAsia="en-US"/>
+              </w:rPr>
               <w:t>24</w:t>
             </w:r>
           </w:p>
@@ -5751,6 +6519,10 @@
               <w:pStyle w:val="tablecopy"/>
             </w:pPr>
             <w:r>
+              <w:rPr>
+                <w:noProof/>
+                <w:lang w:val="en-US" w:eastAsia="en-US"/>
+              </w:rPr>
               <w:t>3.00</w:t>
             </w:r>
           </w:p>
@@ -5764,6 +6536,10 @@
               <w:pStyle w:val="tablecopy"/>
             </w:pPr>
             <w:r>
+              <w:rPr>
+                <w:noProof/>
+                <w:lang w:val="en-US" w:eastAsia="en-US"/>
+              </w:rPr>
               <w:t>4.78</w:t>
             </w:r>
           </w:p>
@@ -5777,6 +6553,10 @@
               <w:pStyle w:val="tablecopy"/>
             </w:pPr>
             <w:r>
+              <w:rPr>
+                <w:noProof/>
+                <w:lang w:val="en-US" w:eastAsia="en-US"/>
+              </w:rPr>
               <w:t>44.88</w:t>
             </w:r>
           </w:p>
@@ -5790,6 +6570,10 @@
               <w:pStyle w:val="tablecopy"/>
             </w:pPr>
             <w:r>
+              <w:rPr>
+                <w:noProof/>
+                <w:lang w:val="en-US" w:eastAsia="en-US"/>
+              </w:rPr>
               <w:t>29.73</w:t>
             </w:r>
           </w:p>
@@ -5808,6 +6592,10 @@
               <w:pStyle w:val="tablecopy"/>
             </w:pPr>
             <w:r>
+              <w:rPr>
+                <w:noProof/>
+                <w:lang w:val="en-US" w:eastAsia="en-US"/>
+              </w:rPr>
               <w:t>PatchTST</w:t>
             </w:r>
           </w:p>
@@ -5821,6 +6609,10 @@
               <w:pStyle w:val="tablecopy"/>
             </w:pPr>
             <w:r>
+              <w:rPr>
+                <w:noProof/>
+                <w:lang w:val="en-US" w:eastAsia="en-US"/>
+              </w:rPr>
               <w:t>24</w:t>
             </w:r>
           </w:p>
@@ -5834,6 +6626,10 @@
               <w:pStyle w:val="tablecopy"/>
             </w:pPr>
             <w:r>
+              <w:rPr>
+                <w:noProof/>
+                <w:lang w:val="en-US" w:eastAsia="en-US"/>
+              </w:rPr>
               <w:t>3.04 ± 0.01</w:t>
             </w:r>
           </w:p>
@@ -5847,6 +6643,10 @@
               <w:pStyle w:val="tablecopy"/>
             </w:pPr>
             <w:r>
+              <w:rPr>
+                <w:noProof/>
+                <w:lang w:val="en-US" w:eastAsia="en-US"/>
+              </w:rPr>
               <w:t>4.56 ± 0.01</w:t>
             </w:r>
           </w:p>
@@ -5860,6 +6660,10 @@
               <w:pStyle w:val="tablecopy"/>
             </w:pPr>
             <w:r>
+              <w:rPr>
+                <w:noProof/>
+                <w:lang w:val="en-US" w:eastAsia="en-US"/>
+              </w:rPr>
               <w:t>47.47 ± 0.16</w:t>
             </w:r>
           </w:p>
@@ -5873,6 +6677,10 @@
               <w:pStyle w:val="tablecopy"/>
             </w:pPr>
             <w:r>
+              <w:rPr>
+                <w:noProof/>
+                <w:lang w:val="en-US" w:eastAsia="en-US"/>
+              </w:rPr>
               <w:t>30.09 ± 0.10</w:t>
             </w:r>
           </w:p>
@@ -5891,6 +6699,10 @@
               <w:pStyle w:val="tablecopy"/>
             </w:pPr>
             <w:r>
+              <w:rPr>
+                <w:noProof/>
+                <w:lang w:val="en-US" w:eastAsia="en-US"/>
+              </w:rPr>
               <w:t>DLinear</w:t>
             </w:r>
           </w:p>
@@ -5904,6 +6716,10 @@
               <w:pStyle w:val="tablecopy"/>
             </w:pPr>
             <w:r>
+              <w:rPr>
+                <w:noProof/>
+                <w:lang w:val="en-US" w:eastAsia="en-US"/>
+              </w:rPr>
               <w:t>24</w:t>
             </w:r>
           </w:p>
@@ -5917,6 +6733,10 @@
               <w:pStyle w:val="tablecopy"/>
             </w:pPr>
             <w:r>
+              <w:rPr>
+                <w:noProof/>
+                <w:lang w:val="en-US" w:eastAsia="en-US"/>
+              </w:rPr>
               <w:t>3.08 ± 0.00</w:t>
             </w:r>
           </w:p>
@@ -5930,6 +6750,10 @@
               <w:pStyle w:val="tablecopy"/>
             </w:pPr>
             <w:r>
+              <w:rPr>
+                <w:noProof/>
+                <w:lang w:val="en-US" w:eastAsia="en-US"/>
+              </w:rPr>
               <w:t>4.63 ± 0.00</w:t>
             </w:r>
           </w:p>
@@ -5943,6 +6767,10 @@
               <w:pStyle w:val="tablecopy"/>
             </w:pPr>
             <w:r>
+              <w:rPr>
+                <w:noProof/>
+                <w:lang w:val="en-US" w:eastAsia="en-US"/>
+              </w:rPr>
               <w:t>47.95 ± 0.09</w:t>
             </w:r>
           </w:p>
@@ -5956,6 +6784,10 @@
               <w:pStyle w:val="tablecopy"/>
             </w:pPr>
             <w:r>
+              <w:rPr>
+                <w:noProof/>
+                <w:lang w:val="en-US" w:eastAsia="en-US"/>
+              </w:rPr>
               <w:t>30.53 ± 0.04</w:t>
             </w:r>
           </w:p>
@@ -5974,6 +6806,10 @@
               <w:pStyle w:val="tablecopy"/>
             </w:pPr>
             <w:r>
+              <w:rPr>
+                <w:noProof/>
+                <w:lang w:val="en-US" w:eastAsia="en-US"/>
+              </w:rPr>
               <w:t>TimesFM</w:t>
             </w:r>
           </w:p>
@@ -5987,6 +6823,10 @@
               <w:pStyle w:val="tablecopy"/>
             </w:pPr>
             <w:r>
+              <w:rPr>
+                <w:noProof/>
+                <w:lang w:val="en-US" w:eastAsia="en-US"/>
+              </w:rPr>
               <w:t>24</w:t>
             </w:r>
           </w:p>
@@ -6000,6 +6840,10 @@
               <w:pStyle w:val="tablecopy"/>
             </w:pPr>
             <w:r>
+              <w:rPr>
+                <w:noProof/>
+                <w:lang w:val="en-US" w:eastAsia="en-US"/>
+              </w:rPr>
               <w:t>3.16</w:t>
             </w:r>
           </w:p>
@@ -6013,6 +6857,10 @@
               <w:pStyle w:val="tablecopy"/>
             </w:pPr>
             <w:r>
+              <w:rPr>
+                <w:noProof/>
+                <w:lang w:val="en-US" w:eastAsia="en-US"/>
+              </w:rPr>
               <w:t>4.88</w:t>
             </w:r>
           </w:p>
@@ -6026,6 +6874,10 @@
               <w:pStyle w:val="tablecopy"/>
             </w:pPr>
             <w:r>
+              <w:rPr>
+                <w:noProof/>
+                <w:lang w:val="en-US" w:eastAsia="en-US"/>
+              </w:rPr>
               <w:t>48.33</w:t>
             </w:r>
           </w:p>
@@ -6039,6 +6891,10 @@
               <w:pStyle w:val="tablecopy"/>
             </w:pPr>
             <w:r>
+              <w:rPr>
+                <w:noProof/>
+                <w:lang w:val="en-US" w:eastAsia="en-US"/>
+              </w:rPr>
               <w:t>31.25</w:t>
             </w:r>
           </w:p>
@@ -6057,6 +6913,10 @@
               <w:pStyle w:val="tablecopy"/>
             </w:pPr>
             <w:r>
+              <w:rPr>
+                <w:noProof/>
+                <w:lang w:val="en-US" w:eastAsia="en-US"/>
+              </w:rPr>
               <w:t>iTransformer</w:t>
             </w:r>
           </w:p>
@@ -6070,6 +6930,10 @@
               <w:pStyle w:val="tablecopy"/>
             </w:pPr>
             <w:r>
+              <w:rPr>
+                <w:noProof/>
+                <w:lang w:val="en-US" w:eastAsia="en-US"/>
+              </w:rPr>
               <w:t>24</w:t>
             </w:r>
           </w:p>
@@ -6083,6 +6947,10 @@
               <w:pStyle w:val="tablecopy"/>
             </w:pPr>
             <w:r>
+              <w:rPr>
+                <w:noProof/>
+                <w:lang w:val="en-US" w:eastAsia="en-US"/>
+              </w:rPr>
               <w:t>3.25 ± 0.01</w:t>
             </w:r>
           </w:p>
@@ -6096,6 +6964,10 @@
               <w:pStyle w:val="tablecopy"/>
             </w:pPr>
             <w:r>
+              <w:rPr>
+                <w:noProof/>
+                <w:lang w:val="en-US" w:eastAsia="en-US"/>
+              </w:rPr>
               <w:t>4.77 ± 0.04</w:t>
             </w:r>
           </w:p>
@@ -6109,6 +6981,10 @@
               <w:pStyle w:val="tablecopy"/>
             </w:pPr>
             <w:r>
+              <w:rPr>
+                <w:noProof/>
+                <w:lang w:val="en-US" w:eastAsia="en-US"/>
+              </w:rPr>
               <w:t>49.29 ± 0.08</w:t>
             </w:r>
           </w:p>
@@ -6122,6 +6998,10 @@
               <w:pStyle w:val="tablecopy"/>
             </w:pPr>
             <w:r>
+              <w:rPr>
+                <w:noProof/>
+                <w:lang w:val="en-US" w:eastAsia="en-US"/>
+              </w:rPr>
               <w:t>32.17 ± 0.13</w:t>
             </w:r>
           </w:p>
@@ -6140,6 +7020,10 @@
               <w:pStyle w:val="tablecopy"/>
             </w:pPr>
             <w:r>
+              <w:rPr>
+                <w:noProof/>
+                <w:lang w:val="en-US" w:eastAsia="en-US"/>
+              </w:rPr>
               <w:t>SeasonalNaive</w:t>
             </w:r>
           </w:p>
@@ -6153,6 +7037,10 @@
               <w:pStyle w:val="tablecopy"/>
             </w:pPr>
             <w:r>
+              <w:rPr>
+                <w:noProof/>
+                <w:lang w:val="en-US" w:eastAsia="en-US"/>
+              </w:rPr>
               <w:t>24</w:t>
             </w:r>
           </w:p>
@@ -6166,6 +7054,10 @@
               <w:pStyle w:val="tablecopy"/>
             </w:pPr>
             <w:r>
+              <w:rPr>
+                <w:noProof/>
+                <w:lang w:val="en-US" w:eastAsia="en-US"/>
+              </w:rPr>
               <w:t>3.31</w:t>
             </w:r>
           </w:p>
@@ -6179,6 +7071,10 @@
               <w:pStyle w:val="tablecopy"/>
             </w:pPr>
             <w:r>
+              <w:rPr>
+                <w:noProof/>
+                <w:lang w:val="en-US" w:eastAsia="en-US"/>
+              </w:rPr>
               <w:t>5.44</w:t>
             </w:r>
           </w:p>
@@ -6192,6 +7088,10 @@
               <w:pStyle w:val="tablecopy"/>
             </w:pPr>
             <w:r>
+              <w:rPr>
+                <w:noProof/>
+                <w:lang w:val="en-US" w:eastAsia="en-US"/>
+              </w:rPr>
               <w:t>46.07</w:t>
             </w:r>
           </w:p>
@@ -6205,6 +7105,10 @@
               <w:pStyle w:val="tablecopy"/>
             </w:pPr>
             <w:r>
+              <w:rPr>
+                <w:noProof/>
+                <w:lang w:val="en-US" w:eastAsia="en-US"/>
+              </w:rPr>
               <w:t>32.78</w:t>
             </w:r>
           </w:p>
@@ -6223,6 +7127,10 @@
               <w:pStyle w:val="tablecopy"/>
             </w:pPr>
             <w:r>
+              <w:rPr>
+                <w:noProof/>
+                <w:lang w:val="en-US" w:eastAsia="en-US"/>
+              </w:rPr>
               <w:t>SARIMA</w:t>
             </w:r>
           </w:p>
@@ -6236,6 +7144,10 @@
               <w:pStyle w:val="tablecopy"/>
             </w:pPr>
             <w:r>
+              <w:rPr>
+                <w:noProof/>
+                <w:lang w:val="en-US" w:eastAsia="en-US"/>
+              </w:rPr>
               <w:t>24</w:t>
             </w:r>
           </w:p>
@@ -6249,6 +7161,10 @@
               <w:pStyle w:val="tablecopy"/>
             </w:pPr>
             <w:r>
+              <w:rPr>
+                <w:noProof/>
+                <w:lang w:val="en-US" w:eastAsia="en-US"/>
+              </w:rPr>
               <w:t>3.45</w:t>
             </w:r>
           </w:p>
@@ -6262,6 +7178,10 @@
               <w:pStyle w:val="tablecopy"/>
             </w:pPr>
             <w:r>
+              <w:rPr>
+                <w:noProof/>
+                <w:lang w:val="en-US" w:eastAsia="en-US"/>
+              </w:rPr>
               <w:t>4.92</w:t>
             </w:r>
           </w:p>
@@ -6275,6 +7195,10 @@
               <w:pStyle w:val="tablecopy"/>
             </w:pPr>
             <w:r>
+              <w:rPr>
+                <w:noProof/>
+                <w:lang w:val="en-US" w:eastAsia="en-US"/>
+              </w:rPr>
               <w:t>52.92</w:t>
             </w:r>
           </w:p>
@@ -6288,6 +7212,10 @@
               <w:pStyle w:val="tablecopy"/>
             </w:pPr>
             <w:r>
+              <w:rPr>
+                <w:noProof/>
+                <w:lang w:val="en-US" w:eastAsia="en-US"/>
+              </w:rPr>
               <w:t>34.15</w:t>
             </w:r>
           </w:p>
@@ -6306,6 +7234,10 @@
               <w:pStyle w:val="tablecopy"/>
             </w:pPr>
             <w:r>
+              <w:rPr>
+                <w:noProof/>
+                <w:lang w:val="en-US" w:eastAsia="en-US"/>
+              </w:rPr>
               <w:t>XGBoost</w:t>
             </w:r>
           </w:p>
@@ -6319,6 +7251,10 @@
               <w:pStyle w:val="tablecopy"/>
             </w:pPr>
             <w:r>
+              <w:rPr>
+                <w:noProof/>
+                <w:lang w:val="en-US" w:eastAsia="en-US"/>
+              </w:rPr>
               <w:t>24</w:t>
             </w:r>
           </w:p>
@@ -6332,6 +7268,10 @@
               <w:pStyle w:val="tablecopy"/>
             </w:pPr>
             <w:r>
+              <w:rPr>
+                <w:noProof/>
+                <w:lang w:val="en-US" w:eastAsia="en-US"/>
+              </w:rPr>
               <w:t>3.89 ± 0.01</w:t>
             </w:r>
           </w:p>
@@ -6345,6 +7285,10 @@
               <w:pStyle w:val="tablecopy"/>
             </w:pPr>
             <w:r>
+              <w:rPr>
+                <w:noProof/>
+                <w:lang w:val="en-US" w:eastAsia="en-US"/>
+              </w:rPr>
               <w:t>5.40 ± 0.01</w:t>
             </w:r>
           </w:p>
@@ -6358,6 +7302,10 @@
               <w:pStyle w:val="tablecopy"/>
             </w:pPr>
             <w:r>
+              <w:rPr>
+                <w:noProof/>
+                <w:lang w:val="en-US" w:eastAsia="en-US"/>
+              </w:rPr>
               <w:t>57.47 ± 0.07</w:t>
             </w:r>
           </w:p>
@@ -6371,6 +7319,10 @@
               <w:pStyle w:val="tablecopy"/>
             </w:pPr>
             <w:r>
+              <w:rPr>
+                <w:noProof/>
+                <w:lang w:val="en-US" w:eastAsia="en-US"/>
+              </w:rPr>
               <w:t>38.50 ± 0.06</w:t>
             </w:r>
           </w:p>
@@ -6389,6 +7341,10 @@
               <w:pStyle w:val="tablecopy"/>
             </w:pPr>
             <w:r>
+              <w:rPr>
+                <w:noProof/>
+                <w:lang w:val="en-US" w:eastAsia="en-US"/>
+              </w:rPr>
               <w:t>DLinear</w:t>
             </w:r>
           </w:p>
@@ -6402,6 +7358,10 @@
               <w:pStyle w:val="tablecopy"/>
             </w:pPr>
             <w:r>
+              <w:rPr>
+                <w:noProof/>
+                <w:lang w:val="en-US" w:eastAsia="en-US"/>
+              </w:rPr>
               <w:t>96</w:t>
             </w:r>
           </w:p>
@@ -6415,6 +7375,10 @@
               <w:pStyle w:val="tablecopy"/>
             </w:pPr>
             <w:r>
+              <w:rPr>
+                <w:noProof/>
+                <w:lang w:val="en-US" w:eastAsia="en-US"/>
+              </w:rPr>
               <w:t>3.55 ± 0.00</w:t>
             </w:r>
           </w:p>
@@ -6428,6 +7392,10 @@
               <w:pStyle w:val="tablecopy"/>
             </w:pPr>
             <w:r>
+              <w:rPr>
+                <w:noProof/>
+                <w:lang w:val="en-US" w:eastAsia="en-US"/>
+              </w:rPr>
               <w:t>5.26 ± 0.01</w:t>
             </w:r>
           </w:p>
@@ -6441,6 +7409,10 @@
               <w:pStyle w:val="tablecopy"/>
             </w:pPr>
             <w:r>
+              <w:rPr>
+                <w:noProof/>
+                <w:lang w:val="en-US" w:eastAsia="en-US"/>
+              </w:rPr>
               <w:t>54.11 ± 0.07</w:t>
             </w:r>
           </w:p>
@@ -6454,6 +7426,10 @@
               <w:pStyle w:val="tablecopy"/>
             </w:pPr>
             <w:r>
+              <w:rPr>
+                <w:noProof/>
+                <w:lang w:val="en-US" w:eastAsia="en-US"/>
+              </w:rPr>
               <w:t>35.08 ± 0.02</w:t>
             </w:r>
           </w:p>
@@ -6472,6 +7448,10 @@
               <w:pStyle w:val="tablecopy"/>
             </w:pPr>
             <w:r>
+              <w:rPr>
+                <w:noProof/>
+                <w:lang w:val="en-US" w:eastAsia="en-US"/>
+              </w:rPr>
               <w:t>Chronos-Bolt</w:t>
             </w:r>
           </w:p>
@@ -6485,6 +7465,10 @@
               <w:pStyle w:val="tablecopy"/>
             </w:pPr>
             <w:r>
+              <w:rPr>
+                <w:noProof/>
+                <w:lang w:val="en-US" w:eastAsia="en-US"/>
+              </w:rPr>
               <w:t>96</w:t>
             </w:r>
           </w:p>
@@ -6498,6 +7482,10 @@
               <w:pStyle w:val="tablecopy"/>
             </w:pPr>
             <w:r>
+              <w:rPr>
+                <w:noProof/>
+                <w:lang w:val="en-US" w:eastAsia="en-US"/>
+              </w:rPr>
               <w:t>3.57</w:t>
             </w:r>
           </w:p>
@@ -6511,6 +7499,10 @@
               <w:pStyle w:val="tablecopy"/>
             </w:pPr>
             <w:r>
+              <w:rPr>
+                <w:noProof/>
+                <w:lang w:val="en-US" w:eastAsia="en-US"/>
+              </w:rPr>
               <w:t>5.61</w:t>
             </w:r>
           </w:p>
@@ -6524,6 +7516,10 @@
               <w:pStyle w:val="tablecopy"/>
             </w:pPr>
             <w:r>
+              <w:rPr>
+                <w:noProof/>
+                <w:lang w:val="en-US" w:eastAsia="en-US"/>
+              </w:rPr>
               <w:t>51.08</w:t>
             </w:r>
           </w:p>
@@ -6537,6 +7533,10 @@
               <w:pStyle w:val="tablecopy"/>
             </w:pPr>
             <w:r>
+              <w:rPr>
+                <w:noProof/>
+                <w:lang w:val="en-US" w:eastAsia="en-US"/>
+              </w:rPr>
               <w:t>35.30</w:t>
             </w:r>
           </w:p>
@@ -6555,6 +7555,10 @@
               <w:pStyle w:val="tablecopy"/>
             </w:pPr>
             <w:r>
+              <w:rPr>
+                <w:noProof/>
+                <w:lang w:val="en-US" w:eastAsia="en-US"/>
+              </w:rPr>
               <w:t>PatchTST</w:t>
             </w:r>
           </w:p>
@@ -6568,6 +7572,10 @@
               <w:pStyle w:val="tablecopy"/>
             </w:pPr>
             <w:r>
+              <w:rPr>
+                <w:noProof/>
+                <w:lang w:val="en-US" w:eastAsia="en-US"/>
+              </w:rPr>
               <w:t>96</w:t>
             </w:r>
           </w:p>
@@ -6581,6 +7589,10 @@
               <w:pStyle w:val="tablecopy"/>
             </w:pPr>
             <w:r>
+              <w:rPr>
+                <w:noProof/>
+                <w:lang w:val="en-US" w:eastAsia="en-US"/>
+              </w:rPr>
               <w:t>3.62 ± 0.03</w:t>
             </w:r>
           </w:p>
@@ -6594,6 +7606,10 @@
               <w:pStyle w:val="tablecopy"/>
             </w:pPr>
             <w:r>
+              <w:rPr>
+                <w:noProof/>
+                <w:lang w:val="en-US" w:eastAsia="en-US"/>
+              </w:rPr>
               <w:t>5.27 ± 0.02</w:t>
             </w:r>
           </w:p>
@@ -6607,6 +7623,10 @@
               <w:pStyle w:val="tablecopy"/>
             </w:pPr>
             <w:r>
+              <w:rPr>
+                <w:noProof/>
+                <w:lang w:val="en-US" w:eastAsia="en-US"/>
+              </w:rPr>
               <w:t>54.87 ± 0.32</w:t>
             </w:r>
           </w:p>
@@ -6620,6 +7640,10 @@
               <w:pStyle w:val="tablecopy"/>
             </w:pPr>
             <w:r>
+              <w:rPr>
+                <w:noProof/>
+                <w:lang w:val="en-US" w:eastAsia="en-US"/>
+              </w:rPr>
               <w:t>35.79 ± 0.25</w:t>
             </w:r>
           </w:p>
@@ -6638,6 +7662,10 @@
               <w:pStyle w:val="tablecopy"/>
             </w:pPr>
             <w:r>
+              <w:rPr>
+                <w:noProof/>
+                <w:lang w:val="en-US" w:eastAsia="en-US"/>
+              </w:rPr>
               <w:t>TimesFM</w:t>
             </w:r>
           </w:p>
@@ -6651,6 +7679,10 @@
               <w:pStyle w:val="tablecopy"/>
             </w:pPr>
             <w:r>
+              <w:rPr>
+                <w:noProof/>
+                <w:lang w:val="en-US" w:eastAsia="en-US"/>
+              </w:rPr>
               <w:t>96</w:t>
             </w:r>
           </w:p>
@@ -6664,6 +7696,10 @@
               <w:pStyle w:val="tablecopy"/>
             </w:pPr>
             <w:r>
+              <w:rPr>
+                <w:noProof/>
+                <w:lang w:val="en-US" w:eastAsia="en-US"/>
+              </w:rPr>
               <w:t>3.67</w:t>
             </w:r>
           </w:p>
@@ -6677,6 +7713,10 @@
               <w:pStyle w:val="tablecopy"/>
             </w:pPr>
             <w:r>
+              <w:rPr>
+                <w:noProof/>
+                <w:lang w:val="en-US" w:eastAsia="en-US"/>
+              </w:rPr>
               <w:t>5.61</w:t>
             </w:r>
           </w:p>
@@ -6690,6 +7730,10 @@
               <w:pStyle w:val="tablecopy"/>
             </w:pPr>
             <w:r>
+              <w:rPr>
+                <w:noProof/>
+                <w:lang w:val="en-US" w:eastAsia="en-US"/>
+              </w:rPr>
               <w:t>54.27</w:t>
             </w:r>
           </w:p>
@@ -6703,6 +7747,10 @@
               <w:pStyle w:val="tablecopy"/>
             </w:pPr>
             <w:r>
+              <w:rPr>
+                <w:noProof/>
+                <w:lang w:val="en-US" w:eastAsia="en-US"/>
+              </w:rPr>
               <w:t>36.24</w:t>
             </w:r>
           </w:p>
@@ -6721,6 +7769,10 @@
               <w:pStyle w:val="tablecopy"/>
             </w:pPr>
             <w:r>
+              <w:rPr>
+                <w:noProof/>
+                <w:lang w:val="en-US" w:eastAsia="en-US"/>
+              </w:rPr>
               <w:t>iTransformer</w:t>
             </w:r>
           </w:p>
@@ -6734,6 +7786,10 @@
               <w:pStyle w:val="tablecopy"/>
             </w:pPr>
             <w:r>
+              <w:rPr>
+                <w:noProof/>
+                <w:lang w:val="en-US" w:eastAsia="en-US"/>
+              </w:rPr>
               <w:t>96</w:t>
             </w:r>
           </w:p>
@@ -6747,6 +7803,10 @@
               <w:pStyle w:val="tablecopy"/>
             </w:pPr>
             <w:r>
+              <w:rPr>
+                <w:noProof/>
+                <w:lang w:val="en-US" w:eastAsia="en-US"/>
+              </w:rPr>
               <w:t>3.72 ± 0.01</w:t>
             </w:r>
           </w:p>
@@ -6760,6 +7820,10 @@
               <w:pStyle w:val="tablecopy"/>
             </w:pPr>
             <w:r>
+              <w:rPr>
+                <w:noProof/>
+                <w:lang w:val="en-US" w:eastAsia="en-US"/>
+              </w:rPr>
               <w:t>5.43 ± 0.02</w:t>
             </w:r>
           </w:p>
@@ -6773,6 +7837,10 @@
               <w:pStyle w:val="tablecopy"/>
             </w:pPr>
             <w:r>
+              <w:rPr>
+                <w:noProof/>
+                <w:lang w:val="en-US" w:eastAsia="en-US"/>
+              </w:rPr>
               <w:t>55.56 ± 0.22</w:t>
             </w:r>
           </w:p>
@@ -6786,6 +7854,10 @@
               <w:pStyle w:val="tablecopy"/>
             </w:pPr>
             <w:r>
+              <w:rPr>
+                <w:noProof/>
+                <w:lang w:val="en-US" w:eastAsia="en-US"/>
+              </w:rPr>
               <w:t>36.81 ± 0.11</w:t>
             </w:r>
           </w:p>
@@ -6804,6 +7876,10 @@
               <w:pStyle w:val="tablecopy"/>
             </w:pPr>
             <w:r>
+              <w:rPr>
+                <w:noProof/>
+                <w:lang w:val="en-US" w:eastAsia="en-US"/>
+              </w:rPr>
               <w:t>SARIMA</w:t>
             </w:r>
           </w:p>
@@ -6817,6 +7893,10 @@
               <w:pStyle w:val="tablecopy"/>
             </w:pPr>
             <w:r>
+              <w:rPr>
+                <w:noProof/>
+                <w:lang w:val="en-US" w:eastAsia="en-US"/>
+              </w:rPr>
               <w:t>96</w:t>
             </w:r>
           </w:p>
@@ -6830,6 +7910,10 @@
               <w:pStyle w:val="tablecopy"/>
             </w:pPr>
             <w:r>
+              <w:rPr>
+                <w:noProof/>
+                <w:lang w:val="en-US" w:eastAsia="en-US"/>
+              </w:rPr>
               <w:t>3.90</w:t>
             </w:r>
           </w:p>
@@ -6843,6 +7927,10 @@
               <w:pStyle w:val="tablecopy"/>
             </w:pPr>
             <w:r>
+              <w:rPr>
+                <w:noProof/>
+                <w:lang w:val="en-US" w:eastAsia="en-US"/>
+              </w:rPr>
               <w:t>5.57</w:t>
             </w:r>
           </w:p>
@@ -6856,6 +7944,10 @@
               <w:pStyle w:val="tablecopy"/>
             </w:pPr>
             <w:r>
+              <w:rPr>
+                <w:noProof/>
+                <w:lang w:val="en-US" w:eastAsia="en-US"/>
+              </w:rPr>
               <w:t>57.66</w:t>
             </w:r>
           </w:p>
@@ -6869,6 +7961,10 @@
               <w:pStyle w:val="tablecopy"/>
             </w:pPr>
             <w:r>
+              <w:rPr>
+                <w:noProof/>
+                <w:lang w:val="en-US" w:eastAsia="en-US"/>
+              </w:rPr>
               <w:t>38.58</w:t>
             </w:r>
           </w:p>
@@ -6887,6 +7983,10 @@
               <w:pStyle w:val="tablecopy"/>
             </w:pPr>
             <w:r>
+              <w:rPr>
+                <w:noProof/>
+                <w:lang w:val="en-US" w:eastAsia="en-US"/>
+              </w:rPr>
               <w:t>SeasonalNaive</w:t>
             </w:r>
           </w:p>
@@ -6900,6 +8000,10 @@
               <w:pStyle w:val="tablecopy"/>
             </w:pPr>
             <w:r>
+              <w:rPr>
+                <w:noProof/>
+                <w:lang w:val="en-US" w:eastAsia="en-US"/>
+              </w:rPr>
               <w:t>96</w:t>
             </w:r>
           </w:p>
@@ -6913,6 +8017,10 @@
               <w:pStyle w:val="tablecopy"/>
             </w:pPr>
             <w:r>
+              <w:rPr>
+                <w:noProof/>
+                <w:lang w:val="en-US" w:eastAsia="en-US"/>
+              </w:rPr>
               <w:t>3.92</w:t>
             </w:r>
           </w:p>
@@ -6926,6 +8034,10 @@
               <w:pStyle w:val="tablecopy"/>
             </w:pPr>
             <w:r>
+              <w:rPr>
+                <w:noProof/>
+                <w:lang w:val="en-US" w:eastAsia="en-US"/>
+              </w:rPr>
               <w:t>6.41</w:t>
             </w:r>
           </w:p>
@@ -6939,6 +8051,10 @@
               <w:pStyle w:val="tablecopy"/>
             </w:pPr>
             <w:r>
+              <w:rPr>
+                <w:noProof/>
+                <w:lang w:val="en-US" w:eastAsia="en-US"/>
+              </w:rPr>
               <w:t>51.70</w:t>
             </w:r>
           </w:p>
@@ -6952,6 +8068,10 @@
               <w:pStyle w:val="tablecopy"/>
             </w:pPr>
             <w:r>
+              <w:rPr>
+                <w:noProof/>
+                <w:lang w:val="en-US" w:eastAsia="en-US"/>
+              </w:rPr>
               <w:t>38.80</w:t>
             </w:r>
           </w:p>
@@ -6970,6 +8090,10 @@
               <w:pStyle w:val="tablecopy"/>
             </w:pPr>
             <w:r>
+              <w:rPr>
+                <w:noProof/>
+                <w:lang w:val="en-US" w:eastAsia="en-US"/>
+              </w:rPr>
               <w:t>XGBoost</w:t>
             </w:r>
           </w:p>
@@ -6983,6 +8107,10 @@
               <w:pStyle w:val="tablecopy"/>
             </w:pPr>
             <w:r>
+              <w:rPr>
+                <w:noProof/>
+                <w:lang w:val="en-US" w:eastAsia="en-US"/>
+              </w:rPr>
               <w:t>96</w:t>
             </w:r>
           </w:p>
@@ -6996,6 +8124,10 @@
               <w:pStyle w:val="tablecopy"/>
             </w:pPr>
             <w:r>
+              <w:rPr>
+                <w:noProof/>
+                <w:lang w:val="en-US" w:eastAsia="en-US"/>
+              </w:rPr>
               <w:t>4.21 ± 0.00</w:t>
             </w:r>
           </w:p>
@@ -7009,6 +8141,10 @@
               <w:pStyle w:val="tablecopy"/>
             </w:pPr>
             <w:r>
+              <w:rPr>
+                <w:noProof/>
+                <w:lang w:val="en-US" w:eastAsia="en-US"/>
+              </w:rPr>
               <w:t>5.86 ± 0.01</w:t>
             </w:r>
           </w:p>
@@ -7022,6 +8158,10 @@
               <w:pStyle w:val="tablecopy"/>
             </w:pPr>
             <w:r>
+              <w:rPr>
+                <w:noProof/>
+                <w:lang w:val="en-US" w:eastAsia="en-US"/>
+              </w:rPr>
               <w:t>61.21 ± 0.03</w:t>
             </w:r>
           </w:p>
@@ -7035,6 +8175,10 @@
               <w:pStyle w:val="tablecopy"/>
             </w:pPr>
             <w:r>
+              <w:rPr>
+                <w:noProof/>
+                <w:lang w:val="en-US" w:eastAsia="en-US"/>
+              </w:rPr>
               <w:t>41.63 ± 0.05</w:t>
             </w:r>
           </w:p>
@@ -7053,6 +8197,10 @@
               <w:pStyle w:val="tablecopy"/>
             </w:pPr>
             <w:r>
+              <w:rPr>
+                <w:noProof/>
+                <w:lang w:val="en-US" w:eastAsia="en-US"/>
+              </w:rPr>
               <w:t>DLinear</w:t>
             </w:r>
           </w:p>
@@ -7066,6 +8214,10 @@
               <w:pStyle w:val="tablecopy"/>
             </w:pPr>
             <w:r>
+              <w:rPr>
+                <w:noProof/>
+                <w:lang w:val="en-US" w:eastAsia="en-US"/>
+              </w:rPr>
               <w:t>168</w:t>
             </w:r>
           </w:p>
@@ -7079,6 +8231,10 @@
               <w:pStyle w:val="tablecopy"/>
             </w:pPr>
             <w:r>
+              <w:rPr>
+                <w:noProof/>
+                <w:lang w:val="en-US" w:eastAsia="en-US"/>
+              </w:rPr>
               <w:t>3.70 ± 0.00</w:t>
             </w:r>
           </w:p>
@@ -7092,6 +8248,10 @@
               <w:pStyle w:val="tablecopy"/>
             </w:pPr>
             <w:r>
+              <w:rPr>
+                <w:noProof/>
+                <w:lang w:val="en-US" w:eastAsia="en-US"/>
+              </w:rPr>
               <w:t>5.43 ± 0.01</w:t>
             </w:r>
           </w:p>
@@ -7105,6 +8265,10 @@
               <w:pStyle w:val="tablecopy"/>
             </w:pPr>
             <w:r>
+              <w:rPr>
+                <w:noProof/>
+                <w:lang w:val="en-US" w:eastAsia="en-US"/>
+              </w:rPr>
               <w:t>56.49 ± 0.07</w:t>
             </w:r>
           </w:p>
@@ -7118,6 +8282,10 @@
               <w:pStyle w:val="tablecopy"/>
             </w:pPr>
             <w:r>
+              <w:rPr>
+                <w:noProof/>
+                <w:lang w:val="en-US" w:eastAsia="en-US"/>
+              </w:rPr>
               <w:t>36.54 ± 0.02</w:t>
             </w:r>
           </w:p>
@@ -7136,6 +8304,10 @@
               <w:pStyle w:val="tablecopy"/>
             </w:pPr>
             <w:r>
+              <w:rPr>
+                <w:noProof/>
+                <w:lang w:val="en-US" w:eastAsia="en-US"/>
+              </w:rPr>
               <w:t>Chronos-Bolt</w:t>
             </w:r>
           </w:p>
@@ -7149,6 +8321,10 @@
               <w:pStyle w:val="tablecopy"/>
             </w:pPr>
             <w:r>
+              <w:rPr>
+                <w:noProof/>
+                <w:lang w:val="en-US" w:eastAsia="en-US"/>
+              </w:rPr>
               <w:t>168</w:t>
             </w:r>
           </w:p>
@@ -7162,6 +8338,10 @@
               <w:pStyle w:val="tablecopy"/>
             </w:pPr>
             <w:r>
+              <w:rPr>
+                <w:noProof/>
+                <w:lang w:val="en-US" w:eastAsia="en-US"/>
+              </w:rPr>
               <w:t>3.77</w:t>
             </w:r>
           </w:p>
@@ -7175,6 +8355,10 @@
               <w:pStyle w:val="tablecopy"/>
             </w:pPr>
             <w:r>
+              <w:rPr>
+                <w:noProof/>
+                <w:lang w:val="en-US" w:eastAsia="en-US"/>
+              </w:rPr>
               <w:t>5.85</w:t>
             </w:r>
           </w:p>
@@ -7188,6 +8372,10 @@
               <w:pStyle w:val="tablecopy"/>
             </w:pPr>
             <w:r>
+              <w:rPr>
+                <w:noProof/>
+                <w:lang w:val="en-US" w:eastAsia="en-US"/>
+              </w:rPr>
               <w:t>53.36</w:t>
             </w:r>
           </w:p>
@@ -7201,6 +8389,10 @@
               <w:pStyle w:val="tablecopy"/>
             </w:pPr>
             <w:r>
+              <w:rPr>
+                <w:noProof/>
+                <w:lang w:val="en-US" w:eastAsia="en-US"/>
+              </w:rPr>
               <w:t>37.20</w:t>
             </w:r>
           </w:p>
@@ -7219,6 +8411,10 @@
               <w:pStyle w:val="tablecopy"/>
             </w:pPr>
             <w:r>
+              <w:rPr>
+                <w:noProof/>
+                <w:lang w:val="en-US" w:eastAsia="en-US"/>
+              </w:rPr>
               <w:t>TimesFM</w:t>
             </w:r>
           </w:p>
@@ -7232,6 +8428,10 @@
               <w:pStyle w:val="tablecopy"/>
             </w:pPr>
             <w:r>
+              <w:rPr>
+                <w:noProof/>
+                <w:lang w:val="en-US" w:eastAsia="en-US"/>
+              </w:rPr>
               <w:t>168</w:t>
             </w:r>
           </w:p>
@@ -7245,6 +8445,10 @@
               <w:pStyle w:val="tablecopy"/>
             </w:pPr>
             <w:r>
+              <w:rPr>
+                <w:noProof/>
+                <w:lang w:val="en-US" w:eastAsia="en-US"/>
+              </w:rPr>
               <w:t>3.79</w:t>
             </w:r>
           </w:p>
@@ -7258,6 +8462,10 @@
               <w:pStyle w:val="tablecopy"/>
             </w:pPr>
             <w:r>
+              <w:rPr>
+                <w:noProof/>
+                <w:lang w:val="en-US" w:eastAsia="en-US"/>
+              </w:rPr>
               <w:t>5.75</w:t>
             </w:r>
           </w:p>
@@ -7271,6 +8479,10 @@
               <w:pStyle w:val="tablecopy"/>
             </w:pPr>
             <w:r>
+              <w:rPr>
+                <w:noProof/>
+                <w:lang w:val="en-US" w:eastAsia="en-US"/>
+              </w:rPr>
               <w:t>55.77</w:t>
             </w:r>
           </w:p>
@@ -7284,6 +8496,10 @@
               <w:pStyle w:val="tablecopy"/>
             </w:pPr>
             <w:r>
+              <w:rPr>
+                <w:noProof/>
+                <w:lang w:val="en-US" w:eastAsia="en-US"/>
+              </w:rPr>
               <w:t>37.38</w:t>
             </w:r>
           </w:p>
@@ -7302,6 +8518,10 @@
               <w:pStyle w:val="tablecopy"/>
             </w:pPr>
             <w:r>
+              <w:rPr>
+                <w:noProof/>
+                <w:lang w:val="en-US" w:eastAsia="en-US"/>
+              </w:rPr>
               <w:t>iTransformer</w:t>
             </w:r>
           </w:p>
@@ -7315,6 +8535,10 @@
               <w:pStyle w:val="tablecopy"/>
             </w:pPr>
             <w:r>
+              <w:rPr>
+                <w:noProof/>
+                <w:lang w:val="en-US" w:eastAsia="en-US"/>
+              </w:rPr>
               <w:t>168</w:t>
             </w:r>
           </w:p>
@@ -7328,6 +8552,10 @@
               <w:pStyle w:val="tablecopy"/>
             </w:pPr>
             <w:r>
+              <w:rPr>
+                <w:noProof/>
+                <w:lang w:val="en-US" w:eastAsia="en-US"/>
+              </w:rPr>
               <w:t>3.91 ± 0.02</w:t>
             </w:r>
           </w:p>
@@ -7341,6 +8569,10 @@
               <w:pStyle w:val="tablecopy"/>
             </w:pPr>
             <w:r>
+              <w:rPr>
+                <w:noProof/>
+                <w:lang w:val="en-US" w:eastAsia="en-US"/>
+              </w:rPr>
               <w:t>5.62 ± 0.03</w:t>
             </w:r>
           </w:p>
@@ -7354,6 +8586,10 @@
               <w:pStyle w:val="tablecopy"/>
             </w:pPr>
             <w:r>
+              <w:rPr>
+                <w:noProof/>
+                <w:lang w:val="en-US" w:eastAsia="en-US"/>
+              </w:rPr>
               <w:t>57.87 ± 0.20</w:t>
             </w:r>
           </w:p>
@@ -7367,6 +8603,10 @@
               <w:pStyle w:val="tablecopy"/>
             </w:pPr>
             <w:r>
+              <w:rPr>
+                <w:noProof/>
+                <w:lang w:val="en-US" w:eastAsia="en-US"/>
+              </w:rPr>
               <w:t>38.62 ± 0.21</w:t>
             </w:r>
           </w:p>
@@ -7385,6 +8625,10 @@
               <w:pStyle w:val="tablecopy"/>
             </w:pPr>
             <w:r>
+              <w:rPr>
+                <w:noProof/>
+                <w:lang w:val="en-US" w:eastAsia="en-US"/>
+              </w:rPr>
               <w:t>PatchTST</w:t>
             </w:r>
           </w:p>
@@ -7398,6 +8642,10 @@
               <w:pStyle w:val="tablecopy"/>
             </w:pPr>
             <w:r>
+              <w:rPr>
+                <w:noProof/>
+                <w:lang w:val="en-US" w:eastAsia="en-US"/>
+              </w:rPr>
               <w:t>168</w:t>
             </w:r>
           </w:p>
@@ -7411,6 +8659,10 @@
               <w:pStyle w:val="tablecopy"/>
             </w:pPr>
             <w:r>
+              <w:rPr>
+                <w:noProof/>
+                <w:lang w:val="en-US" w:eastAsia="en-US"/>
+              </w:rPr>
               <w:t>3.95 ± 0.07</w:t>
             </w:r>
           </w:p>
@@ -7424,6 +8676,10 @@
               <w:pStyle w:val="tablecopy"/>
             </w:pPr>
             <w:r>
+              <w:rPr>
+                <w:noProof/>
+                <w:lang w:val="en-US" w:eastAsia="en-US"/>
+              </w:rPr>
               <w:t>5.62 ± 0.07</w:t>
             </w:r>
           </w:p>
@@ -7437,6 +8693,10 @@
               <w:pStyle w:val="tablecopy"/>
             </w:pPr>
             <w:r>
+              <w:rPr>
+                <w:noProof/>
+                <w:lang w:val="en-US" w:eastAsia="en-US"/>
+              </w:rPr>
               <w:t>58.51 ± 0.66</w:t>
             </w:r>
           </w:p>
@@ -7450,6 +8710,10 @@
               <w:pStyle w:val="tablecopy"/>
             </w:pPr>
             <w:r>
+              <w:rPr>
+                <w:noProof/>
+                <w:lang w:val="en-US" w:eastAsia="en-US"/>
+              </w:rPr>
               <w:t>38.96 ± 0.66</w:t>
             </w:r>
           </w:p>
@@ -7468,6 +8732,10 @@
               <w:pStyle w:val="tablecopy"/>
             </w:pPr>
             <w:r>
+              <w:rPr>
+                <w:noProof/>
+                <w:lang w:val="en-US" w:eastAsia="en-US"/>
+              </w:rPr>
               <w:t>SARIMA</w:t>
             </w:r>
           </w:p>
@@ -7481,6 +8749,10 @@
               <w:pStyle w:val="tablecopy"/>
             </w:pPr>
             <w:r>
+              <w:rPr>
+                <w:noProof/>
+                <w:lang w:val="en-US" w:eastAsia="en-US"/>
+              </w:rPr>
               <w:t>168</w:t>
             </w:r>
           </w:p>
@@ -7494,6 +8766,10 @@
               <w:pStyle w:val="tablecopy"/>
             </w:pPr>
             <w:r>
+              <w:rPr>
+                <w:noProof/>
+                <w:lang w:val="en-US" w:eastAsia="en-US"/>
+              </w:rPr>
               <w:t>4.18</w:t>
             </w:r>
           </w:p>
@@ -7507,6 +8783,10 @@
               <w:pStyle w:val="tablecopy"/>
             </w:pPr>
             <w:r>
+              <w:rPr>
+                <w:noProof/>
+                <w:lang w:val="en-US" w:eastAsia="en-US"/>
+              </w:rPr>
               <w:t>5.87</w:t>
             </w:r>
           </w:p>
@@ -7520,6 +8800,10 @@
               <w:pStyle w:val="tablecopy"/>
             </w:pPr>
             <w:r>
+              <w:rPr>
+                <w:noProof/>
+                <w:lang w:val="en-US" w:eastAsia="en-US"/>
+              </w:rPr>
               <w:t>60.30</w:t>
             </w:r>
           </w:p>
@@ -7533,6 +8817,10 @@
               <w:pStyle w:val="tablecopy"/>
             </w:pPr>
             <w:r>
+              <w:rPr>
+                <w:noProof/>
+                <w:lang w:val="en-US" w:eastAsia="en-US"/>
+              </w:rPr>
               <w:t>41.22</w:t>
             </w:r>
           </w:p>
@@ -7551,6 +8839,10 @@
               <w:pStyle w:val="tablecopy"/>
             </w:pPr>
             <w:r>
+              <w:rPr>
+                <w:noProof/>
+                <w:lang w:val="en-US" w:eastAsia="en-US"/>
+              </w:rPr>
               <w:t>SeasonalNaive</w:t>
             </w:r>
           </w:p>
@@ -7564,6 +8856,10 @@
               <w:pStyle w:val="tablecopy"/>
             </w:pPr>
             <w:r>
+              <w:rPr>
+                <w:noProof/>
+                <w:lang w:val="en-US" w:eastAsia="en-US"/>
+              </w:rPr>
               <w:t>168</w:t>
             </w:r>
           </w:p>
@@ -7577,6 +8873,10 @@
               <w:pStyle w:val="tablecopy"/>
             </w:pPr>
             <w:r>
+              <w:rPr>
+                <w:noProof/>
+                <w:lang w:val="en-US" w:eastAsia="en-US"/>
+              </w:rPr>
               <w:t>4.18</w:t>
             </w:r>
           </w:p>
@@ -7590,6 +8890,10 @@
               <w:pStyle w:val="tablecopy"/>
             </w:pPr>
             <w:r>
+              <w:rPr>
+                <w:noProof/>
+                <w:lang w:val="en-US" w:eastAsia="en-US"/>
+              </w:rPr>
               <w:t>6.70</w:t>
             </w:r>
           </w:p>
@@ -7603,6 +8907,10 @@
               <w:pStyle w:val="tablecopy"/>
             </w:pPr>
             <w:r>
+              <w:rPr>
+                <w:noProof/>
+                <w:lang w:val="en-US" w:eastAsia="en-US"/>
+              </w:rPr>
               <w:t>54.20</w:t>
             </w:r>
           </w:p>
@@ -7616,6 +8924,10 @@
               <w:pStyle w:val="tablecopy"/>
             </w:pPr>
             <w:r>
+              <w:rPr>
+                <w:noProof/>
+                <w:lang w:val="en-US" w:eastAsia="en-US"/>
+              </w:rPr>
               <w:t>41.26</w:t>
             </w:r>
           </w:p>
@@ -7634,6 +8946,10 @@
               <w:pStyle w:val="tablecopy"/>
             </w:pPr>
             <w:r>
+              <w:rPr>
+                <w:noProof/>
+                <w:lang w:val="en-US" w:eastAsia="en-US"/>
+              </w:rPr>
               <w:t>XGBoost</w:t>
             </w:r>
           </w:p>
@@ -7647,6 +8963,10 @@
               <w:pStyle w:val="tablecopy"/>
             </w:pPr>
             <w:r>
+              <w:rPr>
+                <w:noProof/>
+                <w:lang w:val="en-US" w:eastAsia="en-US"/>
+              </w:rPr>
               <w:t>168</w:t>
             </w:r>
           </w:p>
@@ -7660,6 +8980,10 @@
               <w:pStyle w:val="tablecopy"/>
             </w:pPr>
             <w:r>
+              <w:rPr>
+                <w:noProof/>
+                <w:lang w:val="en-US" w:eastAsia="en-US"/>
+              </w:rPr>
               <w:t>4.27 ± 0.00</w:t>
             </w:r>
           </w:p>
@@ -7673,6 +8997,10 @@
               <w:pStyle w:val="tablecopy"/>
             </w:pPr>
             <w:r>
+              <w:rPr>
+                <w:noProof/>
+                <w:lang w:val="en-US" w:eastAsia="en-US"/>
+              </w:rPr>
               <w:t>5.98 ± 0.01</w:t>
             </w:r>
           </w:p>
@@ -7686,6 +9014,10 @@
               <w:pStyle w:val="tablecopy"/>
             </w:pPr>
             <w:r>
+              <w:rPr>
+                <w:noProof/>
+                <w:lang w:val="en-US" w:eastAsia="en-US"/>
+              </w:rPr>
               <w:t>61.54 ± 0.04</w:t>
             </w:r>
           </w:p>
@@ -7699,6 +9031,10 @@
               <w:pStyle w:val="tablecopy"/>
             </w:pPr>
             <w:r>
+              <w:rPr>
+                <w:noProof/>
+                <w:lang w:val="en-US" w:eastAsia="en-US"/>
+              </w:rPr>
               <w:t>42.15 ± 0.05</w:t>
             </w:r>
           </w:p>
@@ -7711,6 +9047,10 @@
         <w:jc w:val="center"/>
       </w:pPr>
       <w:r>
+        <w:rPr>
+          <w:noProof/>
+          <w:lang w:val="en-US" w:eastAsia="en-US"/>
+        </w:rPr>
         <w:t>Computational efficiency (single-window inference at batch size 1).</w:t>
       </w:r>
     </w:p>
@@ -7749,6 +9089,10 @@
               <w:pStyle w:val="tablecolhead"/>
             </w:pPr>
             <w:r>
+              <w:rPr>
+                <w:noProof/>
+                <w:lang w:val="en-US" w:eastAsia="en-US"/>
+              </w:rPr>
               <w:t>Model</w:t>
             </w:r>
           </w:p>
@@ -7762,6 +9106,10 @@
               <w:pStyle w:val="tablecolhead"/>
             </w:pPr>
             <w:r>
+              <w:rPr>
+                <w:noProof/>
+                <w:lang w:val="en-US" w:eastAsia="en-US"/>
+              </w:rPr>
               <w:t>Data/H</w:t>
             </w:r>
           </w:p>
@@ -7775,6 +9123,10 @@
               <w:pStyle w:val="tablecolhead"/>
             </w:pPr>
             <w:r>
+              <w:rPr>
+                <w:noProof/>
+                <w:lang w:val="en-US" w:eastAsia="en-US"/>
+              </w:rPr>
               <w:t>Train s</w:t>
             </w:r>
           </w:p>
@@ -7788,10 +9140,18 @@
               <w:pStyle w:val="tablecolhead"/>
             </w:pPr>
             <w:r>
+              <w:rPr>
+                <w:noProof/>
+                <w:lang w:val="en-US" w:eastAsia="en-US"/>
+              </w:rPr>
               <w:t xml:space="preserve">Infer </w:t>
             </w:r>
             <w:proofErr w:type="spellStart"/>
             <w:r>
+              <w:rPr>
+                <w:noProof/>
+                <w:lang w:val="en-US" w:eastAsia="en-US"/>
+              </w:rPr>
               <w:t>ms</w:t>
             </w:r>
             <w:proofErr w:type="spellEnd"/>
@@ -7806,6 +9166,10 @@
               <w:pStyle w:val="tablecolhead"/>
             </w:pPr>
             <w:r>
+              <w:rPr>
+                <w:noProof/>
+                <w:lang w:val="en-US" w:eastAsia="en-US"/>
+              </w:rPr>
               <w:t>Params</w:t>
             </w:r>
           </w:p>
@@ -7819,6 +9183,10 @@
               <w:pStyle w:val="tablecolhead"/>
             </w:pPr>
             <w:r>
+              <w:rPr>
+                <w:noProof/>
+                <w:lang w:val="en-US" w:eastAsia="en-US"/>
+              </w:rPr>
               <w:t>GPU MB</w:t>
             </w:r>
           </w:p>
@@ -7837,6 +9205,10 @@
               <w:pStyle w:val="tablecopy"/>
             </w:pPr>
             <w:r>
+              <w:rPr>
+                <w:noProof/>
+                <w:lang w:val="en-US" w:eastAsia="en-US"/>
+              </w:rPr>
               <w:t>Chronos-Bolt</w:t>
             </w:r>
           </w:p>
@@ -7850,6 +9222,10 @@
               <w:pStyle w:val="tablecopy"/>
             </w:pPr>
             <w:r>
+              <w:rPr>
+                <w:noProof/>
+                <w:lang w:val="en-US" w:eastAsia="en-US"/>
+              </w:rPr>
               <w:t>ECL/H24</w:t>
             </w:r>
           </w:p>
@@ -7863,6 +9239,10 @@
               <w:pStyle w:val="tablecopy"/>
             </w:pPr>
             <w:r>
+              <w:rPr>
+                <w:noProof/>
+                <w:lang w:val="en-US" w:eastAsia="en-US"/>
+              </w:rPr>
               <w:t>0.00</w:t>
             </w:r>
           </w:p>
@@ -7876,6 +9256,10 @@
               <w:pStyle w:val="tablecopy"/>
             </w:pPr>
             <w:r>
+              <w:rPr>
+                <w:noProof/>
+                <w:lang w:val="en-US" w:eastAsia="en-US"/>
+              </w:rPr>
               <w:t>15.62</w:t>
             </w:r>
           </w:p>
@@ -7889,6 +9273,10 @@
               <w:pStyle w:val="tablecopy"/>
             </w:pPr>
             <w:r>
+              <w:rPr>
+                <w:noProof/>
+                <w:lang w:val="en-US" w:eastAsia="en-US"/>
+              </w:rPr>
               <w:t>47 718 016</w:t>
             </w:r>
           </w:p>
@@ -7902,6 +9290,10 @@
               <w:pStyle w:val="tablecopy"/>
             </w:pPr>
             <w:r>
+              <w:rPr>
+                <w:noProof/>
+                <w:lang w:val="en-US" w:eastAsia="en-US"/>
+              </w:rPr>
               <w:t>123.3</w:t>
             </w:r>
           </w:p>
@@ -7920,6 +9312,10 @@
               <w:pStyle w:val="tablecopy"/>
             </w:pPr>
             <w:r>
+              <w:rPr>
+                <w:noProof/>
+                <w:lang w:val="en-US" w:eastAsia="en-US"/>
+              </w:rPr>
               <w:t>DLinear</w:t>
             </w:r>
           </w:p>
@@ -7933,6 +9329,10 @@
               <w:pStyle w:val="tablecopy"/>
             </w:pPr>
             <w:r>
+              <w:rPr>
+                <w:noProof/>
+                <w:lang w:val="en-US" w:eastAsia="en-US"/>
+              </w:rPr>
               <w:t>ECL/H24</w:t>
             </w:r>
           </w:p>
@@ -7946,6 +9346,10 @@
               <w:pStyle w:val="tablecopy"/>
             </w:pPr>
             <w:r>
+              <w:rPr>
+                <w:noProof/>
+                <w:lang w:val="en-US" w:eastAsia="en-US"/>
+              </w:rPr>
               <w:t>11.80</w:t>
             </w:r>
           </w:p>
@@ -7959,6 +9363,10 @@
               <w:pStyle w:val="tablecopy"/>
             </w:pPr>
             <w:r>
+              <w:rPr>
+                <w:noProof/>
+                <w:lang w:val="en-US" w:eastAsia="en-US"/>
+              </w:rPr>
               <w:t>55.86</w:t>
             </w:r>
           </w:p>
@@ -7972,6 +9380,10 @@
               <w:pStyle w:val="tablecopy"/>
             </w:pPr>
             <w:r>
+              <w:rPr>
+                <w:noProof/>
+                <w:lang w:val="en-US" w:eastAsia="en-US"/>
+              </w:rPr>
               <w:t>16 176</w:t>
             </w:r>
           </w:p>
@@ -7985,6 +9397,10 @@
               <w:pStyle w:val="tablecopy"/>
             </w:pPr>
             <w:r>
+              <w:rPr>
+                <w:noProof/>
+                <w:lang w:val="en-US" w:eastAsia="en-US"/>
+              </w:rPr>
               <w:t>26.3</w:t>
             </w:r>
           </w:p>
@@ -8003,6 +9419,10 @@
               <w:pStyle w:val="tablecopy"/>
             </w:pPr>
             <w:r>
+              <w:rPr>
+                <w:noProof/>
+                <w:lang w:val="en-US" w:eastAsia="en-US"/>
+              </w:rPr>
               <w:t>iTransformer</w:t>
             </w:r>
           </w:p>
@@ -8016,6 +9436,10 @@
               <w:pStyle w:val="tablecopy"/>
             </w:pPr>
             <w:r>
+              <w:rPr>
+                <w:noProof/>
+                <w:lang w:val="en-US" w:eastAsia="en-US"/>
+              </w:rPr>
               <w:t>ECL/H24</w:t>
             </w:r>
           </w:p>
@@ -8029,6 +9453,10 @@
               <w:pStyle w:val="tablecopy"/>
             </w:pPr>
             <w:r>
+              <w:rPr>
+                <w:noProof/>
+                <w:lang w:val="en-US" w:eastAsia="en-US"/>
+              </w:rPr>
               <w:t>23.72</w:t>
             </w:r>
           </w:p>
@@ -8042,6 +9470,10 @@
               <w:pStyle w:val="tablecopy"/>
             </w:pPr>
             <w:r>
+              <w:rPr>
+                <w:noProof/>
+                <w:lang w:val="en-US" w:eastAsia="en-US"/>
+              </w:rPr>
               <w:t>55.34</w:t>
             </w:r>
           </w:p>
@@ -8055,6 +9487,10 @@
               <w:pStyle w:val="tablecopy"/>
             </w:pPr>
             <w:r>
+              <w:rPr>
+                <w:noProof/>
+                <w:lang w:val="en-US" w:eastAsia="en-US"/>
+              </w:rPr>
               <w:t>311 448</w:t>
             </w:r>
           </w:p>
@@ -8068,6 +9504,10 @@
               <w:pStyle w:val="tablecopy"/>
             </w:pPr>
             <w:r>
+              <w:rPr>
+                <w:noProof/>
+                <w:lang w:val="en-US" w:eastAsia="en-US"/>
+              </w:rPr>
               <w:t>164.9</w:t>
             </w:r>
           </w:p>
@@ -8086,6 +9526,10 @@
               <w:pStyle w:val="tablecopy"/>
             </w:pPr>
             <w:r>
+              <w:rPr>
+                <w:noProof/>
+                <w:lang w:val="en-US" w:eastAsia="en-US"/>
+              </w:rPr>
               <w:t>PatchTST</w:t>
             </w:r>
           </w:p>
@@ -8099,6 +9543,10 @@
               <w:pStyle w:val="tablecopy"/>
             </w:pPr>
             <w:r>
+              <w:rPr>
+                <w:noProof/>
+                <w:lang w:val="en-US" w:eastAsia="en-US"/>
+              </w:rPr>
               <w:t>ECL/H24</w:t>
             </w:r>
           </w:p>
@@ -8112,6 +9560,10 @@
               <w:pStyle w:val="tablecopy"/>
             </w:pPr>
             <w:r>
+              <w:rPr>
+                <w:noProof/>
+                <w:lang w:val="en-US" w:eastAsia="en-US"/>
+              </w:rPr>
               <w:t>43.08</w:t>
             </w:r>
           </w:p>
@@ -8125,6 +9577,10 @@
               <w:pStyle w:val="tablecopy"/>
             </w:pPr>
             <w:r>
+              <w:rPr>
+                <w:noProof/>
+                <w:lang w:val="en-US" w:eastAsia="en-US"/>
+              </w:rPr>
               <w:t>55.71</w:t>
             </w:r>
           </w:p>
@@ -8138,6 +9594,10 @@
               <w:pStyle w:val="tablecopy"/>
             </w:pPr>
             <w:r>
+              <w:rPr>
+                <w:noProof/>
+                <w:lang w:val="en-US" w:eastAsia="en-US"/>
+              </w:rPr>
               <w:t>168 280</w:t>
             </w:r>
           </w:p>
@@ -8151,6 +9611,10 @@
               <w:pStyle w:val="tablecopy"/>
             </w:pPr>
             <w:r>
+              <w:rPr>
+                <w:noProof/>
+                <w:lang w:val="en-US" w:eastAsia="en-US"/>
+              </w:rPr>
               <w:t>608.6</w:t>
             </w:r>
           </w:p>
@@ -8169,6 +9633,10 @@
               <w:pStyle w:val="tablecopy"/>
             </w:pPr>
             <w:r>
+              <w:rPr>
+                <w:noProof/>
+                <w:lang w:val="en-US" w:eastAsia="en-US"/>
+              </w:rPr>
               <w:t>SARIMA</w:t>
             </w:r>
           </w:p>
@@ -8182,6 +9650,10 @@
               <w:pStyle w:val="tablecopy"/>
             </w:pPr>
             <w:r>
+              <w:rPr>
+                <w:noProof/>
+                <w:lang w:val="en-US" w:eastAsia="en-US"/>
+              </w:rPr>
               <w:t>ECL/H24</w:t>
             </w:r>
           </w:p>
@@ -8195,6 +9667,10 @@
               <w:pStyle w:val="tablecopy"/>
             </w:pPr>
             <w:r>
+              <w:rPr>
+                <w:noProof/>
+                <w:lang w:val="en-US" w:eastAsia="en-US"/>
+              </w:rPr>
               <w:t>109.77</w:t>
             </w:r>
           </w:p>
@@ -8208,6 +9684,10 @@
               <w:pStyle w:val="tablecopy"/>
             </w:pPr>
             <w:r>
+              <w:rPr>
+                <w:noProof/>
+                <w:lang w:val="en-US" w:eastAsia="en-US"/>
+              </w:rPr>
               <w:t>2.99</w:t>
             </w:r>
           </w:p>
@@ -8221,6 +9701,10 @@
               <w:pStyle w:val="tablecopy"/>
             </w:pPr>
             <w:r>
+              <w:rPr>
+                <w:noProof/>
+                <w:lang w:val="en-US" w:eastAsia="en-US"/>
+              </w:rPr>
               <w:t>0</w:t>
             </w:r>
           </w:p>
@@ -8234,6 +9718,10 @@
               <w:pStyle w:val="tablecopy"/>
             </w:pPr>
             <w:r>
+              <w:rPr>
+                <w:noProof/>
+                <w:lang w:val="en-US" w:eastAsia="en-US"/>
+              </w:rPr>
               <w:t>0.0</w:t>
             </w:r>
           </w:p>
@@ -8252,6 +9740,10 @@
               <w:pStyle w:val="tablecopy"/>
             </w:pPr>
             <w:r>
+              <w:rPr>
+                <w:noProof/>
+                <w:lang w:val="en-US" w:eastAsia="en-US"/>
+              </w:rPr>
               <w:t>SeasonalNaive</w:t>
             </w:r>
           </w:p>
@@ -8265,6 +9757,10 @@
               <w:pStyle w:val="tablecopy"/>
             </w:pPr>
             <w:r>
+              <w:rPr>
+                <w:noProof/>
+                <w:lang w:val="en-US" w:eastAsia="en-US"/>
+              </w:rPr>
               <w:t>ECL/H24</w:t>
             </w:r>
           </w:p>
@@ -8278,6 +9774,10 @@
               <w:pStyle w:val="tablecopy"/>
             </w:pPr>
             <w:r>
+              <w:rPr>
+                <w:noProof/>
+                <w:lang w:val="en-US" w:eastAsia="en-US"/>
+              </w:rPr>
               <w:t>0.00</w:t>
             </w:r>
           </w:p>
@@ -8291,6 +9791,10 @@
               <w:pStyle w:val="tablecopy"/>
             </w:pPr>
             <w:r>
+              <w:rPr>
+                <w:noProof/>
+                <w:lang w:val="en-US" w:eastAsia="en-US"/>
+              </w:rPr>
               <w:t>0.00</w:t>
             </w:r>
           </w:p>
@@ -8304,6 +9808,10 @@
               <w:pStyle w:val="tablecopy"/>
             </w:pPr>
             <w:r>
+              <w:rPr>
+                <w:noProof/>
+                <w:lang w:val="en-US" w:eastAsia="en-US"/>
+              </w:rPr>
               <w:t>0</w:t>
             </w:r>
           </w:p>
@@ -8317,6 +9825,10 @@
               <w:pStyle w:val="tablecopy"/>
             </w:pPr>
             <w:r>
+              <w:rPr>
+                <w:noProof/>
+                <w:lang w:val="en-US" w:eastAsia="en-US"/>
+              </w:rPr>
               <w:t>0.0</w:t>
             </w:r>
           </w:p>
@@ -8335,6 +9847,10 @@
               <w:pStyle w:val="tablecopy"/>
             </w:pPr>
             <w:r>
+              <w:rPr>
+                <w:noProof/>
+                <w:lang w:val="en-US" w:eastAsia="en-US"/>
+              </w:rPr>
               <w:t>TimesFM</w:t>
             </w:r>
           </w:p>
@@ -8348,6 +9864,10 @@
               <w:pStyle w:val="tablecopy"/>
             </w:pPr>
             <w:r>
+              <w:rPr>
+                <w:noProof/>
+                <w:lang w:val="en-US" w:eastAsia="en-US"/>
+              </w:rPr>
               <w:t>ECL/H24</w:t>
             </w:r>
           </w:p>
@@ -8361,6 +9881,10 @@
               <w:pStyle w:val="tablecopy"/>
             </w:pPr>
             <w:r>
+              <w:rPr>
+                <w:noProof/>
+                <w:lang w:val="en-US" w:eastAsia="en-US"/>
+              </w:rPr>
               <w:t>0.00</w:t>
             </w:r>
           </w:p>
@@ -8374,6 +9898,10 @@
               <w:pStyle w:val="tablecopy"/>
             </w:pPr>
             <w:r>
+              <w:rPr>
+                <w:noProof/>
+                <w:lang w:val="en-US" w:eastAsia="en-US"/>
+              </w:rPr>
               <w:t>102.23</w:t>
             </w:r>
           </w:p>
@@ -8387,6 +9915,10 @@
               <w:pStyle w:val="tablecopy"/>
             </w:pPr>
             <w:r>
+              <w:rPr>
+                <w:noProof/>
+                <w:lang w:val="en-US" w:eastAsia="en-US"/>
+              </w:rPr>
               <w:t>200 000 000</w:t>
             </w:r>
           </w:p>
@@ -8400,6 +9932,10 @@
               <w:pStyle w:val="tablecopy"/>
             </w:pPr>
             <w:r>
+              <w:rPr>
+                <w:noProof/>
+                <w:lang w:val="en-US" w:eastAsia="en-US"/>
+              </w:rPr>
               <w:t>895.6</w:t>
             </w:r>
           </w:p>
@@ -8418,6 +9954,10 @@
               <w:pStyle w:val="tablecopy"/>
             </w:pPr>
             <w:r>
+              <w:rPr>
+                <w:noProof/>
+                <w:lang w:val="en-US" w:eastAsia="en-US"/>
+              </w:rPr>
               <w:t>XGBoost</w:t>
             </w:r>
           </w:p>
@@ -8431,6 +9971,10 @@
               <w:pStyle w:val="tablecopy"/>
             </w:pPr>
             <w:r>
+              <w:rPr>
+                <w:noProof/>
+                <w:lang w:val="en-US" w:eastAsia="en-US"/>
+              </w:rPr>
               <w:t>ECL/H24</w:t>
             </w:r>
           </w:p>
@@ -8444,6 +9988,10 @@
               <w:pStyle w:val="tablecopy"/>
             </w:pPr>
             <w:r>
+              <w:rPr>
+                <w:noProof/>
+                <w:lang w:val="en-US" w:eastAsia="en-US"/>
+              </w:rPr>
               <w:t>2.89</w:t>
             </w:r>
           </w:p>
@@ -8457,6 +10005,10 @@
               <w:pStyle w:val="tablecopy"/>
             </w:pPr>
             <w:r>
+              <w:rPr>
+                <w:noProof/>
+                <w:lang w:val="en-US" w:eastAsia="en-US"/>
+              </w:rPr>
               <w:t>7.50</w:t>
             </w:r>
           </w:p>
@@ -8470,6 +10022,10 @@
               <w:pStyle w:val="tablecopy"/>
             </w:pPr>
             <w:r>
+              <w:rPr>
+                <w:noProof/>
+                <w:lang w:val="en-US" w:eastAsia="en-US"/>
+              </w:rPr>
               <w:t>57 388</w:t>
             </w:r>
           </w:p>
@@ -8483,6 +10039,10 @@
               <w:pStyle w:val="tablecopy"/>
             </w:pPr>
             <w:r>
+              <w:rPr>
+                <w:noProof/>
+                <w:lang w:val="en-US" w:eastAsia="en-US"/>
+              </w:rPr>
               <w:t>0.0</w:t>
             </w:r>
           </w:p>
@@ -8501,6 +10061,10 @@
               <w:pStyle w:val="tablecopy"/>
             </w:pPr>
             <w:r>
+              <w:rPr>
+                <w:noProof/>
+                <w:lang w:val="en-US" w:eastAsia="en-US"/>
+              </w:rPr>
               <w:t>Chronos-Bolt</w:t>
             </w:r>
           </w:p>
@@ -8514,6 +10078,10 @@
               <w:pStyle w:val="tablecopy"/>
             </w:pPr>
             <w:r>
+              <w:rPr>
+                <w:noProof/>
+                <w:lang w:val="en-US" w:eastAsia="en-US"/>
+              </w:rPr>
               <w:t>ECL/H96</w:t>
             </w:r>
           </w:p>
@@ -8527,6 +10095,10 @@
               <w:pStyle w:val="tablecopy"/>
             </w:pPr>
             <w:r>
+              <w:rPr>
+                <w:noProof/>
+                <w:lang w:val="en-US" w:eastAsia="en-US"/>
+              </w:rPr>
               <w:t>0.00</w:t>
             </w:r>
           </w:p>
@@ -8540,6 +10112,10 @@
               <w:pStyle w:val="tablecopy"/>
             </w:pPr>
             <w:r>
+              <w:rPr>
+                <w:noProof/>
+                <w:lang w:val="en-US" w:eastAsia="en-US"/>
+              </w:rPr>
               <w:t>39.64</w:t>
             </w:r>
           </w:p>
@@ -8553,6 +10129,10 @@
               <w:pStyle w:val="tablecopy"/>
             </w:pPr>
             <w:r>
+              <w:rPr>
+                <w:noProof/>
+                <w:lang w:val="en-US" w:eastAsia="en-US"/>
+              </w:rPr>
               <w:t>47 718 016</w:t>
             </w:r>
           </w:p>
@@ -8566,6 +10146,10 @@
               <w:pStyle w:val="tablecopy"/>
             </w:pPr>
             <w:r>
+              <w:rPr>
+                <w:noProof/>
+                <w:lang w:val="en-US" w:eastAsia="en-US"/>
+              </w:rPr>
               <w:t>345.8</w:t>
             </w:r>
           </w:p>
@@ -8584,6 +10168,10 @@
               <w:pStyle w:val="tablecopy"/>
             </w:pPr>
             <w:r>
+              <w:rPr>
+                <w:noProof/>
+                <w:lang w:val="en-US" w:eastAsia="en-US"/>
+              </w:rPr>
               <w:t>DLinear</w:t>
             </w:r>
           </w:p>
@@ -8597,6 +10185,10 @@
               <w:pStyle w:val="tablecopy"/>
             </w:pPr>
             <w:r>
+              <w:rPr>
+                <w:noProof/>
+                <w:lang w:val="en-US" w:eastAsia="en-US"/>
+              </w:rPr>
               <w:t>ECL/H96</w:t>
             </w:r>
           </w:p>
@@ -8610,6 +10202,10 @@
               <w:pStyle w:val="tablecopy"/>
             </w:pPr>
             <w:r>
+              <w:rPr>
+                <w:noProof/>
+                <w:lang w:val="en-US" w:eastAsia="en-US"/>
+              </w:rPr>
               <w:t>18.84</w:t>
             </w:r>
           </w:p>
@@ -8623,6 +10219,10 @@
               <w:pStyle w:val="tablecopy"/>
             </w:pPr>
             <w:r>
+              <w:rPr>
+                <w:noProof/>
+                <w:lang w:val="en-US" w:eastAsia="en-US"/>
+              </w:rPr>
               <w:t>59.40</w:t>
             </w:r>
           </w:p>
@@ -8636,6 +10236,10 @@
               <w:pStyle w:val="tablecopy"/>
             </w:pPr>
             <w:r>
+              <w:rPr>
+                <w:noProof/>
+                <w:lang w:val="en-US" w:eastAsia="en-US"/>
+              </w:rPr>
               <w:t>64 704</w:t>
             </w:r>
           </w:p>
@@ -8649,6 +10253,10 @@
               <w:pStyle w:val="tablecopy"/>
             </w:pPr>
             <w:r>
+              <w:rPr>
+                <w:noProof/>
+                <w:lang w:val="en-US" w:eastAsia="en-US"/>
+              </w:rPr>
               <w:t>29.8</w:t>
             </w:r>
           </w:p>
@@ -8667,6 +10275,10 @@
               <w:pStyle w:val="tablecopy"/>
             </w:pPr>
             <w:r>
+              <w:rPr>
+                <w:noProof/>
+                <w:lang w:val="en-US" w:eastAsia="en-US"/>
+              </w:rPr>
               <w:t>iTransformer</w:t>
             </w:r>
           </w:p>
@@ -8680,6 +10292,10 @@
               <w:pStyle w:val="tablecopy"/>
             </w:pPr>
             <w:r>
+              <w:rPr>
+                <w:noProof/>
+                <w:lang w:val="en-US" w:eastAsia="en-US"/>
+              </w:rPr>
               <w:t>ECL/H96</w:t>
             </w:r>
           </w:p>
@@ -8693,6 +10309,10 @@
               <w:pStyle w:val="tablecopy"/>
             </w:pPr>
             <w:r>
+              <w:rPr>
+                <w:noProof/>
+                <w:lang w:val="en-US" w:eastAsia="en-US"/>
+              </w:rPr>
               <w:t>31.38</w:t>
             </w:r>
           </w:p>
@@ -8706,6 +10326,10 @@
               <w:pStyle w:val="tablecopy"/>
             </w:pPr>
             <w:r>
+              <w:rPr>
+                <w:noProof/>
+                <w:lang w:val="en-US" w:eastAsia="en-US"/>
+              </w:rPr>
               <w:t>66.29</w:t>
             </w:r>
           </w:p>
@@ -8719,6 +10343,10 @@
               <w:pStyle w:val="tablecopy"/>
             </w:pPr>
             <w:r>
+              <w:rPr>
+                <w:noProof/>
+                <w:lang w:val="en-US" w:eastAsia="en-US"/>
+              </w:rPr>
               <w:t>320 736</w:t>
             </w:r>
           </w:p>
@@ -8732,6 +10360,10 @@
               <w:pStyle w:val="tablecopy"/>
             </w:pPr>
             <w:r>
+              <w:rPr>
+                <w:noProof/>
+                <w:lang w:val="en-US" w:eastAsia="en-US"/>
+              </w:rPr>
               <w:t>165.0</w:t>
             </w:r>
           </w:p>
@@ -8750,6 +10382,10 @@
               <w:pStyle w:val="tablecopy"/>
             </w:pPr>
             <w:r>
+              <w:rPr>
+                <w:noProof/>
+                <w:lang w:val="en-US" w:eastAsia="en-US"/>
+              </w:rPr>
               <w:t>PatchTST</w:t>
             </w:r>
           </w:p>
@@ -8763,6 +10399,10 @@
               <w:pStyle w:val="tablecopy"/>
             </w:pPr>
             <w:r>
+              <w:rPr>
+                <w:noProof/>
+                <w:lang w:val="en-US" w:eastAsia="en-US"/>
+              </w:rPr>
               <w:t>ECL/H96</w:t>
             </w:r>
           </w:p>
@@ -8776,6 +10416,10 @@
               <w:pStyle w:val="tablecopy"/>
             </w:pPr>
             <w:r>
+              <w:rPr>
+                <w:noProof/>
+                <w:lang w:val="en-US" w:eastAsia="en-US"/>
+              </w:rPr>
               <w:t>49.98</w:t>
             </w:r>
           </w:p>
@@ -8789,6 +10433,10 @@
               <w:pStyle w:val="tablecopy"/>
             </w:pPr>
             <w:r>
+              <w:rPr>
+                <w:noProof/>
+                <w:lang w:val="en-US" w:eastAsia="en-US"/>
+              </w:rPr>
               <w:t>62.40</w:t>
             </w:r>
           </w:p>
@@ -8802,6 +10450,10 @@
               <w:pStyle w:val="tablecopy"/>
             </w:pPr>
             <w:r>
+              <w:rPr>
+                <w:noProof/>
+                <w:lang w:val="en-US" w:eastAsia="en-US"/>
+              </w:rPr>
               <w:t>361 888</w:t>
             </w:r>
           </w:p>
@@ -8815,6 +10467,10 @@
               <w:pStyle w:val="tablecopy"/>
             </w:pPr>
             <w:r>
+              <w:rPr>
+                <w:noProof/>
+                <w:lang w:val="en-US" w:eastAsia="en-US"/>
+              </w:rPr>
               <w:t>612.4</w:t>
             </w:r>
           </w:p>
@@ -8833,6 +10489,10 @@
               <w:pStyle w:val="tablecopy"/>
             </w:pPr>
             <w:r>
+              <w:rPr>
+                <w:noProof/>
+                <w:lang w:val="en-US" w:eastAsia="en-US"/>
+              </w:rPr>
               <w:t>SARIMA</w:t>
             </w:r>
           </w:p>
@@ -8846,6 +10506,10 @@
               <w:pStyle w:val="tablecopy"/>
             </w:pPr>
             <w:r>
+              <w:rPr>
+                <w:noProof/>
+                <w:lang w:val="en-US" w:eastAsia="en-US"/>
+              </w:rPr>
               <w:t>ECL/H96</w:t>
             </w:r>
           </w:p>
@@ -8859,6 +10523,10 @@
               <w:pStyle w:val="tablecopy"/>
             </w:pPr>
             <w:r>
+              <w:rPr>
+                <w:noProof/>
+                <w:lang w:val="en-US" w:eastAsia="en-US"/>
+              </w:rPr>
               <w:t>109.64</w:t>
             </w:r>
           </w:p>
@@ -8872,6 +10540,10 @@
               <w:pStyle w:val="tablecopy"/>
             </w:pPr>
             <w:r>
+              <w:rPr>
+                <w:noProof/>
+                <w:lang w:val="en-US" w:eastAsia="en-US"/>
+              </w:rPr>
               <w:t>4.09</w:t>
             </w:r>
           </w:p>
@@ -8885,6 +10557,10 @@
               <w:pStyle w:val="tablecopy"/>
             </w:pPr>
             <w:r>
+              <w:rPr>
+                <w:noProof/>
+                <w:lang w:val="en-US" w:eastAsia="en-US"/>
+              </w:rPr>
               <w:t>0</w:t>
             </w:r>
           </w:p>
@@ -8898,6 +10574,10 @@
               <w:pStyle w:val="tablecopy"/>
             </w:pPr>
             <w:r>
+              <w:rPr>
+                <w:noProof/>
+                <w:lang w:val="en-US" w:eastAsia="en-US"/>
+              </w:rPr>
               <w:t>0.0</w:t>
             </w:r>
           </w:p>
@@ -8916,6 +10596,10 @@
               <w:pStyle w:val="tablecopy"/>
             </w:pPr>
             <w:r>
+              <w:rPr>
+                <w:noProof/>
+                <w:lang w:val="en-US" w:eastAsia="en-US"/>
+              </w:rPr>
               <w:t>SeasonalNaive</w:t>
             </w:r>
           </w:p>
@@ -8929,6 +10613,10 @@
               <w:pStyle w:val="tablecopy"/>
             </w:pPr>
             <w:r>
+              <w:rPr>
+                <w:noProof/>
+                <w:lang w:val="en-US" w:eastAsia="en-US"/>
+              </w:rPr>
               <w:t>ECL/H96</w:t>
             </w:r>
           </w:p>
@@ -8942,6 +10630,10 @@
               <w:pStyle w:val="tablecopy"/>
             </w:pPr>
             <w:r>
+              <w:rPr>
+                <w:noProof/>
+                <w:lang w:val="en-US" w:eastAsia="en-US"/>
+              </w:rPr>
               <w:t>0.00</w:t>
             </w:r>
           </w:p>
@@ -8955,6 +10647,10 @@
               <w:pStyle w:val="tablecopy"/>
             </w:pPr>
             <w:r>
+              <w:rPr>
+                <w:noProof/>
+                <w:lang w:val="en-US" w:eastAsia="en-US"/>
+              </w:rPr>
               <w:t>0.00</w:t>
             </w:r>
           </w:p>
@@ -8968,6 +10664,10 @@
               <w:pStyle w:val="tablecopy"/>
             </w:pPr>
             <w:r>
+              <w:rPr>
+                <w:noProof/>
+                <w:lang w:val="en-US" w:eastAsia="en-US"/>
+              </w:rPr>
               <w:t>0</w:t>
             </w:r>
           </w:p>
@@ -8981,6 +10681,10 @@
               <w:pStyle w:val="tablecopy"/>
             </w:pPr>
             <w:r>
+              <w:rPr>
+                <w:noProof/>
+                <w:lang w:val="en-US" w:eastAsia="en-US"/>
+              </w:rPr>
               <w:t>0.0</w:t>
             </w:r>
           </w:p>
@@ -8999,6 +10703,10 @@
               <w:pStyle w:val="tablecopy"/>
             </w:pPr>
             <w:r>
+              <w:rPr>
+                <w:noProof/>
+                <w:lang w:val="en-US" w:eastAsia="en-US"/>
+              </w:rPr>
               <w:t>TimesFM</w:t>
             </w:r>
           </w:p>
@@ -9012,6 +10720,10 @@
               <w:pStyle w:val="tablecopy"/>
             </w:pPr>
             <w:r>
+              <w:rPr>
+                <w:noProof/>
+                <w:lang w:val="en-US" w:eastAsia="en-US"/>
+              </w:rPr>
               <w:t>ECL/H96</w:t>
             </w:r>
           </w:p>
@@ -9025,6 +10737,10 @@
               <w:pStyle w:val="tablecopy"/>
             </w:pPr>
             <w:r>
+              <w:rPr>
+                <w:noProof/>
+                <w:lang w:val="en-US" w:eastAsia="en-US"/>
+              </w:rPr>
               <w:t>0.00</w:t>
             </w:r>
           </w:p>
@@ -9038,6 +10754,10 @@
               <w:pStyle w:val="tablecopy"/>
             </w:pPr>
             <w:r>
+              <w:rPr>
+                <w:noProof/>
+                <w:lang w:val="en-US" w:eastAsia="en-US"/>
+              </w:rPr>
               <w:t>91.99</w:t>
             </w:r>
           </w:p>
@@ -9051,6 +10771,10 @@
               <w:pStyle w:val="tablecopy"/>
             </w:pPr>
             <w:r>
+              <w:rPr>
+                <w:noProof/>
+                <w:lang w:val="en-US" w:eastAsia="en-US"/>
+              </w:rPr>
               <w:t>200 000 000</w:t>
             </w:r>
           </w:p>
@@ -9064,6 +10788,10 @@
               <w:pStyle w:val="tablecopy"/>
             </w:pPr>
             <w:r>
+              <w:rPr>
+                <w:noProof/>
+                <w:lang w:val="en-US" w:eastAsia="en-US"/>
+              </w:rPr>
               <w:t>895.6</w:t>
             </w:r>
           </w:p>
@@ -9082,6 +10810,10 @@
               <w:pStyle w:val="tablecopy"/>
             </w:pPr>
             <w:r>
+              <w:rPr>
+                <w:noProof/>
+                <w:lang w:val="en-US" w:eastAsia="en-US"/>
+              </w:rPr>
               <w:t>XGBoost</w:t>
             </w:r>
           </w:p>
@@ -9095,6 +10827,10 @@
               <w:pStyle w:val="tablecopy"/>
             </w:pPr>
             <w:r>
+              <w:rPr>
+                <w:noProof/>
+                <w:lang w:val="en-US" w:eastAsia="en-US"/>
+              </w:rPr>
               <w:t>ECL/H96</w:t>
             </w:r>
           </w:p>
@@ -9108,6 +10844,10 @@
               <w:pStyle w:val="tablecopy"/>
             </w:pPr>
             <w:r>
+              <w:rPr>
+                <w:noProof/>
+                <w:lang w:val="en-US" w:eastAsia="en-US"/>
+              </w:rPr>
               <w:t>10.48</w:t>
             </w:r>
           </w:p>
@@ -9121,6 +10861,10 @@
               <w:pStyle w:val="tablecopy"/>
             </w:pPr>
             <w:r>
+              <w:rPr>
+                <w:noProof/>
+                <w:lang w:val="en-US" w:eastAsia="en-US"/>
+              </w:rPr>
               <w:t>25.09</w:t>
             </w:r>
           </w:p>
@@ -9134,6 +10878,10 @@
               <w:pStyle w:val="tablecopy"/>
             </w:pPr>
             <w:r>
+              <w:rPr>
+                <w:noProof/>
+                <w:lang w:val="en-US" w:eastAsia="en-US"/>
+              </w:rPr>
               <w:t>229 423</w:t>
             </w:r>
           </w:p>
@@ -9147,6 +10895,10 @@
               <w:pStyle w:val="tablecopy"/>
             </w:pPr>
             <w:r>
+              <w:rPr>
+                <w:noProof/>
+                <w:lang w:val="en-US" w:eastAsia="en-US"/>
+              </w:rPr>
               <w:t>0.0</w:t>
             </w:r>
           </w:p>
@@ -9165,6 +10917,10 @@
               <w:pStyle w:val="tablecopy"/>
             </w:pPr>
             <w:r>
+              <w:rPr>
+                <w:noProof/>
+                <w:lang w:val="en-US" w:eastAsia="en-US"/>
+              </w:rPr>
               <w:t>Chronos-Bolt</w:t>
             </w:r>
           </w:p>
@@ -9178,6 +10934,10 @@
               <w:pStyle w:val="tablecopy"/>
             </w:pPr>
             <w:r>
+              <w:rPr>
+                <w:noProof/>
+                <w:lang w:val="en-US" w:eastAsia="en-US"/>
+              </w:rPr>
               <w:t>ECL/H168</w:t>
             </w:r>
           </w:p>
@@ -9191,6 +10951,10 @@
               <w:pStyle w:val="tablecopy"/>
             </w:pPr>
             <w:r>
+              <w:rPr>
+                <w:noProof/>
+                <w:lang w:val="en-US" w:eastAsia="en-US"/>
+              </w:rPr>
               <w:t>0.00</w:t>
             </w:r>
           </w:p>
@@ -9204,6 +10968,10 @@
               <w:pStyle w:val="tablecopy"/>
             </w:pPr>
             <w:r>
+              <w:rPr>
+                <w:noProof/>
+                <w:lang w:val="en-US" w:eastAsia="en-US"/>
+              </w:rPr>
               <w:t>45.30</w:t>
             </w:r>
           </w:p>
@@ -9217,6 +10985,10 @@
               <w:pStyle w:val="tablecopy"/>
             </w:pPr>
             <w:r>
+              <w:rPr>
+                <w:noProof/>
+                <w:lang w:val="en-US" w:eastAsia="en-US"/>
+              </w:rPr>
               <w:t>47 718 016</w:t>
             </w:r>
           </w:p>
@@ -9230,6 +11002,10 @@
               <w:pStyle w:val="tablecopy"/>
             </w:pPr>
             <w:r>
+              <w:rPr>
+                <w:noProof/>
+                <w:lang w:val="en-US" w:eastAsia="en-US"/>
+              </w:rPr>
               <w:t>381.4</w:t>
             </w:r>
           </w:p>
@@ -9248,6 +11024,10 @@
               <w:pStyle w:val="tablecopy"/>
             </w:pPr>
             <w:r>
+              <w:rPr>
+                <w:noProof/>
+                <w:lang w:val="en-US" w:eastAsia="en-US"/>
+              </w:rPr>
               <w:t>DLinear</w:t>
             </w:r>
           </w:p>
@@ -9261,6 +11041,10 @@
               <w:pStyle w:val="tablecopy"/>
             </w:pPr>
             <w:r>
+              <w:rPr>
+                <w:noProof/>
+                <w:lang w:val="en-US" w:eastAsia="en-US"/>
+              </w:rPr>
               <w:t>ECL/H168</w:t>
             </w:r>
           </w:p>
@@ -9274,6 +11058,10 @@
               <w:pStyle w:val="tablecopy"/>
             </w:pPr>
             <w:r>
+              <w:rPr>
+                <w:noProof/>
+                <w:lang w:val="en-US" w:eastAsia="en-US"/>
+              </w:rPr>
               <w:t>26.00</w:t>
             </w:r>
           </w:p>
@@ -9287,6 +11075,10 @@
               <w:pStyle w:val="tablecopy"/>
             </w:pPr>
             <w:r>
+              <w:rPr>
+                <w:noProof/>
+                <w:lang w:val="en-US" w:eastAsia="en-US"/>
+              </w:rPr>
               <w:t>64.16</w:t>
             </w:r>
           </w:p>
@@ -9300,6 +11092,10 @@
               <w:pStyle w:val="tablecopy"/>
             </w:pPr>
             <w:r>
+              <w:rPr>
+                <w:noProof/>
+                <w:lang w:val="en-US" w:eastAsia="en-US"/>
+              </w:rPr>
               <w:t>113 232</w:t>
             </w:r>
           </w:p>
@@ -9313,6 +11109,10 @@
               <w:pStyle w:val="tablecopy"/>
             </w:pPr>
             <w:r>
+              <w:rPr>
+                <w:noProof/>
+                <w:lang w:val="en-US" w:eastAsia="en-US"/>
+              </w:rPr>
               <w:t>32.7</w:t>
             </w:r>
           </w:p>
@@ -9331,6 +11131,10 @@
               <w:pStyle w:val="tablecopy"/>
             </w:pPr>
             <w:r>
+              <w:rPr>
+                <w:noProof/>
+                <w:lang w:val="en-US" w:eastAsia="en-US"/>
+              </w:rPr>
               <w:t>iTransformer</w:t>
             </w:r>
           </w:p>
@@ -9344,6 +11148,10 @@
               <w:pStyle w:val="tablecopy"/>
             </w:pPr>
             <w:r>
+              <w:rPr>
+                <w:noProof/>
+                <w:lang w:val="en-US" w:eastAsia="en-US"/>
+              </w:rPr>
               <w:t>ECL/H168</w:t>
             </w:r>
           </w:p>
@@ -9357,6 +11165,10 @@
               <w:pStyle w:val="tablecopy"/>
             </w:pPr>
             <w:r>
+              <w:rPr>
+                <w:noProof/>
+                <w:lang w:val="en-US" w:eastAsia="en-US"/>
+              </w:rPr>
               <w:t>38.54</w:t>
             </w:r>
           </w:p>
@@ -9370,6 +11182,10 @@
               <w:pStyle w:val="tablecopy"/>
             </w:pPr>
             <w:r>
+              <w:rPr>
+                <w:noProof/>
+                <w:lang w:val="en-US" w:eastAsia="en-US"/>
+              </w:rPr>
               <w:t>69.72</w:t>
             </w:r>
           </w:p>
@@ -9383,6 +11199,10 @@
               <w:pStyle w:val="tablecopy"/>
             </w:pPr>
             <w:r>
+              <w:rPr>
+                <w:noProof/>
+                <w:lang w:val="en-US" w:eastAsia="en-US"/>
+              </w:rPr>
               <w:t>330 024</w:t>
             </w:r>
           </w:p>
@@ -9396,6 +11216,10 @@
               <w:pStyle w:val="tablecopy"/>
             </w:pPr>
             <w:r>
+              <w:rPr>
+                <w:noProof/>
+                <w:lang w:val="en-US" w:eastAsia="en-US"/>
+              </w:rPr>
               <w:t>165.2</w:t>
             </w:r>
           </w:p>
@@ -9414,6 +11238,10 @@
               <w:pStyle w:val="tablecopy"/>
             </w:pPr>
             <w:r>
+              <w:rPr>
+                <w:noProof/>
+                <w:lang w:val="en-US" w:eastAsia="en-US"/>
+              </w:rPr>
               <w:t>PatchTST</w:t>
             </w:r>
           </w:p>
@@ -9427,6 +11255,10 @@
               <w:pStyle w:val="tablecopy"/>
             </w:pPr>
             <w:r>
+              <w:rPr>
+                <w:noProof/>
+                <w:lang w:val="en-US" w:eastAsia="en-US"/>
+              </w:rPr>
               <w:t>ECL/H168</w:t>
             </w:r>
           </w:p>
@@ -9440,6 +11272,10 @@
               <w:pStyle w:val="tablecopy"/>
             </w:pPr>
             <w:r>
+              <w:rPr>
+                <w:noProof/>
+                <w:lang w:val="en-US" w:eastAsia="en-US"/>
+              </w:rPr>
               <w:t>56.94</w:t>
             </w:r>
           </w:p>
@@ -9453,6 +11289,10 @@
               <w:pStyle w:val="tablecopy"/>
             </w:pPr>
             <w:r>
+              <w:rPr>
+                <w:noProof/>
+                <w:lang w:val="en-US" w:eastAsia="en-US"/>
+              </w:rPr>
               <w:t>75.29</w:t>
             </w:r>
           </w:p>
@@ -9466,6 +11306,10 @@
               <w:pStyle w:val="tablecopy"/>
             </w:pPr>
             <w:r>
+              <w:rPr>
+                <w:noProof/>
+                <w:lang w:val="en-US" w:eastAsia="en-US"/>
+              </w:rPr>
               <w:t>555 496</w:t>
             </w:r>
           </w:p>
@@ -9479,6 +11323,10 @@
               <w:pStyle w:val="tablecopy"/>
             </w:pPr>
             <w:r>
+              <w:rPr>
+                <w:noProof/>
+                <w:lang w:val="en-US" w:eastAsia="en-US"/>
+              </w:rPr>
               <w:t>617.3</w:t>
             </w:r>
           </w:p>
@@ -9497,6 +11345,10 @@
               <w:pStyle w:val="tablecopy"/>
             </w:pPr>
             <w:r>
+              <w:rPr>
+                <w:noProof/>
+                <w:lang w:val="en-US" w:eastAsia="en-US"/>
+              </w:rPr>
               <w:t>SARIMA</w:t>
             </w:r>
           </w:p>
@@ -9510,6 +11362,10 @@
               <w:pStyle w:val="tablecopy"/>
             </w:pPr>
             <w:r>
+              <w:rPr>
+                <w:noProof/>
+                <w:lang w:val="en-US" w:eastAsia="en-US"/>
+              </w:rPr>
               <w:t>ECL/H168</w:t>
             </w:r>
           </w:p>
@@ -9523,6 +11379,10 @@
               <w:pStyle w:val="tablecopy"/>
             </w:pPr>
             <w:r>
+              <w:rPr>
+                <w:noProof/>
+                <w:lang w:val="en-US" w:eastAsia="en-US"/>
+              </w:rPr>
               <w:t>108.43</w:t>
             </w:r>
           </w:p>
@@ -9536,6 +11396,10 @@
               <w:pStyle w:val="tablecopy"/>
             </w:pPr>
             <w:r>
+              <w:rPr>
+                <w:noProof/>
+                <w:lang w:val="en-US" w:eastAsia="en-US"/>
+              </w:rPr>
               <w:t>5.52</w:t>
             </w:r>
           </w:p>
@@ -9549,6 +11413,10 @@
               <w:pStyle w:val="tablecopy"/>
             </w:pPr>
             <w:r>
+              <w:rPr>
+                <w:noProof/>
+                <w:lang w:val="en-US" w:eastAsia="en-US"/>
+              </w:rPr>
               <w:t>0</w:t>
             </w:r>
           </w:p>
@@ -9562,6 +11430,10 @@
               <w:pStyle w:val="tablecopy"/>
             </w:pPr>
             <w:r>
+              <w:rPr>
+                <w:noProof/>
+                <w:lang w:val="en-US" w:eastAsia="en-US"/>
+              </w:rPr>
               <w:t>0.0</w:t>
             </w:r>
           </w:p>
@@ -9580,6 +11452,10 @@
               <w:pStyle w:val="tablecopy"/>
             </w:pPr>
             <w:r>
+              <w:rPr>
+                <w:noProof/>
+                <w:lang w:val="en-US" w:eastAsia="en-US"/>
+              </w:rPr>
               <w:t>SeasonalNaive</w:t>
             </w:r>
           </w:p>
@@ -9593,6 +11469,10 @@
               <w:pStyle w:val="tablecopy"/>
             </w:pPr>
             <w:r>
+              <w:rPr>
+                <w:noProof/>
+                <w:lang w:val="en-US" w:eastAsia="en-US"/>
+              </w:rPr>
               <w:t>ECL/H168</w:t>
             </w:r>
           </w:p>
@@ -9606,6 +11486,10 @@
               <w:pStyle w:val="tablecopy"/>
             </w:pPr>
             <w:r>
+              <w:rPr>
+                <w:noProof/>
+                <w:lang w:val="en-US" w:eastAsia="en-US"/>
+              </w:rPr>
               <w:t>0.00</w:t>
             </w:r>
           </w:p>
@@ -9619,6 +11503,10 @@
               <w:pStyle w:val="tablecopy"/>
             </w:pPr>
             <w:r>
+              <w:rPr>
+                <w:noProof/>
+                <w:lang w:val="en-US" w:eastAsia="en-US"/>
+              </w:rPr>
               <w:t>0.01</w:t>
             </w:r>
           </w:p>
@@ -9632,6 +11520,10 @@
               <w:pStyle w:val="tablecopy"/>
             </w:pPr>
             <w:r>
+              <w:rPr>
+                <w:noProof/>
+                <w:lang w:val="en-US" w:eastAsia="en-US"/>
+              </w:rPr>
               <w:t>0</w:t>
             </w:r>
           </w:p>
@@ -9645,6 +11537,10 @@
               <w:pStyle w:val="tablecopy"/>
             </w:pPr>
             <w:r>
+              <w:rPr>
+                <w:noProof/>
+                <w:lang w:val="en-US" w:eastAsia="en-US"/>
+              </w:rPr>
               <w:t>0.0</w:t>
             </w:r>
           </w:p>
@@ -9663,6 +11559,10 @@
               <w:pStyle w:val="tablecopy"/>
             </w:pPr>
             <w:r>
+              <w:rPr>
+                <w:noProof/>
+                <w:lang w:val="en-US" w:eastAsia="en-US"/>
+              </w:rPr>
               <w:t>TimesFM</w:t>
             </w:r>
           </w:p>
@@ -9676,6 +11576,10 @@
               <w:pStyle w:val="tablecopy"/>
             </w:pPr>
             <w:r>
+              <w:rPr>
+                <w:noProof/>
+                <w:lang w:val="en-US" w:eastAsia="en-US"/>
+              </w:rPr>
               <w:t>ECL/H168</w:t>
             </w:r>
           </w:p>
@@ -9689,6 +11593,10 @@
               <w:pStyle w:val="tablecopy"/>
             </w:pPr>
             <w:r>
+              <w:rPr>
+                <w:noProof/>
+                <w:lang w:val="en-US" w:eastAsia="en-US"/>
+              </w:rPr>
               <w:t>0.00</w:t>
             </w:r>
           </w:p>
@@ -9702,6 +11610,10 @@
               <w:pStyle w:val="tablecopy"/>
             </w:pPr>
             <w:r>
+              <w:rPr>
+                <w:noProof/>
+                <w:lang w:val="en-US" w:eastAsia="en-US"/>
+              </w:rPr>
               <w:t>200.35</w:t>
             </w:r>
           </w:p>
@@ -9715,6 +11627,10 @@
               <w:pStyle w:val="tablecopy"/>
             </w:pPr>
             <w:r>
+              <w:rPr>
+                <w:noProof/>
+                <w:lang w:val="en-US" w:eastAsia="en-US"/>
+              </w:rPr>
               <w:t>200 000 000</w:t>
             </w:r>
           </w:p>
@@ -9728,6 +11644,10 @@
               <w:pStyle w:val="tablecopy"/>
             </w:pPr>
             <w:r>
+              <w:rPr>
+                <w:noProof/>
+                <w:lang w:val="en-US" w:eastAsia="en-US"/>
+              </w:rPr>
               <w:t>896.4</w:t>
             </w:r>
           </w:p>
@@ -9746,6 +11666,10 @@
               <w:pStyle w:val="tablecopy"/>
             </w:pPr>
             <w:r>
+              <w:rPr>
+                <w:noProof/>
+                <w:lang w:val="en-US" w:eastAsia="en-US"/>
+              </w:rPr>
               <w:t>XGBoost</w:t>
             </w:r>
           </w:p>
@@ -9759,6 +11683,10 @@
               <w:pStyle w:val="tablecopy"/>
             </w:pPr>
             <w:r>
+              <w:rPr>
+                <w:noProof/>
+                <w:lang w:val="en-US" w:eastAsia="en-US"/>
+              </w:rPr>
               <w:t>ECL/H168</w:t>
             </w:r>
           </w:p>
@@ -9772,6 +11700,10 @@
               <w:pStyle w:val="tablecopy"/>
             </w:pPr>
             <w:r>
+              <w:rPr>
+                <w:noProof/>
+                <w:lang w:val="en-US" w:eastAsia="en-US"/>
+              </w:rPr>
               <w:t>18.18</w:t>
             </w:r>
           </w:p>
@@ -9785,6 +11717,10 @@
               <w:pStyle w:val="tablecopy"/>
             </w:pPr>
             <w:r>
+              <w:rPr>
+                <w:noProof/>
+                <w:lang w:val="en-US" w:eastAsia="en-US"/>
+              </w:rPr>
               <w:t>42.71</w:t>
             </w:r>
           </w:p>
@@ -9798,6 +11734,10 @@
               <w:pStyle w:val="tablecopy"/>
             </w:pPr>
             <w:r>
+              <w:rPr>
+                <w:noProof/>
+                <w:lang w:val="en-US" w:eastAsia="en-US"/>
+              </w:rPr>
               <w:t>401 454</w:t>
             </w:r>
           </w:p>
@@ -9811,6 +11751,10 @@
               <w:pStyle w:val="tablecopy"/>
             </w:pPr>
             <w:r>
+              <w:rPr>
+                <w:noProof/>
+                <w:lang w:val="en-US" w:eastAsia="en-US"/>
+              </w:rPr>
               <w:t>0.0</w:t>
             </w:r>
           </w:p>
@@ -9829,6 +11773,10 @@
               <w:pStyle w:val="tablecopy"/>
             </w:pPr>
             <w:r>
+              <w:rPr>
+                <w:noProof/>
+                <w:lang w:val="en-US" w:eastAsia="en-US"/>
+              </w:rPr>
               <w:t>Chronos-Bolt</w:t>
             </w:r>
           </w:p>
@@ -9842,6 +11790,10 @@
               <w:pStyle w:val="tablecopy"/>
             </w:pPr>
             <w:r>
+              <w:rPr>
+                <w:noProof/>
+                <w:lang w:val="en-US" w:eastAsia="en-US"/>
+              </w:rPr>
               <w:t>ETTH1/H24</w:t>
             </w:r>
           </w:p>
@@ -9855,6 +11807,10 @@
               <w:pStyle w:val="tablecopy"/>
             </w:pPr>
             <w:r>
+              <w:rPr>
+                <w:noProof/>
+                <w:lang w:val="en-US" w:eastAsia="en-US"/>
+              </w:rPr>
               <w:t>0.00</w:t>
             </w:r>
           </w:p>
@@ -9868,6 +11824,10 @@
               <w:pStyle w:val="tablecopy"/>
             </w:pPr>
             <w:r>
+              <w:rPr>
+                <w:noProof/>
+                <w:lang w:val="en-US" w:eastAsia="en-US"/>
+              </w:rPr>
               <w:t>13.48</w:t>
             </w:r>
           </w:p>
@@ -9881,6 +11841,10 @@
               <w:pStyle w:val="tablecopy"/>
             </w:pPr>
             <w:r>
+              <w:rPr>
+                <w:noProof/>
+                <w:lang w:val="en-US" w:eastAsia="en-US"/>
+              </w:rPr>
               <w:t>47 718 016</w:t>
             </w:r>
           </w:p>
@@ -9894,6 +11858,10 @@
               <w:pStyle w:val="tablecopy"/>
             </w:pPr>
             <w:r>
+              <w:rPr>
+                <w:noProof/>
+                <w:lang w:val="en-US" w:eastAsia="en-US"/>
+              </w:rPr>
               <w:t>123.3</w:t>
             </w:r>
           </w:p>
@@ -9912,6 +11880,10 @@
               <w:pStyle w:val="tablecopy"/>
             </w:pPr>
             <w:r>
+              <w:rPr>
+                <w:noProof/>
+                <w:lang w:val="en-US" w:eastAsia="en-US"/>
+              </w:rPr>
               <w:t>DLinear</w:t>
             </w:r>
           </w:p>
@@ -9925,6 +11897,10 @@
               <w:pStyle w:val="tablecopy"/>
             </w:pPr>
             <w:r>
+              <w:rPr>
+                <w:noProof/>
+                <w:lang w:val="en-US" w:eastAsia="en-US"/>
+              </w:rPr>
               <w:t>ETTH1/H24</w:t>
             </w:r>
           </w:p>
@@ -9938,6 +11914,10 @@
               <w:pStyle w:val="tablecopy"/>
             </w:pPr>
             <w:r>
+              <w:rPr>
+                <w:noProof/>
+                <w:lang w:val="en-US" w:eastAsia="en-US"/>
+              </w:rPr>
               <w:t>10.70</w:t>
             </w:r>
           </w:p>
@@ -9951,6 +11931,10 @@
               <w:pStyle w:val="tablecopy"/>
             </w:pPr>
             <w:r>
+              <w:rPr>
+                <w:noProof/>
+                <w:lang w:val="en-US" w:eastAsia="en-US"/>
+              </w:rPr>
               <w:t>39.98</w:t>
             </w:r>
           </w:p>
@@ -9964,6 +11948,10 @@
               <w:pStyle w:val="tablecopy"/>
             </w:pPr>
             <w:r>
+              <w:rPr>
+                <w:noProof/>
+                <w:lang w:val="en-US" w:eastAsia="en-US"/>
+              </w:rPr>
               <w:t>16 176</w:t>
             </w:r>
           </w:p>
@@ -9977,6 +11965,10 @@
               <w:pStyle w:val="tablecopy"/>
             </w:pPr>
             <w:r>
+              <w:rPr>
+                <w:noProof/>
+                <w:lang w:val="en-US" w:eastAsia="en-US"/>
+              </w:rPr>
               <w:t>26.2</w:t>
             </w:r>
           </w:p>
@@ -9995,6 +11987,10 @@
               <w:pStyle w:val="tablecopy"/>
             </w:pPr>
             <w:r>
+              <w:rPr>
+                <w:noProof/>
+                <w:lang w:val="en-US" w:eastAsia="en-US"/>
+              </w:rPr>
               <w:t>iTransformer</w:t>
             </w:r>
           </w:p>
@@ -10008,6 +12004,10 @@
               <w:pStyle w:val="tablecopy"/>
             </w:pPr>
             <w:r>
+              <w:rPr>
+                <w:noProof/>
+                <w:lang w:val="en-US" w:eastAsia="en-US"/>
+              </w:rPr>
               <w:t>ETTH1/H24</w:t>
             </w:r>
           </w:p>
@@ -10021,6 +12021,10 @@
               <w:pStyle w:val="tablecopy"/>
             </w:pPr>
             <w:r>
+              <w:rPr>
+                <w:noProof/>
+                <w:lang w:val="en-US" w:eastAsia="en-US"/>
+              </w:rPr>
               <w:t>20.17</w:t>
             </w:r>
           </w:p>
@@ -10034,6 +12038,10 @@
               <w:pStyle w:val="tablecopy"/>
             </w:pPr>
             <w:r>
+              <w:rPr>
+                <w:noProof/>
+                <w:lang w:val="en-US" w:eastAsia="en-US"/>
+              </w:rPr>
               <w:t>39.15</w:t>
             </w:r>
           </w:p>
@@ -10047,6 +12055,10 @@
               <w:pStyle w:val="tablecopy"/>
             </w:pPr>
             <w:r>
+              <w:rPr>
+                <w:noProof/>
+                <w:lang w:val="en-US" w:eastAsia="en-US"/>
+              </w:rPr>
               <w:t>311 448</w:t>
             </w:r>
           </w:p>
@@ -10060,6 +12072,10 @@
               <w:pStyle w:val="tablecopy"/>
             </w:pPr>
             <w:r>
+              <w:rPr>
+                <w:noProof/>
+                <w:lang w:val="en-US" w:eastAsia="en-US"/>
+              </w:rPr>
               <w:t>164.8</w:t>
             </w:r>
           </w:p>
@@ -10078,6 +12094,10 @@
               <w:pStyle w:val="tablecopy"/>
             </w:pPr>
             <w:r>
+              <w:rPr>
+                <w:noProof/>
+                <w:lang w:val="en-US" w:eastAsia="en-US"/>
+              </w:rPr>
               <w:t>PatchTST</w:t>
             </w:r>
           </w:p>
@@ -10091,6 +12111,10 @@
               <w:pStyle w:val="tablecopy"/>
             </w:pPr>
             <w:r>
+              <w:rPr>
+                <w:noProof/>
+                <w:lang w:val="en-US" w:eastAsia="en-US"/>
+              </w:rPr>
               <w:t>ETTH1/H24</w:t>
             </w:r>
           </w:p>
@@ -10104,6 +12128,10 @@
               <w:pStyle w:val="tablecopy"/>
             </w:pPr>
             <w:r>
+              <w:rPr>
+                <w:noProof/>
+                <w:lang w:val="en-US" w:eastAsia="en-US"/>
+              </w:rPr>
               <w:t>39.82</w:t>
             </w:r>
           </w:p>
@@ -10117,6 +12145,10 @@
               <w:pStyle w:val="tablecopy"/>
             </w:pPr>
             <w:r>
+              <w:rPr>
+                <w:noProof/>
+                <w:lang w:val="en-US" w:eastAsia="en-US"/>
+              </w:rPr>
               <w:t>39.10</w:t>
             </w:r>
           </w:p>
@@ -10130,6 +12162,10 @@
               <w:pStyle w:val="tablecopy"/>
             </w:pPr>
             <w:r>
+              <w:rPr>
+                <w:noProof/>
+                <w:lang w:val="en-US" w:eastAsia="en-US"/>
+              </w:rPr>
               <w:t>168 280</w:t>
             </w:r>
           </w:p>
@@ -10143,6 +12179,10 @@
               <w:pStyle w:val="tablecopy"/>
             </w:pPr>
             <w:r>
+              <w:rPr>
+                <w:noProof/>
+                <w:lang w:val="en-US" w:eastAsia="en-US"/>
+              </w:rPr>
               <w:t>608.3</w:t>
             </w:r>
           </w:p>
@@ -10161,6 +12201,10 @@
               <w:pStyle w:val="tablecopy"/>
             </w:pPr>
             <w:r>
+              <w:rPr>
+                <w:noProof/>
+                <w:lang w:val="en-US" w:eastAsia="en-US"/>
+              </w:rPr>
               <w:t>SARIMA</w:t>
             </w:r>
           </w:p>
@@ -10174,6 +12218,10 @@
               <w:pStyle w:val="tablecopy"/>
             </w:pPr>
             <w:r>
+              <w:rPr>
+                <w:noProof/>
+                <w:lang w:val="en-US" w:eastAsia="en-US"/>
+              </w:rPr>
               <w:t>ETTH1/H24</w:t>
             </w:r>
           </w:p>
@@ -10187,6 +12235,10 @@
               <w:pStyle w:val="tablecopy"/>
             </w:pPr>
             <w:r>
+              <w:rPr>
+                <w:noProof/>
+                <w:lang w:val="en-US" w:eastAsia="en-US"/>
+              </w:rPr>
               <w:t>110.82</w:t>
             </w:r>
           </w:p>
@@ -10200,6 +12252,10 @@
               <w:pStyle w:val="tablecopy"/>
             </w:pPr>
             <w:r>
+              <w:rPr>
+                <w:noProof/>
+                <w:lang w:val="en-US" w:eastAsia="en-US"/>
+              </w:rPr>
               <w:t>9.30</w:t>
             </w:r>
           </w:p>
@@ -10213,6 +12269,10 @@
               <w:pStyle w:val="tablecopy"/>
             </w:pPr>
             <w:r>
+              <w:rPr>
+                <w:noProof/>
+                <w:lang w:val="en-US" w:eastAsia="en-US"/>
+              </w:rPr>
               <w:t>0</w:t>
             </w:r>
           </w:p>
@@ -10226,6 +12286,10 @@
               <w:pStyle w:val="tablecopy"/>
             </w:pPr>
             <w:r>
+              <w:rPr>
+                <w:noProof/>
+                <w:lang w:val="en-US" w:eastAsia="en-US"/>
+              </w:rPr>
               <w:t>0.0</w:t>
             </w:r>
           </w:p>
@@ -10244,6 +12308,10 @@
               <w:pStyle w:val="tablecopy"/>
             </w:pPr>
             <w:r>
+              <w:rPr>
+                <w:noProof/>
+                <w:lang w:val="en-US" w:eastAsia="en-US"/>
+              </w:rPr>
               <w:t>SeasonalNaive</w:t>
             </w:r>
           </w:p>
@@ -10257,6 +12325,10 @@
               <w:pStyle w:val="tablecopy"/>
             </w:pPr>
             <w:r>
+              <w:rPr>
+                <w:noProof/>
+                <w:lang w:val="en-US" w:eastAsia="en-US"/>
+              </w:rPr>
               <w:t>ETTH1/H24</w:t>
             </w:r>
           </w:p>
@@ -10270,6 +12342,10 @@
               <w:pStyle w:val="tablecopy"/>
             </w:pPr>
             <w:r>
+              <w:rPr>
+                <w:noProof/>
+                <w:lang w:val="en-US" w:eastAsia="en-US"/>
+              </w:rPr>
               <w:t>0.00</w:t>
             </w:r>
           </w:p>
@@ -10283,6 +12359,10 @@
               <w:pStyle w:val="tablecopy"/>
             </w:pPr>
             <w:r>
+              <w:rPr>
+                <w:noProof/>
+                <w:lang w:val="en-US" w:eastAsia="en-US"/>
+              </w:rPr>
               <w:t>0.00</w:t>
             </w:r>
           </w:p>
@@ -10296,6 +12376,10 @@
               <w:pStyle w:val="tablecopy"/>
             </w:pPr>
             <w:r>
+              <w:rPr>
+                <w:noProof/>
+                <w:lang w:val="en-US" w:eastAsia="en-US"/>
+              </w:rPr>
               <w:t>0</w:t>
             </w:r>
           </w:p>
@@ -10309,6 +12393,10 @@
               <w:pStyle w:val="tablecopy"/>
             </w:pPr>
             <w:r>
+              <w:rPr>
+                <w:noProof/>
+                <w:lang w:val="en-US" w:eastAsia="en-US"/>
+              </w:rPr>
               <w:t>0.0</w:t>
             </w:r>
           </w:p>
@@ -10327,6 +12415,10 @@
               <w:pStyle w:val="tablecopy"/>
             </w:pPr>
             <w:r>
+              <w:rPr>
+                <w:noProof/>
+                <w:lang w:val="en-US" w:eastAsia="en-US"/>
+              </w:rPr>
               <w:t>TimesFM</w:t>
             </w:r>
           </w:p>
@@ -10340,6 +12432,10 @@
               <w:pStyle w:val="tablecopy"/>
             </w:pPr>
             <w:r>
+              <w:rPr>
+                <w:noProof/>
+                <w:lang w:val="en-US" w:eastAsia="en-US"/>
+              </w:rPr>
               <w:t>ETTH1/H24</w:t>
             </w:r>
           </w:p>
@@ -10353,6 +12449,10 @@
               <w:pStyle w:val="tablecopy"/>
             </w:pPr>
             <w:r>
+              <w:rPr>
+                <w:noProof/>
+                <w:lang w:val="en-US" w:eastAsia="en-US"/>
+              </w:rPr>
               <w:t>0.00</w:t>
             </w:r>
           </w:p>
@@ -10366,6 +12466,10 @@
               <w:pStyle w:val="tablecopy"/>
             </w:pPr>
             <w:r>
+              <w:rPr>
+                <w:noProof/>
+                <w:lang w:val="en-US" w:eastAsia="en-US"/>
+              </w:rPr>
               <w:t>98.19</w:t>
             </w:r>
           </w:p>
@@ -10379,6 +12483,10 @@
               <w:pStyle w:val="tablecopy"/>
             </w:pPr>
             <w:r>
+              <w:rPr>
+                <w:noProof/>
+                <w:lang w:val="en-US" w:eastAsia="en-US"/>
+              </w:rPr>
               <w:t>200 000 000</w:t>
             </w:r>
           </w:p>
@@ -10392,6 +12500,10 @@
               <w:pStyle w:val="tablecopy"/>
             </w:pPr>
             <w:r>
+              <w:rPr>
+                <w:noProof/>
+                <w:lang w:val="en-US" w:eastAsia="en-US"/>
+              </w:rPr>
               <w:t>895.6</w:t>
             </w:r>
           </w:p>
@@ -10410,6 +12522,10 @@
               <w:pStyle w:val="tablecopy"/>
             </w:pPr>
             <w:r>
+              <w:rPr>
+                <w:noProof/>
+                <w:lang w:val="en-US" w:eastAsia="en-US"/>
+              </w:rPr>
               <w:t>XGBoost</w:t>
             </w:r>
           </w:p>
@@ -10423,6 +12539,10 @@
               <w:pStyle w:val="tablecopy"/>
             </w:pPr>
             <w:r>
+              <w:rPr>
+                <w:noProof/>
+                <w:lang w:val="en-US" w:eastAsia="en-US"/>
+              </w:rPr>
               <w:t>ETTH1/H24</w:t>
             </w:r>
           </w:p>
@@ -10436,6 +12556,10 @@
               <w:pStyle w:val="tablecopy"/>
             </w:pPr>
             <w:r>
+              <w:rPr>
+                <w:noProof/>
+                <w:lang w:val="en-US" w:eastAsia="en-US"/>
+              </w:rPr>
               <w:t>2.34</w:t>
             </w:r>
           </w:p>
@@ -10449,6 +12573,10 @@
               <w:pStyle w:val="tablecopy"/>
             </w:pPr>
             <w:r>
+              <w:rPr>
+                <w:noProof/>
+                <w:lang w:val="en-US" w:eastAsia="en-US"/>
+              </w:rPr>
               <w:t>6.14</w:t>
             </w:r>
           </w:p>
@@ -10462,6 +12590,10 @@
               <w:pStyle w:val="tablecopy"/>
             </w:pPr>
             <w:r>
+              <w:rPr>
+                <w:noProof/>
+                <w:lang w:val="en-US" w:eastAsia="en-US"/>
+              </w:rPr>
               <w:t>57 417</w:t>
             </w:r>
           </w:p>
@@ -10475,6 +12607,10 @@
               <w:pStyle w:val="tablecopy"/>
             </w:pPr>
             <w:r>
+              <w:rPr>
+                <w:noProof/>
+                <w:lang w:val="en-US" w:eastAsia="en-US"/>
+              </w:rPr>
               <w:t>0.0</w:t>
             </w:r>
           </w:p>
@@ -10493,6 +12629,10 @@
               <w:pStyle w:val="tablecopy"/>
             </w:pPr>
             <w:r>
+              <w:rPr>
+                <w:noProof/>
+                <w:lang w:val="en-US" w:eastAsia="en-US"/>
+              </w:rPr>
               <w:t>Chronos-Bolt</w:t>
             </w:r>
           </w:p>
@@ -10506,6 +12646,10 @@
               <w:pStyle w:val="tablecopy"/>
             </w:pPr>
             <w:r>
+              <w:rPr>
+                <w:noProof/>
+                <w:lang w:val="en-US" w:eastAsia="en-US"/>
+              </w:rPr>
               <w:t>ETTH1/H96</w:t>
             </w:r>
           </w:p>
@@ -10519,6 +12663,10 @@
               <w:pStyle w:val="tablecopy"/>
             </w:pPr>
             <w:r>
+              <w:rPr>
+                <w:noProof/>
+                <w:lang w:val="en-US" w:eastAsia="en-US"/>
+              </w:rPr>
               <w:t>0.00</w:t>
             </w:r>
           </w:p>
@@ -10532,6 +12680,10 @@
               <w:pStyle w:val="tablecopy"/>
             </w:pPr>
             <w:r>
+              <w:rPr>
+                <w:noProof/>
+                <w:lang w:val="en-US" w:eastAsia="en-US"/>
+              </w:rPr>
               <w:t>36.24</w:t>
             </w:r>
           </w:p>
@@ -10545,6 +12697,10 @@
               <w:pStyle w:val="tablecopy"/>
             </w:pPr>
             <w:r>
+              <w:rPr>
+                <w:noProof/>
+                <w:lang w:val="en-US" w:eastAsia="en-US"/>
+              </w:rPr>
               <w:t>47 718 016</w:t>
             </w:r>
           </w:p>
@@ -10558,6 +12714,10 @@
               <w:pStyle w:val="tablecopy"/>
             </w:pPr>
             <w:r>
+              <w:rPr>
+                <w:noProof/>
+                <w:lang w:val="en-US" w:eastAsia="en-US"/>
+              </w:rPr>
               <w:t>345.8</w:t>
             </w:r>
           </w:p>
@@ -10576,6 +12736,10 @@
               <w:pStyle w:val="tablecopy"/>
             </w:pPr>
             <w:r>
+              <w:rPr>
+                <w:noProof/>
+                <w:lang w:val="en-US" w:eastAsia="en-US"/>
+              </w:rPr>
               <w:t>DLinear</w:t>
             </w:r>
           </w:p>
@@ -10589,6 +12753,10 @@
               <w:pStyle w:val="tablecopy"/>
             </w:pPr>
             <w:r>
+              <w:rPr>
+                <w:noProof/>
+                <w:lang w:val="en-US" w:eastAsia="en-US"/>
+              </w:rPr>
               <w:t>ETTH1/H96</w:t>
             </w:r>
           </w:p>
@@ -10602,6 +12770,10 @@
               <w:pStyle w:val="tablecopy"/>
             </w:pPr>
             <w:r>
+              <w:rPr>
+                <w:noProof/>
+                <w:lang w:val="en-US" w:eastAsia="en-US"/>
+              </w:rPr>
               <w:t>9.90</w:t>
             </w:r>
           </w:p>
@@ -10615,6 +12787,10 @@
               <w:pStyle w:val="tablecopy"/>
             </w:pPr>
             <w:r>
+              <w:rPr>
+                <w:noProof/>
+                <w:lang w:val="en-US" w:eastAsia="en-US"/>
+              </w:rPr>
               <w:t>39.29</w:t>
             </w:r>
           </w:p>
@@ -10628,6 +12804,10 @@
               <w:pStyle w:val="tablecopy"/>
             </w:pPr>
             <w:r>
+              <w:rPr>
+                <w:noProof/>
+                <w:lang w:val="en-US" w:eastAsia="en-US"/>
+              </w:rPr>
               <w:t>64 704</w:t>
             </w:r>
           </w:p>
@@ -10641,6 +12821,10 @@
               <w:pStyle w:val="tablecopy"/>
             </w:pPr>
             <w:r>
+              <w:rPr>
+                <w:noProof/>
+                <w:lang w:val="en-US" w:eastAsia="en-US"/>
+              </w:rPr>
               <w:t>29.8</w:t>
             </w:r>
           </w:p>
@@ -10659,6 +12843,10 @@
               <w:pStyle w:val="tablecopy"/>
             </w:pPr>
             <w:r>
+              <w:rPr>
+                <w:noProof/>
+                <w:lang w:val="en-US" w:eastAsia="en-US"/>
+              </w:rPr>
               <w:t>iTransformer</w:t>
             </w:r>
           </w:p>
@@ -10672,6 +12860,10 @@
               <w:pStyle w:val="tablecopy"/>
             </w:pPr>
             <w:r>
+              <w:rPr>
+                <w:noProof/>
+                <w:lang w:val="en-US" w:eastAsia="en-US"/>
+              </w:rPr>
               <w:t>ETTH1/H96</w:t>
             </w:r>
           </w:p>
@@ -10685,6 +12877,10 @@
               <w:pStyle w:val="tablecopy"/>
             </w:pPr>
             <w:r>
+              <w:rPr>
+                <w:noProof/>
+                <w:lang w:val="en-US" w:eastAsia="en-US"/>
+              </w:rPr>
               <w:t>20.61</w:t>
             </w:r>
           </w:p>
@@ -10698,6 +12894,10 @@
               <w:pStyle w:val="tablecopy"/>
             </w:pPr>
             <w:r>
+              <w:rPr>
+                <w:noProof/>
+                <w:lang w:val="en-US" w:eastAsia="en-US"/>
+              </w:rPr>
               <w:t>38.86</w:t>
             </w:r>
           </w:p>
@@ -10711,6 +12911,10 @@
               <w:pStyle w:val="tablecopy"/>
             </w:pPr>
             <w:r>
+              <w:rPr>
+                <w:noProof/>
+                <w:lang w:val="en-US" w:eastAsia="en-US"/>
+              </w:rPr>
               <w:t>320 736</w:t>
             </w:r>
           </w:p>
@@ -10724,6 +12928,10 @@
               <w:pStyle w:val="tablecopy"/>
             </w:pPr>
             <w:r>
+              <w:rPr>
+                <w:noProof/>
+                <w:lang w:val="en-US" w:eastAsia="en-US"/>
+              </w:rPr>
               <w:t>165.0</w:t>
             </w:r>
           </w:p>
@@ -10742,6 +12950,10 @@
               <w:pStyle w:val="tablecopy"/>
             </w:pPr>
             <w:r>
+              <w:rPr>
+                <w:noProof/>
+                <w:lang w:val="en-US" w:eastAsia="en-US"/>
+              </w:rPr>
               <w:t>PatchTST</w:t>
             </w:r>
           </w:p>
@@ -10755,6 +12967,10 @@
               <w:pStyle w:val="tablecopy"/>
             </w:pPr>
             <w:r>
+              <w:rPr>
+                <w:noProof/>
+                <w:lang w:val="en-US" w:eastAsia="en-US"/>
+              </w:rPr>
               <w:t>ETTH1/H96</w:t>
             </w:r>
           </w:p>
@@ -10768,6 +12984,10 @@
               <w:pStyle w:val="tablecopy"/>
             </w:pPr>
             <w:r>
+              <w:rPr>
+                <w:noProof/>
+                <w:lang w:val="en-US" w:eastAsia="en-US"/>
+              </w:rPr>
               <w:t>38.60</w:t>
             </w:r>
           </w:p>
@@ -10781,6 +13001,10 @@
               <w:pStyle w:val="tablecopy"/>
             </w:pPr>
             <w:r>
+              <w:rPr>
+                <w:noProof/>
+                <w:lang w:val="en-US" w:eastAsia="en-US"/>
+              </w:rPr>
               <w:t>39.95</w:t>
             </w:r>
           </w:p>
@@ -10794,6 +13018,10 @@
               <w:pStyle w:val="tablecopy"/>
             </w:pPr>
             <w:r>
+              <w:rPr>
+                <w:noProof/>
+                <w:lang w:val="en-US" w:eastAsia="en-US"/>
+              </w:rPr>
               <w:t>361 888</w:t>
             </w:r>
           </w:p>
@@ -10807,6 +13035,10 @@
               <w:pStyle w:val="tablecopy"/>
             </w:pPr>
             <w:r>
+              <w:rPr>
+                <w:noProof/>
+                <w:lang w:val="en-US" w:eastAsia="en-US"/>
+              </w:rPr>
               <w:t>612.6</w:t>
             </w:r>
           </w:p>
@@ -10825,6 +13057,10 @@
               <w:pStyle w:val="tablecopy"/>
             </w:pPr>
             <w:r>
+              <w:rPr>
+                <w:noProof/>
+                <w:lang w:val="en-US" w:eastAsia="en-US"/>
+              </w:rPr>
               <w:t>SARIMA</w:t>
             </w:r>
           </w:p>
@@ -10838,6 +13074,10 @@
               <w:pStyle w:val="tablecopy"/>
             </w:pPr>
             <w:r>
+              <w:rPr>
+                <w:noProof/>
+                <w:lang w:val="en-US" w:eastAsia="en-US"/>
+              </w:rPr>
               <w:t>ETTH1/H96</w:t>
             </w:r>
           </w:p>
@@ -10851,6 +13091,10 @@
               <w:pStyle w:val="tablecopy"/>
             </w:pPr>
             <w:r>
+              <w:rPr>
+                <w:noProof/>
+                <w:lang w:val="en-US" w:eastAsia="en-US"/>
+              </w:rPr>
               <w:t>110.80</w:t>
             </w:r>
           </w:p>
@@ -10864,6 +13108,10 @@
               <w:pStyle w:val="tablecopy"/>
             </w:pPr>
             <w:r>
+              <w:rPr>
+                <w:noProof/>
+                <w:lang w:val="en-US" w:eastAsia="en-US"/>
+              </w:rPr>
               <w:t>11.80</w:t>
             </w:r>
           </w:p>
@@ -10877,6 +13125,10 @@
               <w:pStyle w:val="tablecopy"/>
             </w:pPr>
             <w:r>
+              <w:rPr>
+                <w:noProof/>
+                <w:lang w:val="en-US" w:eastAsia="en-US"/>
+              </w:rPr>
               <w:t>0</w:t>
             </w:r>
           </w:p>
@@ -10890,6 +13142,10 @@
               <w:pStyle w:val="tablecopy"/>
             </w:pPr>
             <w:r>
+              <w:rPr>
+                <w:noProof/>
+                <w:lang w:val="en-US" w:eastAsia="en-US"/>
+              </w:rPr>
               <w:t>0.0</w:t>
             </w:r>
           </w:p>
@@ -10908,6 +13164,10 @@
               <w:pStyle w:val="tablecopy"/>
             </w:pPr>
             <w:r>
+              <w:rPr>
+                <w:noProof/>
+                <w:lang w:val="en-US" w:eastAsia="en-US"/>
+              </w:rPr>
               <w:t>SeasonalNaive</w:t>
             </w:r>
           </w:p>
@@ -10921,6 +13181,10 @@
               <w:pStyle w:val="tablecopy"/>
             </w:pPr>
             <w:r>
+              <w:rPr>
+                <w:noProof/>
+                <w:lang w:val="en-US" w:eastAsia="en-US"/>
+              </w:rPr>
               <w:t>ETTH1/H96</w:t>
             </w:r>
           </w:p>
@@ -10934,6 +13198,10 @@
               <w:pStyle w:val="tablecopy"/>
             </w:pPr>
             <w:r>
+              <w:rPr>
+                <w:noProof/>
+                <w:lang w:val="en-US" w:eastAsia="en-US"/>
+              </w:rPr>
               <w:t>0.00</w:t>
             </w:r>
           </w:p>
@@ -10947,6 +13215,10 @@
               <w:pStyle w:val="tablecopy"/>
             </w:pPr>
             <w:r>
+              <w:rPr>
+                <w:noProof/>
+                <w:lang w:val="en-US" w:eastAsia="en-US"/>
+              </w:rPr>
               <w:t>0.01</w:t>
             </w:r>
           </w:p>
@@ -10960,6 +13232,10 @@
               <w:pStyle w:val="tablecopy"/>
             </w:pPr>
             <w:r>
+              <w:rPr>
+                <w:noProof/>
+                <w:lang w:val="en-US" w:eastAsia="en-US"/>
+              </w:rPr>
               <w:t>0</w:t>
             </w:r>
           </w:p>
@@ -10973,6 +13249,10 @@
               <w:pStyle w:val="tablecopy"/>
             </w:pPr>
             <w:r>
+              <w:rPr>
+                <w:noProof/>
+                <w:lang w:val="en-US" w:eastAsia="en-US"/>
+              </w:rPr>
               <w:t>0.0</w:t>
             </w:r>
           </w:p>
@@ -10991,6 +13271,10 @@
               <w:pStyle w:val="tablecopy"/>
             </w:pPr>
             <w:r>
+              <w:rPr>
+                <w:noProof/>
+                <w:lang w:val="en-US" w:eastAsia="en-US"/>
+              </w:rPr>
               <w:t>TimesFM</w:t>
             </w:r>
           </w:p>
@@ -11004,6 +13288,10 @@
               <w:pStyle w:val="tablecopy"/>
             </w:pPr>
             <w:r>
+              <w:rPr>
+                <w:noProof/>
+                <w:lang w:val="en-US" w:eastAsia="en-US"/>
+              </w:rPr>
               <w:t>ETTH1/H96</w:t>
             </w:r>
           </w:p>
@@ -11017,6 +13305,10 @@
               <w:pStyle w:val="tablecopy"/>
             </w:pPr>
             <w:r>
+              <w:rPr>
+                <w:noProof/>
+                <w:lang w:val="en-US" w:eastAsia="en-US"/>
+              </w:rPr>
               <w:t>0.00</w:t>
             </w:r>
           </w:p>
@@ -11030,6 +13322,10 @@
               <w:pStyle w:val="tablecopy"/>
             </w:pPr>
             <w:r>
+              <w:rPr>
+                <w:noProof/>
+                <w:lang w:val="en-US" w:eastAsia="en-US"/>
+              </w:rPr>
               <w:t>109.76</w:t>
             </w:r>
           </w:p>
@@ -11043,6 +13339,10 @@
               <w:pStyle w:val="tablecopy"/>
             </w:pPr>
             <w:r>
+              <w:rPr>
+                <w:noProof/>
+                <w:lang w:val="en-US" w:eastAsia="en-US"/>
+              </w:rPr>
               <w:t>200 000 000</w:t>
             </w:r>
           </w:p>
@@ -11056,6 +13356,10 @@
               <w:pStyle w:val="tablecopy"/>
             </w:pPr>
             <w:r>
+              <w:rPr>
+                <w:noProof/>
+                <w:lang w:val="en-US" w:eastAsia="en-US"/>
+              </w:rPr>
               <w:t>895.6</w:t>
             </w:r>
           </w:p>
@@ -11074,6 +13378,10 @@
               <w:pStyle w:val="tablecopy"/>
             </w:pPr>
             <w:r>
+              <w:rPr>
+                <w:noProof/>
+                <w:lang w:val="en-US" w:eastAsia="en-US"/>
+              </w:rPr>
               <w:t>XGBoost</w:t>
             </w:r>
           </w:p>
@@ -11087,6 +13395,10 @@
               <w:pStyle w:val="tablecopy"/>
             </w:pPr>
             <w:r>
+              <w:rPr>
+                <w:noProof/>
+                <w:lang w:val="en-US" w:eastAsia="en-US"/>
+              </w:rPr>
               <w:t>ETTH1/H96</w:t>
             </w:r>
           </w:p>
@@ -11100,6 +13412,10 @@
               <w:pStyle w:val="tablecopy"/>
             </w:pPr>
             <w:r>
+              <w:rPr>
+                <w:noProof/>
+                <w:lang w:val="en-US" w:eastAsia="en-US"/>
+              </w:rPr>
               <w:t>8.64</w:t>
             </w:r>
           </w:p>
@@ -11113,6 +13429,10 @@
               <w:pStyle w:val="tablecopy"/>
             </w:pPr>
             <w:r>
+              <w:rPr>
+                <w:noProof/>
+                <w:lang w:val="en-US" w:eastAsia="en-US"/>
+              </w:rPr>
               <w:t>24.47</w:t>
             </w:r>
           </w:p>
@@ -11126,6 +13446,10 @@
               <w:pStyle w:val="tablecopy"/>
             </w:pPr>
             <w:r>
+              <w:rPr>
+                <w:noProof/>
+                <w:lang w:val="en-US" w:eastAsia="en-US"/>
+              </w:rPr>
               <w:t>229 758</w:t>
             </w:r>
           </w:p>
@@ -11139,6 +13463,10 @@
               <w:pStyle w:val="tablecopy"/>
             </w:pPr>
             <w:r>
+              <w:rPr>
+                <w:noProof/>
+                <w:lang w:val="en-US" w:eastAsia="en-US"/>
+              </w:rPr>
               <w:t>0.0</w:t>
             </w:r>
           </w:p>
@@ -11157,6 +13485,10 @@
               <w:pStyle w:val="tablecopy"/>
             </w:pPr>
             <w:r>
+              <w:rPr>
+                <w:noProof/>
+                <w:lang w:val="en-US" w:eastAsia="en-US"/>
+              </w:rPr>
               <w:t>Chronos-Bolt</w:t>
             </w:r>
           </w:p>
@@ -11170,6 +13502,10 @@
               <w:pStyle w:val="tablecopy"/>
             </w:pPr>
             <w:r>
+              <w:rPr>
+                <w:noProof/>
+                <w:lang w:val="en-US" w:eastAsia="en-US"/>
+              </w:rPr>
               <w:t>ETTH1/H168</w:t>
             </w:r>
           </w:p>
@@ -11183,6 +13519,10 @@
               <w:pStyle w:val="tablecopy"/>
             </w:pPr>
             <w:r>
+              <w:rPr>
+                <w:noProof/>
+                <w:lang w:val="en-US" w:eastAsia="en-US"/>
+              </w:rPr>
               <w:t>0.00</w:t>
             </w:r>
           </w:p>
@@ -11196,6 +13536,10 @@
               <w:pStyle w:val="tablecopy"/>
             </w:pPr>
             <w:r>
+              <w:rPr>
+                <w:noProof/>
+                <w:lang w:val="en-US" w:eastAsia="en-US"/>
+              </w:rPr>
               <w:t>64.73</w:t>
             </w:r>
           </w:p>
@@ -11209,6 +13553,10 @@
               <w:pStyle w:val="tablecopy"/>
             </w:pPr>
             <w:r>
+              <w:rPr>
+                <w:noProof/>
+                <w:lang w:val="en-US" w:eastAsia="en-US"/>
+              </w:rPr>
               <w:t>47 718 016</w:t>
             </w:r>
           </w:p>
@@ -11222,6 +13570,10 @@
               <w:pStyle w:val="tablecopy"/>
             </w:pPr>
             <w:r>
+              <w:rPr>
+                <w:noProof/>
+                <w:lang w:val="en-US" w:eastAsia="en-US"/>
+              </w:rPr>
               <w:t>381.4</w:t>
             </w:r>
           </w:p>
@@ -11240,6 +13592,10 @@
               <w:pStyle w:val="tablecopy"/>
             </w:pPr>
             <w:r>
+              <w:rPr>
+                <w:noProof/>
+                <w:lang w:val="en-US" w:eastAsia="en-US"/>
+              </w:rPr>
               <w:t>DLinear</w:t>
             </w:r>
           </w:p>
@@ -11253,6 +13609,10 @@
               <w:pStyle w:val="tablecopy"/>
             </w:pPr>
             <w:r>
+              <w:rPr>
+                <w:noProof/>
+                <w:lang w:val="en-US" w:eastAsia="en-US"/>
+              </w:rPr>
               <w:t>ETTH1/H168</w:t>
             </w:r>
           </w:p>
@@ -11266,6 +13626,10 @@
               <w:pStyle w:val="tablecopy"/>
             </w:pPr>
             <w:r>
+              <w:rPr>
+                <w:noProof/>
+                <w:lang w:val="en-US" w:eastAsia="en-US"/>
+              </w:rPr>
               <w:t>10.09</w:t>
             </w:r>
           </w:p>
@@ -11279,6 +13643,10 @@
               <w:pStyle w:val="tablecopy"/>
             </w:pPr>
             <w:r>
+              <w:rPr>
+                <w:noProof/>
+                <w:lang w:val="en-US" w:eastAsia="en-US"/>
+              </w:rPr>
               <w:t>40.71</w:t>
             </w:r>
           </w:p>
@@ -11292,6 +13660,10 @@
               <w:pStyle w:val="tablecopy"/>
             </w:pPr>
             <w:r>
+              <w:rPr>
+                <w:noProof/>
+                <w:lang w:val="en-US" w:eastAsia="en-US"/>
+              </w:rPr>
               <w:t>113 232</w:t>
             </w:r>
           </w:p>
@@ -11305,6 +13677,10 @@
               <w:pStyle w:val="tablecopy"/>
             </w:pPr>
             <w:r>
+              <w:rPr>
+                <w:noProof/>
+                <w:lang w:val="en-US" w:eastAsia="en-US"/>
+              </w:rPr>
               <w:t>32.6</w:t>
             </w:r>
           </w:p>
@@ -11323,6 +13699,10 @@
               <w:pStyle w:val="tablecopy"/>
             </w:pPr>
             <w:r>
+              <w:rPr>
+                <w:noProof/>
+                <w:lang w:val="en-US" w:eastAsia="en-US"/>
+              </w:rPr>
               <w:t>iTransformer</w:t>
             </w:r>
           </w:p>
@@ -11336,6 +13716,10 @@
               <w:pStyle w:val="tablecopy"/>
             </w:pPr>
             <w:r>
+              <w:rPr>
+                <w:noProof/>
+                <w:lang w:val="en-US" w:eastAsia="en-US"/>
+              </w:rPr>
               <w:t>ETTH1/H168</w:t>
             </w:r>
           </w:p>
@@ -11349,6 +13733,10 @@
               <w:pStyle w:val="tablecopy"/>
             </w:pPr>
             <w:r>
+              <w:rPr>
+                <w:noProof/>
+                <w:lang w:val="en-US" w:eastAsia="en-US"/>
+              </w:rPr>
               <w:t>21.13</w:t>
             </w:r>
           </w:p>
@@ -11362,6 +13750,10 @@
               <w:pStyle w:val="tablecopy"/>
             </w:pPr>
             <w:r>
+              <w:rPr>
+                <w:noProof/>
+                <w:lang w:val="en-US" w:eastAsia="en-US"/>
+              </w:rPr>
               <w:t>44.38</w:t>
             </w:r>
           </w:p>
@@ -11375,6 +13767,10 @@
               <w:pStyle w:val="tablecopy"/>
             </w:pPr>
             <w:r>
+              <w:rPr>
+                <w:noProof/>
+                <w:lang w:val="en-US" w:eastAsia="en-US"/>
+              </w:rPr>
               <w:t>330 024</w:t>
             </w:r>
           </w:p>
@@ -11388,6 +13784,10 @@
               <w:pStyle w:val="tablecopy"/>
             </w:pPr>
             <w:r>
+              <w:rPr>
+                <w:noProof/>
+                <w:lang w:val="en-US" w:eastAsia="en-US"/>
+              </w:rPr>
               <w:t>165.1</w:t>
             </w:r>
           </w:p>
@@ -11406,6 +13806,10 @@
               <w:pStyle w:val="tablecopy"/>
             </w:pPr>
             <w:r>
+              <w:rPr>
+                <w:noProof/>
+                <w:lang w:val="en-US" w:eastAsia="en-US"/>
+              </w:rPr>
               <w:t>PatchTST</w:t>
             </w:r>
           </w:p>
@@ -11419,6 +13823,10 @@
               <w:pStyle w:val="tablecopy"/>
             </w:pPr>
             <w:r>
+              <w:rPr>
+                <w:noProof/>
+                <w:lang w:val="en-US" w:eastAsia="en-US"/>
+              </w:rPr>
               <w:t>ETTH1/H168</w:t>
             </w:r>
           </w:p>
@@ -11432,6 +13840,10 @@
               <w:pStyle w:val="tablecopy"/>
             </w:pPr>
             <w:r>
+              <w:rPr>
+                <w:noProof/>
+                <w:lang w:val="en-US" w:eastAsia="en-US"/>
+              </w:rPr>
               <w:t>39.07</w:t>
             </w:r>
           </w:p>
@@ -11445,6 +13857,10 @@
               <w:pStyle w:val="tablecopy"/>
             </w:pPr>
             <w:r>
+              <w:rPr>
+                <w:noProof/>
+                <w:lang w:val="en-US" w:eastAsia="en-US"/>
+              </w:rPr>
               <w:t>42.39</w:t>
             </w:r>
           </w:p>
@@ -11458,6 +13874,10 @@
               <w:pStyle w:val="tablecopy"/>
             </w:pPr>
             <w:r>
+              <w:rPr>
+                <w:noProof/>
+                <w:lang w:val="en-US" w:eastAsia="en-US"/>
+              </w:rPr>
               <w:t>555 496</w:t>
             </w:r>
           </w:p>
@@ -11471,6 +13891,10 @@
               <w:pStyle w:val="tablecopy"/>
             </w:pPr>
             <w:r>
+              <w:rPr>
+                <w:noProof/>
+                <w:lang w:val="en-US" w:eastAsia="en-US"/>
+              </w:rPr>
               <w:t>617.0</w:t>
             </w:r>
           </w:p>
@@ -11489,6 +13913,10 @@
               <w:pStyle w:val="tablecopy"/>
             </w:pPr>
             <w:r>
+              <w:rPr>
+                <w:noProof/>
+                <w:lang w:val="en-US" w:eastAsia="en-US"/>
+              </w:rPr>
               <w:t>SARIMA</w:t>
             </w:r>
           </w:p>
@@ -11502,6 +13930,10 @@
               <w:pStyle w:val="tablecopy"/>
             </w:pPr>
             <w:r>
+              <w:rPr>
+                <w:noProof/>
+                <w:lang w:val="en-US" w:eastAsia="en-US"/>
+              </w:rPr>
               <w:t>ETTH1/H168</w:t>
             </w:r>
           </w:p>
@@ -11515,6 +13947,10 @@
               <w:pStyle w:val="tablecopy"/>
             </w:pPr>
             <w:r>
+              <w:rPr>
+                <w:noProof/>
+                <w:lang w:val="en-US" w:eastAsia="en-US"/>
+              </w:rPr>
               <w:t>110.49</w:t>
             </w:r>
           </w:p>
@@ -11528,6 +13964,10 @@
               <w:pStyle w:val="tablecopy"/>
             </w:pPr>
             <w:r>
+              <w:rPr>
+                <w:noProof/>
+                <w:lang w:val="en-US" w:eastAsia="en-US"/>
+              </w:rPr>
               <w:t>14.46</w:t>
             </w:r>
           </w:p>
@@ -11541,6 +13981,10 @@
               <w:pStyle w:val="tablecopy"/>
             </w:pPr>
             <w:r>
+              <w:rPr>
+                <w:noProof/>
+                <w:lang w:val="en-US" w:eastAsia="en-US"/>
+              </w:rPr>
               <w:t>0</w:t>
             </w:r>
           </w:p>
@@ -11554,6 +13998,10 @@
               <w:pStyle w:val="tablecopy"/>
             </w:pPr>
             <w:r>
+              <w:rPr>
+                <w:noProof/>
+                <w:lang w:val="en-US" w:eastAsia="en-US"/>
+              </w:rPr>
               <w:t>0.0</w:t>
             </w:r>
           </w:p>
@@ -11572,6 +14020,10 @@
               <w:pStyle w:val="tablecopy"/>
             </w:pPr>
             <w:r>
+              <w:rPr>
+                <w:noProof/>
+                <w:lang w:val="en-US" w:eastAsia="en-US"/>
+              </w:rPr>
               <w:t>SeasonalNaive</w:t>
             </w:r>
           </w:p>
@@ -11585,6 +14037,10 @@
               <w:pStyle w:val="tablecopy"/>
             </w:pPr>
             <w:r>
+              <w:rPr>
+                <w:noProof/>
+                <w:lang w:val="en-US" w:eastAsia="en-US"/>
+              </w:rPr>
               <w:t>ETTH1/H168</w:t>
             </w:r>
           </w:p>
@@ -11598,6 +14054,10 @@
               <w:pStyle w:val="tablecopy"/>
             </w:pPr>
             <w:r>
+              <w:rPr>
+                <w:noProof/>
+                <w:lang w:val="en-US" w:eastAsia="en-US"/>
+              </w:rPr>
               <w:t>0.00</w:t>
             </w:r>
           </w:p>
@@ -11611,6 +14071,10 @@
               <w:pStyle w:val="tablecopy"/>
             </w:pPr>
             <w:r>
+              <w:rPr>
+                <w:noProof/>
+                <w:lang w:val="en-US" w:eastAsia="en-US"/>
+              </w:rPr>
               <w:t>0.01</w:t>
             </w:r>
           </w:p>
@@ -11624,6 +14088,10 @@
               <w:pStyle w:val="tablecopy"/>
             </w:pPr>
             <w:r>
+              <w:rPr>
+                <w:noProof/>
+                <w:lang w:val="en-US" w:eastAsia="en-US"/>
+              </w:rPr>
               <w:t>0</w:t>
             </w:r>
           </w:p>
@@ -11637,6 +14105,10 @@
               <w:pStyle w:val="tablecopy"/>
             </w:pPr>
             <w:r>
+              <w:rPr>
+                <w:noProof/>
+                <w:lang w:val="en-US" w:eastAsia="en-US"/>
+              </w:rPr>
               <w:t>0.0</w:t>
             </w:r>
           </w:p>
@@ -11655,6 +14127,10 @@
               <w:pStyle w:val="tablecopy"/>
             </w:pPr>
             <w:r>
+              <w:rPr>
+                <w:noProof/>
+                <w:lang w:val="en-US" w:eastAsia="en-US"/>
+              </w:rPr>
               <w:t>TimesFM</w:t>
             </w:r>
           </w:p>
@@ -11668,6 +14144,10 @@
               <w:pStyle w:val="tablecopy"/>
             </w:pPr>
             <w:r>
+              <w:rPr>
+                <w:noProof/>
+                <w:lang w:val="en-US" w:eastAsia="en-US"/>
+              </w:rPr>
               <w:t>ETTH1/H168</w:t>
             </w:r>
           </w:p>
@@ -11681,6 +14161,10 @@
               <w:pStyle w:val="tablecopy"/>
             </w:pPr>
             <w:r>
+              <w:rPr>
+                <w:noProof/>
+                <w:lang w:val="en-US" w:eastAsia="en-US"/>
+              </w:rPr>
               <w:t>0.00</w:t>
             </w:r>
           </w:p>
@@ -11694,6 +14178,10 @@
               <w:pStyle w:val="tablecopy"/>
             </w:pPr>
             <w:r>
+              <w:rPr>
+                <w:noProof/>
+                <w:lang w:val="en-US" w:eastAsia="en-US"/>
+              </w:rPr>
               <w:t>208.51</w:t>
             </w:r>
           </w:p>
@@ -11707,6 +14195,10 @@
               <w:pStyle w:val="tablecopy"/>
             </w:pPr>
             <w:r>
+              <w:rPr>
+                <w:noProof/>
+                <w:lang w:val="en-US" w:eastAsia="en-US"/>
+              </w:rPr>
               <w:t>200 000 000</w:t>
             </w:r>
           </w:p>
@@ -11720,6 +14212,10 @@
               <w:pStyle w:val="tablecopy"/>
             </w:pPr>
             <w:r>
+              <w:rPr>
+                <w:noProof/>
+                <w:lang w:val="en-US" w:eastAsia="en-US"/>
+              </w:rPr>
               <w:t>896.4</w:t>
             </w:r>
           </w:p>
@@ -11738,6 +14234,10 @@
               <w:pStyle w:val="tablecopy"/>
             </w:pPr>
             <w:r>
+              <w:rPr>
+                <w:noProof/>
+                <w:lang w:val="en-US" w:eastAsia="en-US"/>
+              </w:rPr>
               <w:t>XGBoost</w:t>
             </w:r>
           </w:p>
@@ -11751,6 +14251,10 @@
               <w:pStyle w:val="tablecopy"/>
             </w:pPr>
             <w:r>
+              <w:rPr>
+                <w:noProof/>
+                <w:lang w:val="en-US" w:eastAsia="en-US"/>
+              </w:rPr>
               <w:t>ETTH1/H168</w:t>
             </w:r>
           </w:p>
@@ -11764,6 +14268,10 @@
               <w:pStyle w:val="tablecopy"/>
             </w:pPr>
             <w:r>
+              <w:rPr>
+                <w:noProof/>
+                <w:lang w:val="en-US" w:eastAsia="en-US"/>
+              </w:rPr>
               <w:t>14.78</w:t>
             </w:r>
           </w:p>
@@ -11777,6 +14285,10 @@
               <w:pStyle w:val="tablecopy"/>
             </w:pPr>
             <w:r>
+              <w:rPr>
+                <w:noProof/>
+                <w:lang w:val="en-US" w:eastAsia="en-US"/>
+              </w:rPr>
               <w:t>42.69</w:t>
             </w:r>
           </w:p>
@@ -11790,6 +14302,10 @@
               <w:pStyle w:val="tablecopy"/>
             </w:pPr>
             <w:r>
+              <w:rPr>
+                <w:noProof/>
+                <w:lang w:val="en-US" w:eastAsia="en-US"/>
+              </w:rPr>
               <w:t>401 899</w:t>
             </w:r>
           </w:p>
@@ -11803,6 +14319,10 @@
               <w:pStyle w:val="tablecopy"/>
             </w:pPr>
             <w:r>
+              <w:rPr>
+                <w:noProof/>
+                <w:lang w:val="en-US" w:eastAsia="en-US"/>
+              </w:rPr>
               <w:t>0.0</w:t>
             </w:r>
           </w:p>
@@ -11815,6 +14335,10 @@
         <w:jc w:val="center"/>
       </w:pPr>
       <w:r>
+        <w:rPr>
+          <w:noProof/>
+          <w:lang w:val="en-US" w:eastAsia="en-US"/>
+        </w:rPr>
         <w:t>Diebold-Mariano tests for the top two models by MAE at seed 42.</w:t>
       </w:r>
     </w:p>
@@ -11852,6 +14376,10 @@
               <w:pStyle w:val="tablecolhead"/>
             </w:pPr>
             <w:r>
+              <w:rPr>
+                <w:noProof/>
+                <w:lang w:val="en-US" w:eastAsia="en-US"/>
+              </w:rPr>
               <w:t>Data/H</w:t>
             </w:r>
           </w:p>
@@ -11865,6 +14393,10 @@
               <w:pStyle w:val="tablecolhead"/>
             </w:pPr>
             <w:r>
+              <w:rPr>
+                <w:noProof/>
+                <w:lang w:val="en-US" w:eastAsia="en-US"/>
+              </w:rPr>
               <w:t>Comparison</w:t>
             </w:r>
           </w:p>
@@ -11878,6 +14410,10 @@
               <w:pStyle w:val="tablecolhead"/>
             </w:pPr>
             <w:r>
+              <w:rPr>
+                <w:noProof/>
+                <w:lang w:val="en-US" w:eastAsia="en-US"/>
+              </w:rPr>
               <w:t>Statistic</w:t>
             </w:r>
           </w:p>
@@ -11891,6 +14427,10 @@
               <w:pStyle w:val="tablecolhead"/>
             </w:pPr>
             <w:r>
+              <w:rPr>
+                <w:noProof/>
+                <w:lang w:val="en-US" w:eastAsia="en-US"/>
+              </w:rPr>
               <w:t>p-value</w:t>
             </w:r>
           </w:p>
@@ -11904,6 +14444,10 @@
               <w:pStyle w:val="tablecolhead"/>
             </w:pPr>
             <w:r>
+              <w:rPr>
+                <w:noProof/>
+                <w:lang w:val="en-US" w:eastAsia="en-US"/>
+              </w:rPr>
               <w:t>Sig.</w:t>
             </w:r>
           </w:p>
@@ -11922,6 +14466,10 @@
               <w:pStyle w:val="tablecopy"/>
             </w:pPr>
             <w:r>
+              <w:rPr>
+                <w:noProof/>
+                <w:lang w:val="en-US" w:eastAsia="en-US"/>
+              </w:rPr>
               <w:t>ECL/H24</w:t>
             </w:r>
           </w:p>
@@ -11935,6 +14483,10 @@
               <w:pStyle w:val="tablecopy"/>
             </w:pPr>
             <w:r>
+              <w:rPr>
+                <w:noProof/>
+                <w:lang w:val="en-US" w:eastAsia="en-US"/>
+              </w:rPr>
               <w:t>TimesFM vs XGBoost</w:t>
             </w:r>
           </w:p>
@@ -11948,6 +14500,10 @@
               <w:pStyle w:val="tablecopy"/>
             </w:pPr>
             <w:r>
+              <w:rPr>
+                <w:noProof/>
+                <w:lang w:val="en-US" w:eastAsia="en-US"/>
+              </w:rPr>
               <w:t>13.45</w:t>
             </w:r>
           </w:p>
@@ -11961,6 +14517,10 @@
               <w:pStyle w:val="tablecopy"/>
             </w:pPr>
             <w:r>
+              <w:rPr>
+                <w:noProof/>
+                <w:lang w:val="en-US" w:eastAsia="en-US"/>
+              </w:rPr>
               <w:t>&lt;0.001</w:t>
             </w:r>
           </w:p>
@@ -11974,6 +14534,10 @@
               <w:pStyle w:val="tablecopy"/>
             </w:pPr>
             <w:r>
+              <w:rPr>
+                <w:noProof/>
+                <w:lang w:val="en-US" w:eastAsia="en-US"/>
+              </w:rPr>
               <w:t>yes</w:t>
             </w:r>
           </w:p>
@@ -11992,6 +14556,10 @@
               <w:pStyle w:val="tablecopy"/>
             </w:pPr>
             <w:r>
+              <w:rPr>
+                <w:noProof/>
+                <w:lang w:val="en-US" w:eastAsia="en-US"/>
+              </w:rPr>
               <w:t>ECL/H96</w:t>
             </w:r>
           </w:p>
@@ -12005,6 +14573,10 @@
               <w:pStyle w:val="tablecopy"/>
             </w:pPr>
             <w:r>
+              <w:rPr>
+                <w:noProof/>
+                <w:lang w:val="en-US" w:eastAsia="en-US"/>
+              </w:rPr>
               <w:t>XGBoost vs Chronos-Bolt</w:t>
             </w:r>
           </w:p>
@@ -12018,6 +14590,10 @@
               <w:pStyle w:val="tablecopy"/>
             </w:pPr>
             <w:r>
+              <w:rPr>
+                <w:noProof/>
+                <w:lang w:val="en-US" w:eastAsia="en-US"/>
+              </w:rPr>
               <w:t>-38.15</w:t>
             </w:r>
           </w:p>
@@ -12031,6 +14607,10 @@
               <w:pStyle w:val="tablecopy"/>
             </w:pPr>
             <w:r>
+              <w:rPr>
+                <w:noProof/>
+                <w:lang w:val="en-US" w:eastAsia="en-US"/>
+              </w:rPr>
               <w:t>&lt;0.001</w:t>
             </w:r>
           </w:p>
@@ -12044,6 +14624,10 @@
               <w:pStyle w:val="tablecopy"/>
             </w:pPr>
             <w:r>
+              <w:rPr>
+                <w:noProof/>
+                <w:lang w:val="en-US" w:eastAsia="en-US"/>
+              </w:rPr>
               <w:t>yes</w:t>
             </w:r>
           </w:p>
@@ -12062,6 +14646,10 @@
               <w:pStyle w:val="tablecopy"/>
             </w:pPr>
             <w:r>
+              <w:rPr>
+                <w:noProof/>
+                <w:lang w:val="en-US" w:eastAsia="en-US"/>
+              </w:rPr>
               <w:t>ECL/H168</w:t>
             </w:r>
           </w:p>
@@ -12075,6 +14663,10 @@
               <w:pStyle w:val="tablecopy"/>
             </w:pPr>
             <w:r>
+              <w:rPr>
+                <w:noProof/>
+                <w:lang w:val="en-US" w:eastAsia="en-US"/>
+              </w:rPr>
               <w:t>XGBoost vs Chronos-Bolt</w:t>
             </w:r>
           </w:p>
@@ -12088,6 +14680,10 @@
               <w:pStyle w:val="tablecopy"/>
             </w:pPr>
             <w:r>
+              <w:rPr>
+                <w:noProof/>
+                <w:lang w:val="en-US" w:eastAsia="en-US"/>
+              </w:rPr>
               <w:t>-2.88</w:t>
             </w:r>
           </w:p>
@@ -12101,6 +14697,10 @@
               <w:pStyle w:val="tablecopy"/>
             </w:pPr>
             <w:r>
+              <w:rPr>
+                <w:noProof/>
+                <w:lang w:val="en-US" w:eastAsia="en-US"/>
+              </w:rPr>
               <w:t>0.004</w:t>
             </w:r>
           </w:p>
@@ -12114,6 +14714,10 @@
               <w:pStyle w:val="tablecopy"/>
             </w:pPr>
             <w:r>
+              <w:rPr>
+                <w:noProof/>
+                <w:lang w:val="en-US" w:eastAsia="en-US"/>
+              </w:rPr>
               <w:t>yes</w:t>
             </w:r>
           </w:p>
@@ -12132,6 +14736,10 @@
               <w:pStyle w:val="tablecopy"/>
             </w:pPr>
             <w:r>
+              <w:rPr>
+                <w:noProof/>
+                <w:lang w:val="en-US" w:eastAsia="en-US"/>
+              </w:rPr>
               <w:t>ETTH1/H24</w:t>
             </w:r>
           </w:p>
@@ -12145,6 +14753,10 @@
               <w:pStyle w:val="tablecopy"/>
             </w:pPr>
             <w:r>
+              <w:rPr>
+                <w:noProof/>
+                <w:lang w:val="en-US" w:eastAsia="en-US"/>
+              </w:rPr>
               <w:t>Chronos-Bolt vs PatchTST</w:t>
             </w:r>
           </w:p>
@@ -12158,6 +14770,10 @@
               <w:pStyle w:val="tablecopy"/>
             </w:pPr>
             <w:r>
+              <w:rPr>
+                <w:noProof/>
+                <w:lang w:val="en-US" w:eastAsia="en-US"/>
+              </w:rPr>
               <w:t>-3.39</w:t>
             </w:r>
           </w:p>
@@ -12171,6 +14787,10 @@
               <w:pStyle w:val="tablecopy"/>
             </w:pPr>
             <w:r>
+              <w:rPr>
+                <w:noProof/>
+                <w:lang w:val="en-US" w:eastAsia="en-US"/>
+              </w:rPr>
               <w:t>&lt;0.001</w:t>
             </w:r>
           </w:p>
@@ -12184,6 +14804,10 @@
               <w:pStyle w:val="tablecopy"/>
             </w:pPr>
             <w:r>
+              <w:rPr>
+                <w:noProof/>
+                <w:lang w:val="en-US" w:eastAsia="en-US"/>
+              </w:rPr>
               <w:t>yes</w:t>
             </w:r>
           </w:p>
@@ -12202,6 +14826,10 @@
               <w:pStyle w:val="tablecopy"/>
             </w:pPr>
             <w:r>
+              <w:rPr>
+                <w:noProof/>
+                <w:lang w:val="en-US" w:eastAsia="en-US"/>
+              </w:rPr>
               <w:t>ETTH1/H96</w:t>
             </w:r>
           </w:p>
@@ -12215,6 +14843,10 @@
               <w:pStyle w:val="tablecopy"/>
             </w:pPr>
             <w:r>
+              <w:rPr>
+                <w:noProof/>
+                <w:lang w:val="en-US" w:eastAsia="en-US"/>
+              </w:rPr>
               <w:t>DLinear vs Chronos-Bolt</w:t>
             </w:r>
           </w:p>
@@ -12228,6 +14860,10 @@
               <w:pStyle w:val="tablecopy"/>
             </w:pPr>
             <w:r>
+              <w:rPr>
+                <w:noProof/>
+                <w:lang w:val="en-US" w:eastAsia="en-US"/>
+              </w:rPr>
               <w:t>-2.48</w:t>
             </w:r>
           </w:p>
@@ -12241,6 +14877,10 @@
               <w:pStyle w:val="tablecopy"/>
             </w:pPr>
             <w:r>
+              <w:rPr>
+                <w:noProof/>
+                <w:lang w:val="en-US" w:eastAsia="en-US"/>
+              </w:rPr>
               <w:t>0.013</w:t>
             </w:r>
           </w:p>
@@ -12254,6 +14894,10 @@
               <w:pStyle w:val="tablecopy"/>
             </w:pPr>
             <w:r>
+              <w:rPr>
+                <w:noProof/>
+                <w:lang w:val="en-US" w:eastAsia="en-US"/>
+              </w:rPr>
               <w:t>yes</w:t>
             </w:r>
           </w:p>
@@ -12272,6 +14916,10 @@
               <w:pStyle w:val="tablecopy"/>
             </w:pPr>
             <w:r>
+              <w:rPr>
+                <w:noProof/>
+                <w:lang w:val="en-US" w:eastAsia="en-US"/>
+              </w:rPr>
               <w:t>ETTH1/H168</w:t>
             </w:r>
           </w:p>
@@ -12285,6 +14933,10 @@
               <w:pStyle w:val="tablecopy"/>
             </w:pPr>
             <w:r>
+              <w:rPr>
+                <w:noProof/>
+                <w:lang w:val="en-US" w:eastAsia="en-US"/>
+              </w:rPr>
               <w:t>DLinear vs Chronos-Bolt</w:t>
             </w:r>
           </w:p>
@@ -12298,6 +14950,10 @@
               <w:pStyle w:val="tablecopy"/>
             </w:pPr>
             <w:r>
+              <w:rPr>
+                <w:noProof/>
+                <w:lang w:val="en-US" w:eastAsia="en-US"/>
+              </w:rPr>
               <w:t>-8.81</w:t>
             </w:r>
           </w:p>
@@ -12311,6 +14967,10 @@
               <w:pStyle w:val="tablecopy"/>
             </w:pPr>
             <w:r>
+              <w:rPr>
+                <w:noProof/>
+                <w:lang w:val="en-US" w:eastAsia="en-US"/>
+              </w:rPr>
               <w:t>&lt;0.001</w:t>
             </w:r>
           </w:p>
@@ -12324,6 +14984,10 @@
               <w:pStyle w:val="tablecopy"/>
             </w:pPr>
             <w:r>
+              <w:rPr>
+                <w:noProof/>
+                <w:lang w:val="en-US" w:eastAsia="en-US"/>
+              </w:rPr>
               <w:t>yes</w:t>
             </w:r>
           </w:p>
@@ -12335,6 +14999,10 @@
         <w:pStyle w:val="1"/>
       </w:pPr>
       <w:r>
+        <w:rPr>
+          <w:noProof/>
+          <w:lang w:val="en-US" w:eastAsia="en-US"/>
+        </w:rPr>
         <w:t>Discussion</w:t>
       </w:r>
     </w:p>
@@ -12345,8 +15013,9 @@
       <w:r>
         <w:rPr>
           <w:noProof/>
+          <w:lang w:val="en-US" w:eastAsia="en-US"/>
         </w:rPr>
-        <w:t>The main finding is that no model family dominates across datasets and horizons. On aggregate ECL load, engineered lag features with XGBoost remain a strong and inexpensive supervised solution. SARIMA provides a competitive classical reference.</w:t>
+        <w:t>The main finding is that no model family dominates across datasets and horizons. On aggregate ECL load, engineered lag features with XGBoost remain a strong and inexpensive supervised solution. SARIMA provides a competitive classical reference grounded in established forecasting methodology [5]–[7]. Foundation models are competitive without task-specific training, but their practical value depends on the deployment setting rather than on accuracy alone.</w:t>
       </w:r>
     </w:p>
     <w:p>
@@ -12356,8 +15025,9 @@
       <w:r>
         <w:rPr>
           <w:noProof/>
+          <w:lang w:val="en-US" w:eastAsia="en-US"/>
         </w:rPr>
-        <w:t>Foundation models are attractive when task-specific training is undesirable, for example in cold-start industrial monitoring or rapid prototyping. Their advantage is practical rather than universal.</w:t>
+        <w:t>Foundation models are attractive when task-specific training is undesirable, for example in cold-start industrial monitoring, rapid prototyping, or sites where historical data cannot be pooled for model training. Nevertheless, the results do not support replacing supervised baselines by default. Instead, foundation models should be treated as a complementary option alongside XGBoost, SARIMA, and compact neural models [20]–[24].</w:t>
       </w:r>
     </w:p>
     <w:p>
@@ -12367,9 +15037,9 @@
       <w:r>
         <w:rPr>
           <w:noProof/>
+          <w:lang w:val="en-US" w:eastAsia="en-US"/>
         </w:rPr>
-        <w:lastRenderedPageBreak/>
-        <w:t>The trained transformer models should not be interpreted as generally ineffective. The study uses a compact target-only setup and a limited training budget.</w:t>
+        <w:t>The trained transformer models should not be interpreted as generally ineffective. The study uses a compact target-only setup and a limited training budget. Broader transformer surveys and architectures show that performance can depend strongly on decomposition, patching, inverted tokenization, multivariate inputs, and hyperparameter choices [12]–[19]. The current result is therefore a statement about this reproducible protocol, not a universal rejection of transformer-based forecasting.</w:t>
       </w:r>
     </w:p>
     <w:p>
@@ -12377,6 +15047,10 @@
         <w:pStyle w:val="1"/>
       </w:pPr>
       <w:r>
+        <w:rPr>
+          <w:noProof/>
+          <w:lang w:val="en-US" w:eastAsia="en-US"/>
+        </w:rPr>
         <w:t>Limitations</w:t>
       </w:r>
     </w:p>
@@ -12387,8 +15061,9 @@
       <w:r>
         <w:rPr>
           <w:noProof/>
+          <w:lang w:val="en-US" w:eastAsia="en-US"/>
         </w:rPr>
-        <w:t>The first limitation is public-benchmark pretraining contamination. ECL and ETT are public datasets, and they may overlap with corpora used during foundation-model development.</w:t>
+        <w:t>The first limitation is public-benchmark pretraining contamination. ECL and ETT are public datasets, and they may overlap with corpora used during foundation-model development. The correct interpretation is therefore that Chronos-Bolt and TimesFM are evaluated without task-specific training in this repository; the experiment does not prove dataset-unseen generalization for private industrial sites.</w:t>
       </w:r>
     </w:p>
     <w:p>
@@ -12398,8 +15073,9 @@
       <w:r>
         <w:rPr>
           <w:noProof/>
+          <w:lang w:val="en-US" w:eastAsia="en-US"/>
         </w:rPr>
-        <w:t>The second limitation is the target-only design. Real industrial forecasting systems often include weather, calendar events, tariffs, production schedules, and operational constraints.</w:t>
+        <w:t>The second limitation is the target-only design. Real industrial forecasting systems often include weather, calendar events, tariffs, production schedules, and operational constraints. Adding such exogenous variables may change the ranking of model families, especially for tree-based and transformer-based approaches.</w:t>
       </w:r>
     </w:p>
     <w:p>
@@ -12409,8 +15085,9 @@
       <w:r>
         <w:rPr>
           <w:noProof/>
+          <w:lang w:val="en-US" w:eastAsia="en-US"/>
         </w:rPr>
-        <w:t>The third limitation is the restricted hyperparameter budget. The comparison is intentionally reproducible and computationally bounded.</w:t>
+        <w:t>The third limitation is the restricted hyperparameter budget. The comparison is intentionally reproducible and computationally bounded, but larger searches could improve neural and tree-based models. This trade-off is acceptable for a benchmark paper because the protocol is transparent and all reported conclusions are tied to the executed configuration.</w:t>
       </w:r>
     </w:p>
     <w:p>
@@ -12418,6 +15095,10 @@
         <w:pStyle w:val="1"/>
       </w:pPr>
       <w:r>
+        <w:rPr>
+          <w:noProof/>
+          <w:lang w:val="en-US" w:eastAsia="en-US"/>
+        </w:rPr>
         <w:t>Conclusion</w:t>
       </w:r>
     </w:p>
@@ -12428,8 +15109,9 @@
       <w:r>
         <w:rPr>
           <w:noProof/>
+          <w:lang w:val="en-US" w:eastAsia="en-US"/>
         </w:rPr>
-        <w:t>This paper presented a reproducible benchmark of classical, machine-learning, deep-learning, and foundation-model approaches for short-term electricity load forecasting.</w:t>
+        <w:t>This paper presented a reproducible benchmark of classical, machine-learning, deep-learning, and foundation-model approaches for short-term electricity load forecasting. The experiments show that XGBoost, Chronos-Bolt, and TimesFM are near-tied on ECL, whereas Chronos-Bolt and DLinear dominate different horizons on ETTh1/HUFL. These findings reinforce the need to compare modern foundation models against well-tuned classical and supervised baselines.</w:t>
       </w:r>
     </w:p>
     <w:p>
@@ -12439,8 +15121,9 @@
       <w:r>
         <w:rPr>
           <w:noProof/>
+          <w:lang w:val="en-US" w:eastAsia="en-US"/>
         </w:rPr>
-        <w:t>The practical conclusion is that strong simple baselines remain necessary. Foundation models are valuable cold-start tools and competitive zero-shot forecasters, but they should be evaluated alongside SARIMA, XGBoost, and compact neural baselines before deployment decisions are made.</w:t>
+        <w:t>The practical conclusion is that strong simple baselines remain necessary. SeasonalNaive and SARIMA establish a meaningful lower bound, XGBoost provides a strong low-cost supervised model, DLinear is a useful compact neural reference, and foundation models are valuable cold-start forecasters. A deployment-oriented STLF study should report accuracy, statistical significance, and computational cost together.</w:t>
       </w:r>
     </w:p>
     <w:p>
@@ -12448,6 +15131,10 @@
         <w:pStyle w:val="5"/>
       </w:pPr>
       <w:r>
+        <w:rPr>
+          <w:noProof/>
+          <w:lang w:val="en-US" w:eastAsia="en-US"/>
+        </w:rPr>
         <w:t>References</w:t>
       </w:r>
     </w:p>
@@ -12456,9 +15143,17 @@
         <w:pStyle w:val="references"/>
       </w:pPr>
       <w:r>
+        <w:rPr>
+          <w:noProof/>
+          <w:lang w:val="en-US" w:eastAsia="en-US"/>
+        </w:rPr>
         <w:t>T. Hong and S. Fan, "Probabilistic electric load forecastin</w:t>
       </w:r>
       <w:r>
+        <w:rPr>
+          <w:noProof/>
+          <w:lang w:val="en-US" w:eastAsia="en-US"/>
+        </w:rPr>
         <w:t>g: A tutorial review," International Journal of Forecasting, vol. 32, no. 3, pp. 914-938, 2016, doi: 10.1016/j.ijforecast.2015.11.011.</w:t>
       </w:r>
     </w:p>
@@ -12467,9 +15162,17 @@
         <w:pStyle w:val="references"/>
       </w:pPr>
       <w:r>
+        <w:rPr>
+          <w:noProof/>
+          <w:lang w:val="en-US" w:eastAsia="en-US"/>
+        </w:rPr>
         <w:t>W. Kong, Z. Y. Dong, Y. Jia, D. J. Hill, Y. Xu, and Y. Zhang, "Short-term residential load forecasting based on LSTM recu</w:t>
       </w:r>
       <w:r>
+        <w:rPr>
+          <w:noProof/>
+          <w:lang w:val="en-US" w:eastAsia="en-US"/>
+        </w:rPr>
         <w:t>rrent neural network," IEEE Transactions on Smart Grid, vol. 10, no. 1, pp. 841-851, 2019, doi: 10.1109/TSG.2017.2753802.</w:t>
       </w:r>
     </w:p>
@@ -12478,9 +15181,17 @@
         <w:pStyle w:val="references"/>
       </w:pPr>
       <w:r>
+        <w:rPr>
+          <w:noProof/>
+          <w:lang w:val="en-US" w:eastAsia="en-US"/>
+        </w:rPr>
         <w:t xml:space="preserve">E. Mocanu, P. H. Nguyen, M. Gibescu, and W. L. Kling, "Deep learning for estimating building energy consumption," Sustainable Energy, </w:t>
       </w:r>
       <w:r>
+        <w:rPr>
+          <w:noProof/>
+          <w:lang w:val="en-US" w:eastAsia="en-US"/>
+        </w:rPr>
         <w:t>Grids and Networks, vol. 6, pp. 91-99, 2016, doi: 10.1016/j.segan.2016.02.005.</w:t>
       </w:r>
     </w:p>
@@ -12489,9 +15200,17 @@
         <w:pStyle w:val="references"/>
       </w:pPr>
       <w:r>
+        <w:rPr>
+          <w:noProof/>
+          <w:lang w:val="en-US" w:eastAsia="en-US"/>
+        </w:rPr>
         <w:t>D. L. Marino, K. Amarasinghe, and M. Manic, "Building energy load forecasting using deep neural networks," in Proc. 42nd Annu. Conf. IEEE Industrial Electronics Society (IECON),</w:t>
       </w:r>
       <w:r>
+        <w:rPr>
+          <w:noProof/>
+          <w:lang w:val="en-US" w:eastAsia="en-US"/>
+        </w:rPr>
         <w:t xml:space="preserve"> 2016, pp. 7046-7051, doi: 10.1109/IECON.2016.7793413.</w:t>
       </w:r>
     </w:p>
@@ -12500,6 +15219,10 @@
         <w:pStyle w:val="references"/>
       </w:pPr>
       <w:r>
+        <w:rPr>
+          <w:noProof/>
+          <w:lang w:val="en-US" w:eastAsia="en-US"/>
+        </w:rPr>
         <w:t>G. E. P. Box, G. M. Jenkins, G. C. Reinsel, and G. M. Ljung, Time Series Analysis: Forecasting and Control, 5th ed. Hoboken, NJ, USA: Wiley, 2015.</w:t>
       </w:r>
     </w:p>
@@ -12508,9 +15231,17 @@
         <w:pStyle w:val="references"/>
       </w:pPr>
       <w:r>
+        <w:rPr>
+          <w:noProof/>
+          <w:lang w:val="en-US" w:eastAsia="en-US"/>
+        </w:rPr>
         <w:t>R. J. Hyndman and G. Athanasopoulos, Forecasting: Prin</w:t>
       </w:r>
       <w:r>
+        <w:rPr>
+          <w:noProof/>
+          <w:lang w:val="en-US" w:eastAsia="en-US"/>
+        </w:rPr>
         <w:t>ciples and Practice, 3rd ed. Melbourne, Australia: OTexts, 2021. [Online]. Available: https://otexts.com/fpp3/</w:t>
       </w:r>
     </w:p>
@@ -12519,9 +15250,17 @@
         <w:pStyle w:val="references"/>
       </w:pPr>
       <w:r>
+        <w:rPr>
+          <w:noProof/>
+          <w:lang w:val="en-US" w:eastAsia="en-US"/>
+        </w:rPr>
         <w:t>R. J. Hyndman and Y. Khandakar, "Automatic time series forecasting: The forecast package for R," Journal of Statistical Software, vol. 27, no. 3,</w:t>
       </w:r>
       <w:r>
+        <w:rPr>
+          <w:noProof/>
+          <w:lang w:val="en-US" w:eastAsia="en-US"/>
+        </w:rPr>
         <w:t xml:space="preserve"> pp. 1-22, 2008, doi: 10.18637/jss.v027.i03.</w:t>
       </w:r>
     </w:p>
@@ -12530,6 +15269,10 @@
         <w:pStyle w:val="references"/>
       </w:pPr>
       <w:r>
+        <w:rPr>
+          <w:noProof/>
+          <w:lang w:val="en-US" w:eastAsia="en-US"/>
+        </w:rPr>
         <w:t>F. X. Diebold and R. S. Mariano, "Comparing predictive accuracy," Journal of Business &amp; Economic Statistics, vol. 13, no. 3, pp. 253-263, 1995, doi: 10.1080/07350015.1995.10524599.</w:t>
       </w:r>
     </w:p>
@@ -12538,9 +15281,17 @@
         <w:pStyle w:val="references"/>
       </w:pPr>
       <w:r>
+        <w:rPr>
+          <w:noProof/>
+          <w:lang w:val="en-US" w:eastAsia="en-US"/>
+        </w:rPr>
         <w:t>T. Chen and C. Guestrin, "XGBo</w:t>
       </w:r>
       <w:r>
+        <w:rPr>
+          <w:noProof/>
+          <w:lang w:val="en-US" w:eastAsia="en-US"/>
+        </w:rPr>
         <w:t>ost: A scalable tree boosting system," in Proc. 22nd ACM SIGKDD Int. Conf. Knowledge Discovery and Data Mining, 2016, pp. 785-794, doi: 10.1145/2939672.2939785.</w:t>
       </w:r>
     </w:p>
@@ -12549,9 +15300,17 @@
         <w:pStyle w:val="references"/>
       </w:pPr>
       <w:r>
+        <w:rPr>
+          <w:noProof/>
+          <w:lang w:val="en-US" w:eastAsia="en-US"/>
+        </w:rPr>
         <w:t xml:space="preserve">S. Hochreiter and J. Schmidhuber, "Long short-term memory," Neural Computation, vol. 9, no. 8, </w:t>
       </w:r>
       <w:r>
+        <w:rPr>
+          <w:noProof/>
+          <w:lang w:val="en-US" w:eastAsia="en-US"/>
+        </w:rPr>
         <w:t>pp. 1735-1780, 1997, doi: 10.1162/neco.1997.9.8.1735.</w:t>
       </w:r>
     </w:p>
@@ -12560,6 +15319,10 @@
         <w:pStyle w:val="references"/>
       </w:pPr>
       <w:r>
+        <w:rPr>
+          <w:noProof/>
+          <w:lang w:val="en-US" w:eastAsia="en-US"/>
+        </w:rPr>
         <w:t>A. Vaswani, N. Shazeer, N. Parmar, J. Uszkoreit, L. Jones, A. N. Gomez, L. Kaiser, and I. Polosukhin, "Attention is all you need," in Advances in Neural Information Processing Systems (NeurIPS), 2017.</w:t>
       </w:r>
     </w:p>
@@ -12568,9 +15331,17 @@
         <w:pStyle w:val="references"/>
       </w:pPr>
       <w:r>
+        <w:rPr>
+          <w:noProof/>
+          <w:lang w:val="en-US" w:eastAsia="en-US"/>
+        </w:rPr>
         <w:t>H</w:t>
       </w:r>
       <w:r>
+        <w:rPr>
+          <w:noProof/>
+          <w:lang w:val="en-US" w:eastAsia="en-US"/>
+        </w:rPr>
         <w:t>. Zhou, S. Zhang, J. Peng, S. Zhang, J. Li, H. Xiong, and W. Zhang, "Informer: Beyond efficient transformer for long sequence time-series forecasting," in Proc. AAAI Conf. Artificial Intelligence, 2021, doi: 10.1609/aaai.v35i12.17325.</w:t>
       </w:r>
     </w:p>
@@ -12579,9 +15350,17 @@
         <w:pStyle w:val="references"/>
       </w:pPr>
       <w:r>
+        <w:rPr>
+          <w:noProof/>
+          <w:lang w:val="en-US" w:eastAsia="en-US"/>
+        </w:rPr>
         <w:t>H. Wu, J. Xu, J. Wang</w:t>
       </w:r>
       <w:r>
+        <w:rPr>
+          <w:noProof/>
+          <w:lang w:val="en-US" w:eastAsia="en-US"/>
+        </w:rPr>
         <w:t>, and M. Long, "Autoformer: Decomposition transformers with auto-correlation for long-term series forecasting," in Advances in Neural Information Processing Systems (NeurIPS), 2021.</w:t>
       </w:r>
     </w:p>
@@ -12590,9 +15369,17 @@
         <w:pStyle w:val="references"/>
       </w:pPr>
       <w:r>
+        <w:rPr>
+          <w:noProof/>
+          <w:lang w:val="en-US" w:eastAsia="en-US"/>
+        </w:rPr>
         <w:t>T. Zhou, Z. Ma, Q. Wen, X. Wang, L. Sun, and R. Jin, "FEDformer: Frequency</w:t>
       </w:r>
       <w:r>
+        <w:rPr>
+          <w:noProof/>
+          <w:lang w:val="en-US" w:eastAsia="en-US"/>
+        </w:rPr>
         <w:t xml:space="preserve"> enhanced decomposed transformer for long-term series forecasting," in Proc. Int. Conf. Machine Learning (ICML), 2022.</w:t>
       </w:r>
     </w:p>
@@ -12601,9 +15388,17 @@
         <w:pStyle w:val="references"/>
       </w:pPr>
       <w:r>
+        <w:rPr>
+          <w:noProof/>
+          <w:lang w:val="en-US" w:eastAsia="en-US"/>
+        </w:rPr>
         <w:t>A. Zeng, M. Chen, L. Zhang, and Q. Xu, "Are transformers effective for time series forecasting?" in Proc. AAAI Conf. Artificial Intellige</w:t>
       </w:r>
       <w:r>
+        <w:rPr>
+          <w:noProof/>
+          <w:lang w:val="en-US" w:eastAsia="en-US"/>
+        </w:rPr>
         <w:t>nce, 2023, doi: 10.1609/aaai.v37i9.26317.</w:t>
       </w:r>
     </w:p>
@@ -12612,6 +15407,10 @@
         <w:pStyle w:val="references"/>
       </w:pPr>
       <w:r>
+        <w:rPr>
+          <w:noProof/>
+          <w:lang w:val="en-US" w:eastAsia="en-US"/>
+        </w:rPr>
         <w:t>Y. Nie, N. H. Nguyen, P. Sinthong, and J. Kalagnanam, "A time series is worth 64 words: Long-term forecasting with transformers," in Proc. Int. Conf. Learning Representations (ICLR), 2023.</w:t>
       </w:r>
     </w:p>
@@ -12620,9 +15419,17 @@
         <w:pStyle w:val="references"/>
       </w:pPr>
       <w:r>
+        <w:rPr>
+          <w:noProof/>
+          <w:lang w:val="en-US" w:eastAsia="en-US"/>
+        </w:rPr>
         <w:t xml:space="preserve">H. Wu, T. Hu, Y. Liu, H. </w:t>
       </w:r>
       <w:r>
+        <w:rPr>
+          <w:noProof/>
+          <w:lang w:val="en-US" w:eastAsia="en-US"/>
+        </w:rPr>
         <w:t>Zhou, J. Wang, and M. Long, "TimesNet: Temporal 2D-variation modeling for general time series analysis," in Proc. Int. Conf. Learning Representations (ICLR), 2023.</w:t>
       </w:r>
     </w:p>
@@ -12631,9 +15438,17 @@
         <w:pStyle w:val="references"/>
       </w:pPr>
       <w:r>
+        <w:rPr>
+          <w:noProof/>
+          <w:lang w:val="en-US" w:eastAsia="en-US"/>
+        </w:rPr>
         <w:t>Y. Liu, T. Hu, H. Zhang, H. Wu, S. Wang, L. Ma, and M. Long, "iTransformer: Inverted transfo</w:t>
       </w:r>
       <w:r>
+        <w:rPr>
+          <w:noProof/>
+          <w:lang w:val="en-US" w:eastAsia="en-US"/>
+        </w:rPr>
         <w:t>rmers are effective for time series forecasting," in Proc. Int. Conf. Learning Representations (ICLR), 2024.</w:t>
       </w:r>
     </w:p>
@@ -12642,9 +15457,17 @@
         <w:pStyle w:val="references"/>
       </w:pPr>
       <w:r>
+        <w:rPr>
+          <w:noProof/>
+          <w:lang w:val="en-US" w:eastAsia="en-US"/>
+        </w:rPr>
         <w:t xml:space="preserve">Q. Wen, T. Zhou, C. Zhang, W. Chen, Z. Ma, J. Yan, and L. Sun, "Transformers in time series: A survey," in Proc. Int. Joint Conf. </w:t>
       </w:r>
       <w:r>
+        <w:rPr>
+          <w:noProof/>
+          <w:lang w:val="en-US" w:eastAsia="en-US"/>
+        </w:rPr>
         <w:t>Artificial Intelligence (IJCAI), 2023.</w:t>
       </w:r>
     </w:p>
@@ -12653,6 +15476,10 @@
         <w:pStyle w:val="references"/>
       </w:pPr>
       <w:r>
+        <w:rPr>
+          <w:noProof/>
+          <w:lang w:val="en-US" w:eastAsia="en-US"/>
+        </w:rPr>
         <w:t>A. Das, W. Kong, R. Sen, and Y. Zhou, "A decoder-only foundation model for time-series forecasting," in Proc. Int. Conf. Machine Learning (ICML), 2024.</w:t>
       </w:r>
     </w:p>
@@ -12661,9 +15488,17 @@
         <w:pStyle w:val="references"/>
       </w:pPr>
       <w:r>
+        <w:rPr>
+          <w:noProof/>
+          <w:lang w:val="en-US" w:eastAsia="en-US"/>
+        </w:rPr>
         <w:t>A. F. Ansari et al., "Chronos: Learning the language of time seri</w:t>
       </w:r>
       <w:r>
+        <w:rPr>
+          <w:noProof/>
+          <w:lang w:val="en-US" w:eastAsia="en-US"/>
+        </w:rPr>
         <w:t>es," Transactions on Machine Learning Research, 2024.</w:t>
       </w:r>
     </w:p>
@@ -12672,6 +15507,10 @@
         <w:pStyle w:val="references"/>
       </w:pPr>
       <w:r>
+        <w:rPr>
+          <w:noProof/>
+          <w:lang w:val="en-US" w:eastAsia="en-US"/>
+        </w:rPr>
         <w:t>M. Goswami, K. Szafer, A. Choudhry, Y. Cai, S. Li, and A. Dubrawski, "MOMENT: A family of open time-series foundation models," in Proc. Int. Conf. Machine Learning (ICML), 2024.</w:t>
       </w:r>
     </w:p>
@@ -12680,9 +15519,17 @@
         <w:pStyle w:val="references"/>
       </w:pPr>
       <w:r>
+        <w:rPr>
+          <w:noProof/>
+          <w:lang w:val="en-US" w:eastAsia="en-US"/>
+        </w:rPr>
         <w:t>G. Woo, C. Liu, A. Kumar</w:t>
       </w:r>
       <w:r>
+        <w:rPr>
+          <w:noProof/>
+          <w:lang w:val="en-US" w:eastAsia="en-US"/>
+        </w:rPr>
         <w:t>, C. Xiong, S. Savarese, and D. Sahoo, "Unified training of universal time series forecasting transformers," in Proc. Int. Conf. Machine Learning (ICML), 2024.</w:t>
       </w:r>
     </w:p>
@@ -12691,9 +15538,17 @@
         <w:pStyle w:val="references"/>
       </w:pPr>
       <w:r>
+        <w:rPr>
+          <w:noProof/>
+          <w:lang w:val="en-US" w:eastAsia="en-US"/>
+        </w:rPr>
         <w:t>K. Rasul et al., "Lag-Llama: Towards foundation models for probabilistic time series forecasting</w:t>
       </w:r>
       <w:r>
+        <w:rPr>
+          <w:noProof/>
+          <w:lang w:val="en-US" w:eastAsia="en-US"/>
+        </w:rPr>
         <w:t>," 2024, arXiv:2310.08278.</w:t>
       </w:r>
     </w:p>
@@ -12702,9 +15557,17 @@
         <w:pStyle w:val="references"/>
       </w:pPr>
       <w:r>
+        <w:rPr>
+          <w:noProof/>
+          <w:lang w:val="en-US" w:eastAsia="en-US"/>
+        </w:rPr>
         <w:t>G. Lai, W.-C. Chang, Y. Yang, and H. Liu, "Modeling long- and short-term temporal patterns with deep neural networks," in Proc. 41st Int. ACM SIGIR Conf. Research &amp; Development in Information Retrieval, 2018, pp. 95-104, doi: 10.</w:t>
       </w:r>
       <w:r>
+        <w:rPr>
+          <w:noProof/>
+          <w:lang w:val="en-US" w:eastAsia="en-US"/>
+        </w:rPr>
         <w:t>1145/3209978.3210006.</w:t>
       </w:r>
     </w:p>
@@ -12713,6 +15576,10 @@
         <w:pStyle w:val="references"/>
       </w:pPr>
       <w:r>
+        <w:rPr>
+          <w:noProof/>
+          <w:lang w:val="en-US" w:eastAsia="en-US"/>
+        </w:rPr>
         <w:t>K. G. Olivares, C. Challu, F. Garza, M. Mergenthaler-Canseco, and A. Dubrawski, "NeuralForecast: User friendly state-of-the-art neural forecasting models," 2022. [Online]. Available: https://github.com/Nixtla/neuralforecast</w:t>
       </w:r>
     </w:p>
@@ -12721,9 +15588,17 @@
         <w:pStyle w:val="references"/>
       </w:pPr>
       <w:r>
+        <w:rPr>
+          <w:noProof/>
+          <w:lang w:val="en-US" w:eastAsia="en-US"/>
+        </w:rPr>
         <w:t xml:space="preserve">F. Garza, </w:t>
       </w:r>
       <w:r>
+        <w:rPr>
+          <w:noProof/>
+          <w:lang w:val="en-US" w:eastAsia="en-US"/>
+        </w:rPr>
         <w:t>M. Mergenthaler-Canseco, K. G. Olivares, and C. Challu, "StatsForecast: Lightning fast forecasting with statistical and econometric models," 2022. [Online]. Available: https://github.com/Nixtla/statsforecast</w:t>
       </w:r>
     </w:p>
@@ -12732,9 +15607,17 @@
         <w:pStyle w:val="references"/>
       </w:pPr>
       <w:r>
+        <w:rPr>
+          <w:noProof/>
+          <w:lang w:val="en-US" w:eastAsia="en-US"/>
+        </w:rPr>
         <w:t>S. Seabold and J. Perktold, "statsmodels: Econom</w:t>
       </w:r>
       <w:r>
+        <w:rPr>
+          <w:noProof/>
+          <w:lang w:val="en-US" w:eastAsia="en-US"/>
+        </w:rPr>
         <w:t>etric and statistical modeling with Python," in Proc. 9th Python in Science Conf. (SciPy), 2010, pp. 92-96.</w:t>
       </w:r>
     </w:p>
